--- a/por/docx/14.content.docx
+++ b/por/docx/14.content.docx
@@ -256,7 +256,7 @@
         <w:rPr>
           <w:lang w:val="pt_PT" w:bidi="pt_PT"/>
         </w:rPr>
-        <w:t xml:space="preserve"> Com toda a assembleia, dirigiu-se ao lugar sagrado no alto de Gibeom, pois ali estava o Tabernáculo que Moisés, servo do SENHOR, havia construído no deserto.</w:t>
+        <w:t xml:space="preserve"> Com toda a assembleia, dirigiu-se ao lugar sagrado no alto de Gibeom, pois ali estava o tabernáculo que Moisés, servo do SENHOR, havia construído no deserto.</w:t>
       </w:r>
     </w:p>
     <w:p>
@@ -319,7 +319,7 @@
         <w:rPr>
           <w:lang w:val="pt_PT" w:bidi="pt_PT"/>
         </w:rPr>
-        <w:t xml:space="preserve"> No Tabernáculo, Salomão apresentou ao SENHOR mil ofertas queimadas sobre o altar de bronze.</w:t>
+        <w:t xml:space="preserve"> No tabernáculo, Salomão apresentou ao SENHOR mil ofertas queimadas sobre o altar de bronze.</w:t>
       </w:r>
     </w:p>
     <w:p>
@@ -424,7 +424,7 @@
         <w:rPr>
           <w:lang w:val="pt_PT" w:bidi="pt_PT"/>
         </w:rPr>
-        <w:t xml:space="preserve"> Deus disse a Salomão: “Visto que esse foi o desejo do seu coração, e você não pediu riquezas, nem bens, nem honra, nem a morte dos seus inimigos, nem muitos anos de vida, mas solicitou sabedoria e conhecimento para governar o meu povo, sobre o qual eu o constituí rei,</w:t>
+        <w:t xml:space="preserve"> Deus disse a Salomão: “Visto que esse foi o desejo do seu coração, e você não pediu riquezas, nem bens, nem honra, nem a morte dos seus inimigos, nem muitos anos de vida, mas pediu sabedoria e conhecimento para governar o meu povo, sobre o qual eu o constituí rei,</w:t>
       </w:r>
     </w:p>
     <w:p>
@@ -466,7 +466,7 @@
         <w:rPr>
           <w:lang w:val="pt_PT" w:bidi="pt_PT"/>
         </w:rPr>
-        <w:t xml:space="preserve"> Então Salomão voltou de Gibeom, da presença da Tenda do Encontro, para Jerusalém, e passou a reinar sobre Israel.</w:t>
+        <w:t xml:space="preserve"> Então Salomão voltou de Gibeom, da presença da tenda do encontro, para Jerusalém, e passou a reinar sobre Israel.</w:t>
       </w:r>
     </w:p>
     <w:p>
@@ -487,7 +487,7 @@
         <w:rPr>
           <w:lang w:val="pt_PT" w:bidi="pt_PT"/>
         </w:rPr>
-        <w:t xml:space="preserve"> Salomão reuniu carros de guerra e cavalos; possuía mil e quatrocentos carros e doze mil cavalos, mantendo parte deles nas cidades de guarnição e parte junto de si, em Jerusalém.</w:t>
+        <w:t xml:space="preserve"> Salomão reuniu carros de guerra e cavalos; possuía 1.400 carros e 12 mil cavalos, mantendo parte deles nas cidades de guarnição e parte junto de si, em Jerusalém.</w:t>
       </w:r>
     </w:p>
     <w:p>
@@ -550,7 +550,7 @@
         <w:rPr>
           <w:lang w:val="pt_PT" w:bidi="pt_PT"/>
         </w:rPr>
-        <w:t xml:space="preserve"> Do Egito importavam um carro por sete quilos e duzentos gramas de prata, e um cavalo por um quilo e oitocentos gramas; depois, os exportavam para todos os reis dos hititas e dos arameus.</w:t>
+        <w:t xml:space="preserve"> Do Egito importavam um carro por 7,20 quilos de prata, e um cavalo por 1,80 quilo; depois, os exportavam para todos os reis dos hititas e dos sírios.</w:t>
       </w:r>
     </w:p>
     <w:p>
@@ -608,7 +608,7 @@
         <w:rPr>
           <w:lang w:val="pt_PT" w:bidi="pt_PT"/>
         </w:rPr>
-        <w:t xml:space="preserve"> Para isso, separou setenta mil homens para o transporte de materiais, oitenta mil para o corte de pedras nas regiões montanhosas e três mil e seiscentos para supervisionar o trabalho.</w:t>
+        <w:t xml:space="preserve"> Para isso, separou 70 mil homens para o transporte de materiais, 80 mil para o corte de pedras nas regiões montanhosas e 3.600 para supervisionar o trabalho.</w:t>
       </w:r>
     </w:p>
     <w:p>
@@ -629,7 +629,7 @@
         <w:rPr>
           <w:lang w:val="pt_PT" w:bidi="pt_PT"/>
         </w:rPr>
-        <w:t xml:space="preserve"> Em seguida, Salomão enviou uma mensagem a Hirão, rei de Tiro, dizendo: “Age comigo como fizeste com meu pai Davi, quando lhe forneceste madeira de cedro para a construção do palácio em que ele morou.</w:t>
+        <w:t xml:space="preserve"> Em seguida, Salomão enviou uma mensagem a Hirão, rei de Tiro, dizendo: “Aja comigo como o senhor fez com meu pai Davi, quando lhe forneceu madeira de cedro para a construção do palácio em que ele morou.</w:t>
       </w:r>
     </w:p>
     <w:p>
@@ -713,7 +713,7 @@
         <w:rPr>
           <w:lang w:val="pt_PT" w:bidi="pt_PT"/>
         </w:rPr>
-        <w:t xml:space="preserve"> Por isso, envia-me um homem habilidoso no trabalho com ouro, prata, bronze e ferro, bem como no uso de tecidos roxos, azuis e vermelhos, e que tenha experiência em entalhes, para atuar em Judá e em Jerusalém junto com os artesãos capacitados que meu pai Davi preparou.</w:t>
+        <w:t xml:space="preserve"> Mande-me, portanto, um artesão experiente que saiba trabalhar com ouro, prata, bronze e ferro, e que tenha habilidade para trabalhar com tecido roxo, azul e vermelho. Ele deve também saber fazer gravuras e trabalhar junto com os artesãos especializados que estão comigo em Judá e em Jerusalém, os quais meu pai Davi reuniu.</w:t>
       </w:r>
     </w:p>
     <w:p>
@@ -734,7 +734,7 @@
         <w:rPr>
           <w:lang w:val="pt_PT" w:bidi="pt_PT"/>
         </w:rPr>
-        <w:t xml:space="preserve"> Envia-me também do Líbano madeira de cedro, de pinho e de junípero, pois sei que os teus servos são experientes no corte dessas árvores. Os meus trabalhadores atuarão em conjunto com os teus,</w:t>
+        <w:t xml:space="preserve"> Envie-me também do Líbano madeira de cedro, de pinho e de junípero, pois sei que os seus servos são experientes no corte dessas árvores. Os meus trabalhadores atuarão em conjunto com os seus,</w:t>
       </w:r>
     </w:p>
     <w:p>
@@ -776,7 +776,7 @@
         <w:rPr>
           <w:lang w:val="pt_PT" w:bidi="pt_PT"/>
         </w:rPr>
-        <w:t xml:space="preserve"> Como provisão para os teus servos, os lenhadores, entregarei vinte mil tonéis de trigo, vinte mil tonéis de cevada, dois mil barris de vinho e dois mil barris de azeite”.</w:t>
+        <w:t xml:space="preserve"> Como provisão para os seus servos, os lenhadores, entregarei vinte mil tonéis de trigo, vinte mil tonéis de cevada, dois mil barris de vinho e dois mil barris de azeite”.</w:t>
       </w:r>
     </w:p>
     <w:p>
@@ -860,7 +860,7 @@
         <w:rPr>
           <w:lang w:val="pt_PT" w:bidi="pt_PT"/>
         </w:rPr>
-        <w:t xml:space="preserve"> Sua mãe era da tribo de Dã, e seu pai era natural de Tiro. Ele foi instruído no trabalho com ouro, prata, bronze e ferro, além de pedra, madeira, tecidos roxos, azuis e vermelhos, linho fino e todo tipo de entalhe. É capaz de executar qualquer tarefa que lhe for confiada e trabalhará junto com os teus artesãos e com os de meu senhor Davi, teu pai.</w:t>
+        <w:t xml:space="preserve"> Sua mãe era da tribo de Dã, e seu pai era natural de Tiro. Ele foi instruído no trabalho com ouro, prata, bronze e ferro, além de pedra, madeira, tecidos roxos, azuis e vermelhos, linho fino e todo tipo de entalhe. É capaz de executar qualquer tarefa que lhe for confiada e trabalhará junto com os seus artesãos e com os de meu senhor Davi, seu pai.</w:t>
       </w:r>
     </w:p>
     <w:p>
@@ -881,7 +881,7 @@
         <w:rPr>
           <w:lang w:val="pt_PT" w:bidi="pt_PT"/>
         </w:rPr>
-        <w:t xml:space="preserve"> Agora, que meu senhor envie aos seus servos o trigo, a cevada, o azeite e o vinho que prometeste,</w:t>
+        <w:t xml:space="preserve"> Agora, que meu senhor envie aos seus servos o trigo, a cevada, o azeite e o vinho que prometeu,</w:t>
       </w:r>
     </w:p>
     <w:p>
@@ -902,7 +902,7 @@
         <w:rPr>
           <w:lang w:val="pt_PT" w:bidi="pt_PT"/>
         </w:rPr>
-        <w:t xml:space="preserve"> e nós cortaremos do Líbano toda a madeira necessária, fazendo-a descer em jangadas pelo mar até Jope. Dali, poderás transportá-la para Jerusalém”.</w:t>
+        <w:t xml:space="preserve"> e nós cortaremos do Líbano toda a madeira necessária, fazendo-a descer em jangadas pelo mar até Jope. Dali, poderá transportá-la para Jerusalém”.</w:t>
       </w:r>
     </w:p>
     <w:p>
@@ -923,7 +923,7 @@
         <w:rPr>
           <w:lang w:val="pt_PT" w:bidi="pt_PT"/>
         </w:rPr>
-        <w:t xml:space="preserve"> Salomão realizou um recenseamento de todos os estrangeiros que residiam em Israel, seguindo o procedimento que seu pai Davi havia feito, e constatou-se que o total era de cento e cinquenta e três mil e seiscentos.</w:t>
+        <w:t xml:space="preserve"> Salomão realizou um recenseamento de todos os estrangeiros que residiam em Israel, seguindo o procedimento que seu pai Davi havia feito, e constatou-se que o total era de 153.600.</w:t>
       </w:r>
     </w:p>
     <w:p>
@@ -944,7 +944,7 @@
         <w:rPr>
           <w:lang w:val="pt_PT" w:bidi="pt_PT"/>
         </w:rPr>
-        <w:t xml:space="preserve"> Ele destinou setenta mil deles para o transporte de cargas, oitenta mil para o corte de pedras nas regiões montanhosas e três mil e seiscentos para atuar como supervisores, garantindo que o trabalho fosse mantido.</w:t>
+        <w:t xml:space="preserve"> Ele destinou 70 mil deles para o transporte de cargas, 80 mil para o corte de pedras nas regiões montanhosas e 3.600 para atuar como supervisores, garantindo que o trabalho fosse mantido.</w:t>
       </w:r>
     </w:p>
     <w:p>
@@ -981,7 +981,7 @@
         <w:rPr>
           <w:lang w:val="pt_PT" w:bidi="pt_PT"/>
         </w:rPr>
-        <w:t xml:space="preserve"> Salomão começou a edificar o templo do SENHOR em Jerusalém, sobre o monte Moriá, no lugar onde o SENHOR havia-se manifestado a Davi, seu pai, na eira de Araúna, o jebuseu, local que Davi havia providenciado.</w:t>
+        <w:t xml:space="preserve"> Salomão começou a edificar o templo do SENHOR em Jerusalém, sobre o monte Moriá, no lugar onde o SENHOR havia se manifestado a Davi, seu pai, na eira de Araúna, o jebuseu, local que Davi havia providenciado.</w:t>
       </w:r>
     </w:p>
     <w:p>
@@ -1023,7 +1023,7 @@
         <w:rPr>
           <w:lang w:val="pt_PT" w:bidi="pt_PT"/>
         </w:rPr>
-        <w:t xml:space="preserve"> Os alicerces que lançou para o templo do SENHOR tinham vinte e sete metros de comprimento e nove metros de largura, segundo a antiga medida.</w:t>
+        <w:t xml:space="preserve"> Os alicerces que lançou para o templo do SENHOR tinham 27 metros de comprimento e 9 metros de largura, segundo a antiga medida.</w:t>
       </w:r>
     </w:p>
     <w:p>
@@ -1128,7 +1128,7 @@
         <w:rPr>
           <w:lang w:val="pt_PT" w:bidi="pt_PT"/>
         </w:rPr>
-        <w:t xml:space="preserve"> Levantou o Lugar Santíssimo com nove metros de comprimento e nove metros de largura, igual à largura do templo, e forrou seu interior com vinte e uma toneladas de ouro puro.</w:t>
+        <w:t xml:space="preserve"> Levantou o Lugar Santíssimo com 9 metros de comprimento e 9 metros de largura, igual à largura do templo, e forrou seu interior com 21 toneladas de ouro puro.</w:t>
       </w:r>
     </w:p>
     <w:p>
@@ -1170,7 +1170,7 @@
         <w:rPr>
           <w:lang w:val="pt_PT" w:bidi="pt_PT"/>
         </w:rPr>
-        <w:t xml:space="preserve"> No Lugar Santíssimo talhou dois querubins e os revestiu de ouro.</w:t>
+        <w:t xml:space="preserve"> No Lugar Santíssimo talhou dois querubins e os revestiu de ouro,</w:t>
       </w:r>
     </w:p>
     <w:p>
@@ -1191,7 +1191,7 @@
         <w:rPr>
           <w:lang w:val="pt_PT" w:bidi="pt_PT"/>
         </w:rPr>
-        <w:t xml:space="preserve"> Com as asas abertas, a distância entre eles alcançava nove metros; cada asa media dois metros e vinte e cinco centímetros.</w:t>
+        <w:t xml:space="preserve"> com as asas abertas; a distância entre eles alcançava 9 metros; cada asa media 2,25 metros.</w:t>
       </w:r>
     </w:p>
     <w:p>
@@ -1275,7 +1275,7 @@
         <w:rPr>
           <w:lang w:val="pt_PT" w:bidi="pt_PT"/>
         </w:rPr>
-        <w:t xml:space="preserve"> Colocou diante do templo duas colunas que, juntas, somavam dezesseis metros de altura; sobre cada coluna assentou um capitel de dois metros e vinte e cinco centímetros.</w:t>
+        <w:t xml:space="preserve"> Colocou diante do templo duas colunas que, juntas, somavam 16 metros de altura; sobre cada coluna assentou um capitel de 2,25 metros.</w:t>
       </w:r>
     </w:p>
     <w:p>
@@ -1354,7 +1354,7 @@
         <w:rPr>
           <w:lang w:val="pt_PT" w:bidi="pt_PT"/>
         </w:rPr>
-        <w:t xml:space="preserve"> Salomão mandou também fazer um altar de bronze, medindo nove metros de comprimento, nove metros de largura e quatro metros e meio de altura.</w:t>
+        <w:t xml:space="preserve"> Salomão mandou também fazer um altar de bronze, medindo 9 metros de comprimento, 9 metros de largura e 4,5 metros de altura.</w:t>
       </w:r>
     </w:p>
     <w:p>
@@ -1375,7 +1375,7 @@
         <w:rPr>
           <w:lang w:val="pt_PT" w:bidi="pt_PT"/>
         </w:rPr>
-        <w:t xml:space="preserve"> Construiu um tanque de metal fundido, em forma circular, com quatro metros e meio de diâmetro e dois metros e vinte e cinco centímetros de altura; para medir sua circunferência usava-se um fio de treze metros e meio.</w:t>
+        <w:t xml:space="preserve"> Construiu um tanque de metal fundido, em forma circular, com 4,5 metros de diâmetro e 2,25 metros de altura; para medir sua circunferência usava-se um fio de 13,5 metros.</w:t>
       </w:r>
     </w:p>
     <w:p>
@@ -1438,7 +1438,7 @@
         <w:rPr>
           <w:lang w:val="pt_PT" w:bidi="pt_PT"/>
         </w:rPr>
-        <w:t xml:space="preserve"> O metal tinha espessura equivalente a quatro dedos, e a borda lembrava a de um cálice, com ornamento em forma de flor de lírio; sua capacidade alcançava sessenta e seis mil litros.</w:t>
+        <w:t xml:space="preserve"> O metal tinha espessura equivalente a quatro dedos, e a borda lembrava a de um cálice, com ornamento em forma de flor de lírio; sua capacidade alcançava sessenta mil litros.</w:t>
       </w:r>
     </w:p>
     <w:p>
@@ -1753,7 +1753,7 @@
         <w:rPr>
           <w:lang w:val="pt_PT" w:bidi="pt_PT"/>
         </w:rPr>
-        <w:t xml:space="preserve"> os candelabros de ouro puro com suas lâmpadas, para iluminarem diante do santuário interior, conforme fora determinado;</w:t>
+        <w:t xml:space="preserve"> os candelabros de ouro puro com suas lâmpadas, para iluminarem diante do santuário interior, conforme tinha sido determinado;</w:t>
       </w:r>
     </w:p>
     <w:p>
@@ -1895,7 +1895,7 @@
         <w:rPr>
           <w:lang w:val="pt_PT" w:bidi="pt_PT"/>
         </w:rPr>
-        <w:t xml:space="preserve"> Quando as autoridades de Israel chegaram, os levitas pegaram a arca.</w:t>
+        <w:t xml:space="preserve"> Quando as autoridades de Israel chegaram, os levitas pegaram a arca</w:t>
       </w:r>
     </w:p>
     <w:p>
@@ -2021,7 +2021,7 @@
         <w:rPr>
           <w:lang w:val="pt_PT" w:bidi="pt_PT"/>
         </w:rPr>
-        <w:t xml:space="preserve"> Na arca havia apenas as duas tábuas que Moisés colocara em Horebe, onde o SENHOR havia feito aliança com os israelitas depois da saída do Egito.</w:t>
+        <w:t xml:space="preserve"> Na arca havia apenas as duas tábuas que Moisés tinha colocado em Horebe, onde o SENHOR havia feito aliança com os israelitas depois da saída do Egito.</w:t>
       </w:r>
     </w:p>
     <w:p>
@@ -2063,7 +2063,7 @@
         <w:rPr>
           <w:lang w:val="pt_PT" w:bidi="pt_PT"/>
         </w:rPr>
-        <w:t xml:space="preserve"> Os levitas músicos — Asafe, Hemã, Jedutum, com seus filhos e parentes — posicionaram‑se a leste do altar, vestidos de linho fino, tocando címbalos, harpas e liras; e cento e vinte sacerdotes os acompanhavam, tocando cornetas.</w:t>
+        <w:t xml:space="preserve"> Os levitas músicos — Asafe, Hemã, Jedutum, com seus filhos e parentes — posicionaram‑se a leste do altar, vestidos de linho fino, tocando címbalos, harpas e liras; e 120 sacerdotes os acompanhavam, tocando cornetas.</w:t>
       </w:r>
     </w:p>
     <w:p>
@@ -2084,7 +2084,7 @@
         <w:rPr>
           <w:lang w:val="pt_PT" w:bidi="pt_PT"/>
         </w:rPr>
-        <w:t xml:space="preserve"> Os tocadores de cornetas e os cantores, em harmonia, renderam louvor e ação de graças ao SENHOR; ao som das cornetas, dos címbalos e de outros instrumentos, ergueram suas vozes em adoração ao SENHOR e cantaram: "Ele é bondoso; sua misericórdia permanece para sempre".</w:t>
+        <w:t xml:space="preserve"> Os tocadores de cornetas e os cantores, em harmonia, renderam louvor e ação de graças ao SENHOR; ao som das cornetas, dos címbalos e de outros instrumentos, ergueram a voz em adoração ao SENHOR e cantaram: “Ele é bondoso; sua misericórdia permanece para sempre”.</w:t>
       </w:r>
     </w:p>
     <w:p>
@@ -2142,7 +2142,7 @@
         <w:rPr>
           <w:lang w:val="pt_PT" w:bidi="pt_PT"/>
         </w:rPr>
-        <w:t xml:space="preserve"> Salomão exclamou: "SENHOR, tu declaraste que habitarias numa nuvem espessa!</w:t>
+        <w:t xml:space="preserve"> Salomão exclamou: “SENHOR, tu declaraste que habitarias numa nuvem espessa!</w:t>
       </w:r>
     </w:p>
     <w:p>
@@ -2163,7 +2163,7 @@
         <w:rPr>
           <w:lang w:val="pt_PT" w:bidi="pt_PT"/>
         </w:rPr>
-        <w:t xml:space="preserve"> De fato, eu lhe ergui um templo esplêndido, um lugar para que habites para sempre”.</w:t>
+        <w:t xml:space="preserve"> De fato, eu ergui para ti um templo esplêndido, um lugar para que habites para sempre”.</w:t>
       </w:r>
     </w:p>
     <w:p>
@@ -2205,7 +2205,7 @@
         <w:rPr>
           <w:lang w:val="pt_PT" w:bidi="pt_PT"/>
         </w:rPr>
-        <w:t xml:space="preserve"> Ele disse: "Bendito seja o SENHOR, Deus de Israel, que por suas mãos cumpriu o que havia prometido com sua própria boca a meu pai Davi, quando lhe falou:</w:t>
+        <w:t xml:space="preserve"> Ele disse: “Bendito seja o SENHOR, Deus de Israel, que por suas mãos cumpriu o que havia prometido com sua própria boca a meu pai Davi, quando lhe falou:</w:t>
       </w:r>
     </w:p>
     <w:p>
@@ -2247,7 +2247,7 @@
         <w:rPr>
           <w:lang w:val="pt_PT" w:bidi="pt_PT"/>
         </w:rPr>
-        <w:t xml:space="preserve"> Mas agora escolhi Jerusalém para que o meu nome ali esteja, e escolhi Davi para reinar sobre Israel, meu povo’”.</w:t>
+        <w:t xml:space="preserve"> Mas agora escolhi Jerusalém para que o meu nome ali esteja, e escolhi Davi para reinar sobre Israel, meu povo’.</w:t>
       </w:r>
     </w:p>
     <w:p>
@@ -2289,7 +2289,7 @@
         <w:rPr>
           <w:lang w:val="pt_PT" w:bidi="pt_PT"/>
         </w:rPr>
-        <w:t xml:space="preserve"> Porém o SENHOR lhe disse: 'Fizeste bem em desejar levantar um templo em honra do meu nome;</w:t>
+        <w:t xml:space="preserve"> Porém o SENHOR lhe disse: ‘Fizeste bem em desejar levantar um templo em honra do meu nome;</w:t>
       </w:r>
     </w:p>
     <w:p>
@@ -2310,7 +2310,7 @@
         <w:rPr>
           <w:lang w:val="pt_PT" w:bidi="pt_PT"/>
         </w:rPr>
-        <w:t xml:space="preserve"> contudo, não serás tu quem o erguerá, mas teu filho, que de ti procederá; ele edificará o templo em honra do meu nome'".</w:t>
+        <w:t xml:space="preserve"> contudo, não será você quem o erguerá, mas seu filho, que de você procederá; ele edificará o templo em honra do meu nome’.</w:t>
       </w:r>
     </w:p>
     <w:p>
@@ -2373,7 +2373,7 @@
         <w:rPr>
           <w:lang w:val="pt_PT" w:bidi="pt_PT"/>
         </w:rPr>
-        <w:t xml:space="preserve"> Depois Salomão posicionou-se diante do altar do SENHOR, diante de toda a assembleia de Israel, e ergueu as mãos para orar.</w:t>
+        <w:t xml:space="preserve"> Depois Salomão se posicionou diante do altar do SENHOR, diante de toda a assembleia de Israel, e ergueu as mãos para orar.</w:t>
       </w:r>
     </w:p>
     <w:p>
@@ -2415,7 +2415,7 @@
         <w:rPr>
           <w:lang w:val="pt_PT" w:bidi="pt_PT"/>
         </w:rPr>
-        <w:t xml:space="preserve"> E orou: "SENHOR, Deus de Israel, não há Deus como tu nos céus e na terra; tu conservas a tua aliança de amor com os teus servos que, de todo o coração, seguem a tua vontade.</w:t>
+        <w:t xml:space="preserve"> E orou: “SENHOR, Deus de Israel, não há Deus como tu nos céus e na terra; tu conservas a tua aliança de amor com os teus servos que, de todo o coração, seguem a tua vontade.</w:t>
       </w:r>
     </w:p>
     <w:p>
@@ -2457,7 +2457,7 @@
         <w:rPr>
           <w:lang w:val="pt_PT" w:bidi="pt_PT"/>
         </w:rPr>
-        <w:t xml:space="preserve"> Agora, SENHOR, Deus de Israel, cumpre a outra promessa que fizeste a teu servo Davi, meu pai, quando disseste: 'Diante de mim jamais faltará um descendente teu que se assente no trono de Israel, desde que seus filhos cuidem de obedecer plenamente à minha lei, como tu tens obedecido’.</w:t>
+        <w:t xml:space="preserve"> Agora, SENHOR, Deus de Israel, cumpre a outra promessa que fizeste a teu servo Davi, meu pai, quando disseste: ‘Diante de mim jamais faltará um descendente seu que se assente no trono de Israel, desde que seus filhos cuidem de obedecer plenamente à minha lei, como você tem obedecido’.</w:t>
       </w:r>
     </w:p>
     <w:p>
@@ -2583,7 +2583,7 @@
         <w:rPr>
           <w:lang w:val="pt_PT" w:bidi="pt_PT"/>
         </w:rPr>
-        <w:t xml:space="preserve"> Se alguém pecar contra o seu próximo e tiver de jurar, e vier jurar junto ao altar do SENHOR neste templo,</w:t>
+        <w:t xml:space="preserve"> Se alguém pecar contra o seu próximo e tiver de jurar inocência, e vier jurar junto ao altar do SENHOR neste templo,</w:t>
       </w:r>
     </w:p>
     <w:p>
@@ -2604,7 +2604,7 @@
         <w:rPr>
           <w:lang w:val="pt_PT" w:bidi="pt_PT"/>
         </w:rPr>
-        <w:t xml:space="preserve"> atende do céu e age. Julga os teus servos; faze que o culpado sofra a consequência de sua ação, fazendo recair sobre ele o que lhe cabe, e declara livre de culpa o inocente, devolvendo-lhe o que lhe é devido.</w:t>
+        <w:t xml:space="preserve"> atende do céu e age. Julga os teus servos; faz que o culpado sofra a consequência de sua ação, fazendo recair sobre ele o que lhe cabe, e declara livre de culpa o inocente, devolvendo-lhe o que lhe é devido.</w:t>
       </w:r>
     </w:p>
     <w:p>
@@ -2730,7 +2730,7 @@
         <w:rPr>
           <w:lang w:val="pt_PT" w:bidi="pt_PT"/>
         </w:rPr>
-        <w:t xml:space="preserve"> escuta as orações que partem deste lugar: se um israelita, tomado pela dor e pela perda, estender as mãos para o templo e orar,</w:t>
+        <w:t xml:space="preserve"> escuta as orações que partem deste lugar: se um israelita, ou todo o teu povo Israel, tomado pela dor e pela perda, estender as mãos para o templo e orar,</w:t>
       </w:r>
     </w:p>
     <w:p>
@@ -2814,7 +2814,7 @@
         <w:rPr>
           <w:lang w:val="pt_PT" w:bidi="pt_PT"/>
         </w:rPr>
-        <w:t xml:space="preserve"> escuta‑os do céu e atende aos seus pedidos, para que todos os povos saibam quem és, te temam como Israel te teme e reconheçam que este templo foi erguido em teu nome".</w:t>
+        <w:t xml:space="preserve"> escuta‑os do céu e atende aos seus pedidos, para que todos os povos saibam quem és, te temam como Israel te teme e reconheçam que este templo foi erguido em teu nome.</w:t>
       </w:r>
     </w:p>
     <w:p>
@@ -2877,7 +2877,7 @@
         <w:rPr>
           <w:lang w:val="pt_PT" w:bidi="pt_PT"/>
         </w:rPr>
-        <w:t xml:space="preserve"> Se vierem a pecar e, por tua justa ira, forem derrotados e levados cativos para terras próximas ou longínquas,</w:t>
+        <w:t xml:space="preserve"> Se vierem a pecar contra ti — pois não há ninguém que não peque — e, por tua justa ira, forem derrotados e levados cativos para terras próximas ou longínquas,</w:t>
       </w:r>
     </w:p>
     <w:p>
@@ -2898,7 +2898,7 @@
         <w:rPr>
           <w:lang w:val="pt_PT" w:bidi="pt_PT"/>
         </w:rPr>
-        <w:t xml:space="preserve"> e ali se arrependerem e orarem, confessando: "Pecamos e fomos rebeldes", atende‑os desde os céus e perdoa‑os.</w:t>
+        <w:t xml:space="preserve"> e ali se arrependerem e orarem, confessando: ‘Pecamos e fomos rebeldes’, atende‑os desde os céus e perdoa‑os.</w:t>
       </w:r>
     </w:p>
     <w:p>
@@ -2940,7 +2940,7 @@
         <w:rPr>
           <w:lang w:val="pt_PT" w:bidi="pt_PT"/>
         </w:rPr>
-        <w:t xml:space="preserve"> atende às suas orações desde o teu lar nos céus; perdoa‑lhes e dá‑lhes vitória sobre os seus adversários.</w:t>
+        <w:t xml:space="preserve"> atende às suas orações desde o teu lar nos céus; perdoa‑lhes e faz com que seus adversários tenham compaixão deles.</w:t>
       </w:r>
     </w:p>
     <w:p>
@@ -2982,7 +2982,7 @@
         <w:rPr>
           <w:lang w:val="pt_PT" w:bidi="pt_PT"/>
         </w:rPr>
-        <w:t xml:space="preserve"> Levanta‑te, ó SENHOR, e volta ao teu repouso, trazendo contigo a arca do teu poder. Que os teus sacerdotes vivam segundo a tua vontade e que o povo se alegre por causa da tua bondade.</w:t>
+        <w:t xml:space="preserve"> Levanta‑te, ó SENHOR, e volta ao teu repouso, trazendo contigo a arca do teu poder. Que os teus sacerdotes sejam revestidos de salvação e que o teu povo se alegre por causa da tua bondade.</w:t>
       </w:r>
     </w:p>
     <w:p>
@@ -3003,7 +3003,7 @@
         <w:rPr>
           <w:lang w:val="pt_PT" w:bidi="pt_PT"/>
         </w:rPr>
-        <w:t xml:space="preserve"> Ó Senhor Deus, não abandones o seu ungido; lembra‑te do amor prometido a Davi, teu servo".</w:t>
+        <w:t xml:space="preserve"> Ó Senhor Deus, não abandones o teu ungido; lembra‑te do amor prometido a Davi, teu servo”.</w:t>
       </w:r>
     </w:p>
     <w:p>
@@ -3082,7 +3082,7 @@
         <w:rPr>
           <w:lang w:val="pt_PT" w:bidi="pt_PT"/>
         </w:rPr>
-        <w:t xml:space="preserve"> Ao verem o fogo descendo do céu e a glória do SENHOR sobre o templo, todos os israelitas se ajoelharam no chão, com o rosto voltado para a terra; adoraram e agradeceram ao SENHOR, dizendo: "Ele é bom; o seu amor nunca acaba".</w:t>
+        <w:t xml:space="preserve"> Ao verem o fogo descendo do céu e a glória do SENHOR sobre o templo, todos os israelitas se ajoelharam no chão, com o rosto voltado para a terra; adoraram e agradeceram ao SENHOR, dizendo: “Ele é bom; o seu amor nunca acaba”.</w:t>
       </w:r>
     </w:p>
     <w:p>
@@ -3124,7 +3124,7 @@
         <w:rPr>
           <w:lang w:val="pt_PT" w:bidi="pt_PT"/>
         </w:rPr>
-        <w:t xml:space="preserve"> Salomão ofereceu vinte e dois mil bois e cento e vinte mil ovelhas. Assim, o rei e o povo dedicaram o templo ao serviço de Deus.</w:t>
+        <w:t xml:space="preserve"> Salomão ofereceu 22 mil bois e 120 mil ovelhas. Assim, o rei e o povo dedicaram o templo ao serviço de Deus.</w:t>
       </w:r>
     </w:p>
     <w:p>
@@ -3271,7 +3271,7 @@
         <w:rPr>
           <w:lang w:val="pt_PT" w:bidi="pt_PT"/>
         </w:rPr>
-        <w:t xml:space="preserve"> Então, durante a noite, o SENHOR lhe apareceu e disse: "Ouvi a sua oração e escolhi este templo como o lugar destinado à apresentação de sacrifícios.</w:t>
+        <w:t xml:space="preserve"> Então, durante a noite, o SENHOR lhe apareceu e disse: “Ouvi a sua oração e escolhi este templo como o lugar destinado à apresentação de sacrifícios.</w:t>
       </w:r>
     </w:p>
     <w:p>
@@ -3355,7 +3355,7 @@
         <w:rPr>
           <w:lang w:val="pt_PT" w:bidi="pt_PT"/>
         </w:rPr>
-        <w:t xml:space="preserve"> Pois escolhi e consagrei este templo para que o meu nome permaneça ali para sempre; meus olhos e meu coração estarão sempre aqui.</w:t>
+        <w:t xml:space="preserve"> Pois escolhi e consagrei este templo para que o meu nome permaneça nele para sempre; meus olhos e meu coração estarão sempre aqui.</w:t>
       </w:r>
     </w:p>
     <w:p>
@@ -3460,7 +3460,7 @@
         <w:rPr>
           <w:lang w:val="pt_PT" w:bidi="pt_PT"/>
         </w:rPr>
-        <w:t xml:space="preserve"> Em vez de se tornar um lugar admirado, todos os que passarem por este templo, hoje tão grandioso, ficarão espantados com o que verão e perguntarão: “Por que o SENHOR fez algo tão terrível com esta terra e com este templo?”.</w:t>
+        <w:t xml:space="preserve"> Em vez de se tornar um lugar admirado, todos os que passarem por este templo, hoje tão grandioso, ficarão espantados com o que verão e perguntarão: ‘Por que o SENHOR fez algo tão terrível com esta terra e com este templo?’.</w:t>
       </w:r>
     </w:p>
     <w:p>
@@ -3707,7 +3707,7 @@
         <w:rPr>
           <w:lang w:val="pt_PT" w:bidi="pt_PT"/>
         </w:rPr>
-        <w:t xml:space="preserve"> Os principais administradores do rei Salomão também eram israelitas, duzentos e cinquenta ao todo, responsáveis por supervisionar os trabalhadores.</w:t>
+        <w:t xml:space="preserve"> Os principais administradores do rei Salomão também eram israelitas, 250 ao todo, responsáveis por supervisionar os trabalhadores.</w:t>
       </w:r>
     </w:p>
     <w:p>
@@ -3728,7 +3728,7 @@
         <w:rPr>
           <w:lang w:val="pt_PT" w:bidi="pt_PT"/>
         </w:rPr>
-        <w:t xml:space="preserve"> Salomão transferiu a filha do faraó da Cidade de Davi para o palácio que havia construído para ela, pois declarou: "Minha esposa não deve morar no palácio de Davi, rei de Israel, porque os lugares por onde a arca do SENHOR passou são santos".</w:t>
+        <w:t xml:space="preserve"> Salomão transferiu a filha do faraó da Cidade de Davi para o palácio que havia construído para ela, pois declarou: “Minha esposa não deve morar no palácio de Davi, rei de Israel, porque os lugares por onde a arca do SENHOR passou são santos”.</w:t>
       </w:r>
     </w:p>
     <w:p>
@@ -3770,7 +3770,7 @@
         <w:rPr>
           <w:lang w:val="pt_PT" w:bidi="pt_PT"/>
         </w:rPr>
-        <w:t xml:space="preserve"> Ele seguiu as orientações dadas por Moisés quanto às ofertas diárias, aos sábados, às luas novas e às três festas do ano: a festa dos pães sem fermento, a festa das semanas e a festa das cabanas.</w:t>
+        <w:t xml:space="preserve"> Ele seguiu as orientações dadas por Moisés quanto às ofertas diárias, aos sábados, às luas novas e às três festas do ano: a Festa dos Pães sem Fermento, a Festa das Semanas e a Festa das Cabanas.</w:t>
       </w:r>
     </w:p>
     <w:p>
@@ -3875,7 +3875,7 @@
         <w:rPr>
           <w:lang w:val="pt_PT" w:bidi="pt_PT"/>
         </w:rPr>
-        <w:t xml:space="preserve"> Hirão enviou navios sob o comando de seus próprios marinheiros, homens experientes na navegação. Eles viajaram com os marinheiros de Salomão até Ofir e de lá trouxeram quinze toneladas e setecentos e cinquenta quilos de ouro para o rei Salomão.</w:t>
+        <w:t xml:space="preserve"> Hirão enviou navios sob o comando de seus próprios marinheiros, homens experientes na navegação. Eles viajaram com os marinheiros de Salomão até Ofir e de lá trouxeram 15.750 quilos de ouro para o rei Salomão.</w:t>
       </w:r>
     </w:p>
     <w:p>
@@ -3975,7 +3975,7 @@
         <w:rPr>
           <w:lang w:val="pt_PT" w:bidi="pt_PT"/>
         </w:rPr>
-        <w:t xml:space="preserve"> os alimentos servidos à sua mesa, a organização dos seus oficiais, os servos e copeiros com suas vestes, e os sacrifícios queimados que ele oferecia no templo do SENHOR, ficou profundamente admirada.</w:t>
+        <w:t xml:space="preserve"> e como havia abundância de alimentos nas suas mesas; quando viu o lugar dos oficiais, dos empregados e copeiros, e a beleza dos seus uniformes, e a escadaria pela qual ele subia ao templo do SENHOR, ficou impressionada com o que estava vendo.</w:t>
       </w:r>
     </w:p>
     <w:p>
@@ -3996,7 +3996,7 @@
         <w:rPr>
           <w:lang w:val="pt_PT" w:bidi="pt_PT"/>
         </w:rPr>
-        <w:t xml:space="preserve"> Então ela disse ao rei: "Tudo o que ouvi em minha terra sobre teus feitos e sobre tua sabedoria era verdadeiro.</w:t>
+        <w:t xml:space="preserve"> Então ela disse ao rei: “Tudo o que ouvi em minha terra sobre seus feitos e sobre sua sabedoria era verdadeiro.</w:t>
       </w:r>
     </w:p>
     <w:p>
@@ -4017,7 +4017,7 @@
         <w:rPr>
           <w:lang w:val="pt_PT" w:bidi="pt_PT"/>
         </w:rPr>
-        <w:t xml:space="preserve"> Eu não acreditava plenamente até ver com meus próprios olhos. Na verdade, não me contaram nem metade da grandeza da tua sabedoria; tu superas tudo o que ouvi.</w:t>
+        <w:t xml:space="preserve"> Eu não acreditava plenamente até ver com meus próprios olhos. Na verdade, não me contaram nem metade da grandeza da sua sabedoria; você supera tudo o que ouvi.</w:t>
       </w:r>
     </w:p>
     <w:p>
@@ -4038,7 +4038,7 @@
         <w:rPr>
           <w:lang w:val="pt_PT" w:bidi="pt_PT"/>
         </w:rPr>
-        <w:t xml:space="preserve"> Como são felizes os homens da tua corte, que permanecem sempre diante de ti e escutam a tua sabedoria!".</w:t>
+        <w:t xml:space="preserve"> Como são felizes os homens da sua corte, que permanecem sempre diante de você e escutam a sua sabedoria!”.</w:t>
       </w:r>
     </w:p>
     <w:p>
@@ -4059,7 +4059,7 @@
         <w:rPr>
           <w:lang w:val="pt_PT" w:bidi="pt_PT"/>
         </w:rPr>
-        <w:t xml:space="preserve"> E acrescentou: "Bendito seja o SENHOR, teu Deus, que se agradou de ti e te colocou no seu trono para governar em nome do SENHOR, teu Deus. Por causa do amor do teu Deus por Israel e do seu desejo de preservá-lo para sempre, ele te fez rei, para praticar a justiça e a retidão”.</w:t>
+        <w:t xml:space="preserve"> E acrescentou: “Bendito seja o SENHOR, o seu Deus! Ele se agradou de você e o colocou no trono dele, para ser rei para o SENHOR, o seu Deus. Por causa do amor dele por Israel e do desejo de preservá-lo para sempre, ele fez de você um rei que pratica a justiça e a retidão”.</w:t>
       </w:r>
     </w:p>
     <w:p>
@@ -4080,7 +4080,7 @@
         <w:rPr>
           <w:lang w:val="pt_PT" w:bidi="pt_PT"/>
         </w:rPr>
-        <w:t xml:space="preserve"> Então ela entregou ao rei quatro toneladas e duzentos quilos de ouro, além de grande quantidade de especiarias e pedras preciosas. Nunca se viu tantas especiarias como as que a rainha de Sabá deu ao rei Salomão.</w:t>
+        <w:t xml:space="preserve"> Então ela entregou ao rei 4.200 quilos de ouro, além de grande quantidade de especiarias e pedras preciosas. Nunca se viu tantas especiarias como as que a rainha de Sabá deu ao rei Salomão.</w:t>
       </w:r>
     </w:p>
     <w:p>
@@ -4164,7 +4164,7 @@
         <w:rPr>
           <w:lang w:val="pt_PT" w:bidi="pt_PT"/>
         </w:rPr>
-        <w:t xml:space="preserve"> O peso do ouro que Salomão recebia todos os anos era de vinte e três toneladas e trezentos quilos,</w:t>
+        <w:t xml:space="preserve"> O peso do ouro que Salomão recebia todos os anos era de 23.300 quilos,</w:t>
       </w:r>
     </w:p>
     <w:p>
@@ -4206,7 +4206,7 @@
         <w:rPr>
           <w:lang w:val="pt_PT" w:bidi="pt_PT"/>
         </w:rPr>
-        <w:t xml:space="preserve"> O rei Salomão mandou fazer duzentos escudos grandes de ouro batido, usando três quilos e seiscentos gramas de ouro em cada um.</w:t>
+        <w:t xml:space="preserve"> O rei Salomão usou parte do ouro batido para fazer duzentos escudos grandes, cada um deles pesando cerca de sete quilos de ouro.</w:t>
       </w:r>
     </w:p>
     <w:p>
@@ -4227,7 +4227,7 @@
         <w:rPr>
           <w:lang w:val="pt_PT" w:bidi="pt_PT"/>
         </w:rPr>
-        <w:t xml:space="preserve"> Também mandou fazer trezentos escudos menores de ouro batido, com um quilo e oitocentos gramas de ouro em cada escudo. O rei os colocou no Palácio da Floresta do Líbano.</w:t>
+        <w:t xml:space="preserve"> Também fez 300 escudos menores de ouro batido, cada um deles pesando cerca de 3,5 quilos de ouro. O rei colocou esses escudos no Palácio da Floresta do Líbano.</w:t>
       </w:r>
     </w:p>
     <w:p>
@@ -4642,7 +4642,7 @@
         <w:rPr>
           <w:lang w:val="pt_PT" w:bidi="pt_PT"/>
         </w:rPr>
-        <w:t xml:space="preserve"> "Teu pai colocou sobre nós uma carga muito pesada. Agora, torna mais leve o trabalho duro e o peso que ele nos deixou, e nós serviremos a ti”.</w:t>
+        <w:t xml:space="preserve"> "Seu pai colocou sobre nós uma carga muito pesada. Agora, torne mais leve o trabalho duro e o peso que ele nos deixou, e nós serviremos a você”.</w:t>
       </w:r>
     </w:p>
     <w:p>
@@ -4663,7 +4663,7 @@
         <w:rPr>
           <w:lang w:val="pt_PT" w:bidi="pt_PT"/>
         </w:rPr>
-        <w:t xml:space="preserve"> Roboão respondeu: "Voltem a mim depois de três dias”. Então o povo se retirou.</w:t>
+        <w:t xml:space="preserve"> Roboão respondeu: “Voltem a mim depois de três dias”. Então o povo se retirou.</w:t>
       </w:r>
     </w:p>
     <w:p>
@@ -4684,7 +4684,7 @@
         <w:rPr>
           <w:lang w:val="pt_PT" w:bidi="pt_PT"/>
         </w:rPr>
-        <w:t xml:space="preserve"> Em seguida, o rei Roboão pediu conselho aos líderes que tinham servido a seu pai Salomão enquanto ele vivia, dizendo: "Como vocês me aconselham a responder a este povo?".</w:t>
+        <w:t xml:space="preserve"> Em seguida, o rei Roboão pediu conselho aos líderes que tinham servido a seu pai Salomão enquanto ele vivia, dizendo: “Como vocês me aconselham a responder a este povo?”.</w:t>
       </w:r>
     </w:p>
     <w:p>
@@ -4705,7 +4705,7 @@
         <w:rPr>
           <w:lang w:val="pt_PT" w:bidi="pt_PT"/>
         </w:rPr>
-        <w:t xml:space="preserve"> Eles responderam: "Se hoje tu fores bondoso com este povo, se os tratares bem e lhes deres uma resposta favorável, eles serão teus servos para sempre”.</w:t>
+        <w:t xml:space="preserve"> Eles responderam: “Se hoje você for bondoso com este povo, se os tratar bem e lhes der uma resposta favorável, eles serão seus servos para sempre”.</w:t>
       </w:r>
     </w:p>
     <w:p>
@@ -4747,7 +4747,7 @@
         <w:rPr>
           <w:lang w:val="pt_PT" w:bidi="pt_PT"/>
         </w:rPr>
-        <w:t xml:space="preserve"> Ele perguntou: “Qual é o conselho de vocês? Como devemos responder a este povo que me diz: ‘Alivia o peso que teu pai colocou sobre nós’?”.</w:t>
+        <w:t xml:space="preserve"> Ele perguntou: “Qual é o conselho de vocês? Como devemos responder a este povo que me diz: ‘Alivie o peso que seu pai colocou sobre nós’?”.</w:t>
       </w:r>
     </w:p>
     <w:p>
@@ -4768,7 +4768,7 @@
         <w:rPr>
           <w:lang w:val="pt_PT" w:bidi="pt_PT"/>
         </w:rPr>
-        <w:t xml:space="preserve"> Os jovens que haviam crescido com ele responderam: "A este povo que te disse: ‘Teu pai colocou sobre nós um fardo pesado; deixa isso mais leve’, tu dirás: ‘Meu dedo mínimo é mais grosso do que a cintura do meu pai.</w:t>
+        <w:t xml:space="preserve"> Os jovens que haviam crescido com ele responderam: “A este povo que disse a você: ‘Seu pai colocou sobre nós um fardo pesado; alivie e seja menos exigente’, você dirá: ‘Meu dedo mínimo é mais grosso do que os lombos do meu pai.</w:t>
       </w:r>
     </w:p>
     <w:p>
@@ -4789,7 +4789,7 @@
         <w:rPr>
           <w:lang w:val="pt_PT" w:bidi="pt_PT"/>
         </w:rPr>
-        <w:t xml:space="preserve"> Meu pai colocou sobre vocês um peso grande; eu aumentarei esse peso. Meu pai castigou vocês com chicotes comuns; eu castigarei com chicotes pontiagudos’”.</w:t>
+        <w:t xml:space="preserve"> Meu pai colocou sobre vocês um peso grande; eu aumentarei esse peso. Meu pai castigou vocês com chicotes comuns; eu castigarei com chicotes de ‘escorpiões’”.</w:t>
       </w:r>
     </w:p>
     <w:p>
@@ -4810,7 +4810,7 @@
         <w:rPr>
           <w:lang w:val="pt_PT" w:bidi="pt_PT"/>
         </w:rPr>
-        <w:t xml:space="preserve"> Três dias depois, Jeroboão e todo o povo voltaram a Roboão, conforme o rei tinha dito: "Voltem a mim depois de três dias”.</w:t>
+        <w:t xml:space="preserve"> Três dias depois, Jeroboão e todo o povo voltaram a Roboão, conforme o rei tinha dito: “Voltem a mim depois de três dias”.</w:t>
       </w:r>
     </w:p>
     <w:p>
@@ -4831,7 +4831,7 @@
         <w:rPr>
           <w:lang w:val="pt_PT" w:bidi="pt_PT"/>
         </w:rPr>
-        <w:t xml:space="preserve"> Mas o rei respondeu ao povo com dureza. Ele rejeitou o conselho que os líderes lhe haviam dado</w:t>
+        <w:t xml:space="preserve"> Mas o rei respondeu ao povo com dureza. Ele rejeitou o conselho que os líderes lhe tinham dado</w:t>
       </w:r>
     </w:p>
     <w:p>
@@ -4852,7 +4852,7 @@
         <w:rPr>
           <w:lang w:val="pt_PT" w:bidi="pt_PT"/>
         </w:rPr>
-        <w:t xml:space="preserve"> e seguiu a orientação dos jovens, dizendo: "Meu pai fez pesado o peso de vocês; eu o deixarei ainda mais pesado. Meu pai castigou vocês com chicotes comuns; eu castigarei com chicotes pontiagudos”.</w:t>
+        <w:t xml:space="preserve"> e seguiu a orientação dos jovens, dizendo: “Meu pai colocou sobre vocês um peso grande; eu aumentarei esse peso. Meu pai castigou vocês com chicotes comuns; eu castigarei com chicotes de ‘escorpiões’”.</w:t>
       </w:r>
     </w:p>
     <w:p>
@@ -4873,7 +4873,7 @@
         <w:rPr>
           <w:lang w:val="pt_PT" w:bidi="pt_PT"/>
         </w:rPr>
-        <w:t xml:space="preserve"> O rei não deu ouvidos ao povo, porque essa mudança vinha da parte de Deus, para se cumprir a palavra que o SENHOR tinha falado a Jeroboão, filho de Nebate, por meio de Aías, o silonita.</w:t>
+        <w:t xml:space="preserve"> O rei não deu ouvidos ao povo, porque essa decisão vinha da parte de Deus, para se cumprir a palavra que o SENHOR tinha falado a Jeroboão, filho de Nebate, por meio de Aías, o silonita.</w:t>
       </w:r>
     </w:p>
     <w:p>
@@ -4894,7 +4894,7 @@
         <w:rPr>
           <w:lang w:val="pt_PT" w:bidi="pt_PT"/>
         </w:rPr>
-        <w:t xml:space="preserve"> Quando todo o Israel viu que o rei não quis ouvi-los, responderam ao rei: "Que parte nós temos com Davi? Que ligação temos com o filho de Jessé? Cada um para sua tenda, ó Israel! Agora, cuide da sua própria casa, ó Davi!" Então os israelitas voltaram para suas casas.</w:t>
+        <w:t xml:space="preserve"> Quando todo o Israel viu que o rei não quis ouvi-lo, respondeu ao rei: “Que parte nós temos com Davi? Que ligação temos com o filho de Jessé? Cada um para sua tenda, ó Israel! Agora, cuide da sua própria casa, ó Davi!”. Então os israelitas voltaram para suas casas.</w:t>
       </w:r>
     </w:p>
     <w:p>
@@ -4994,7 +4994,7 @@
         <w:rPr>
           <w:lang w:val="pt_PT" w:bidi="pt_PT"/>
         </w:rPr>
-        <w:t xml:space="preserve"> Quando Roboão chegou a Jerusalém, reuniu cento e oitenta mil homens prontos para a batalha, das tribos de Judá e de Benjamim, para lutar contra Israel e trazer o reino de volta para Roboão.</w:t>
+        <w:t xml:space="preserve"> Quando Roboão chegou a Jerusalém, reuniu 180 mil homens prontos para a batalha, das tribos de Judá e de Benjamim, para lutar contra Israel e trazer o reino de volta para Roboão.</w:t>
       </w:r>
     </w:p>
     <w:p>
@@ -5036,7 +5036,7 @@
         <w:rPr>
           <w:lang w:val="pt_PT" w:bidi="pt_PT"/>
         </w:rPr>
-        <w:t xml:space="preserve"> "Vá e fale com Roboão, filho de Salomão, rei de Judá, e com todo o povo de Judá e de Benjamim:</w:t>
+        <w:t xml:space="preserve"> "Vá e fale com Roboão, filho de Salomão, rei de Judá, e com todo Israel que está em Judá e Benjamim:</w:t>
       </w:r>
     </w:p>
     <w:p>
@@ -5057,7 +5057,7 @@
         <w:rPr>
           <w:lang w:val="pt_PT" w:bidi="pt_PT"/>
         </w:rPr>
-        <w:t xml:space="preserve"> ‘Assim diz o SENHOR: não saiam para guerrear contra seus irmãos. Voltem todos para casa, porque fui eu que permiti que isso acontecesse’”. Então eles obedeceram à palavra do SENHOR e pararam de ir contra Jeroboão.</w:t>
+        <w:t xml:space="preserve"> ‘Assim diz o SENHOR: Não saiam para guerrear contra seus irmãos. Voltem todos para casa, porque fui eu que fiz isso acontecer’”. Então eles obedeceram à palavra do SENHOR e pararam de ir contra Jeroboão.</w:t>
       </w:r>
     </w:p>
     <w:p>
@@ -5078,7 +5078,7 @@
         <w:rPr>
           <w:lang w:val="pt_PT" w:bidi="pt_PT"/>
         </w:rPr>
-        <w:t xml:space="preserve"> Roboão ficou morando em Jerusalém e restaurou algumas cidades para proteger Judá. Estas foram:</w:t>
+        <w:t xml:space="preserve"> Roboão ficou morando em Jerusalém e construiu cidades fortificadas para proteger Judá. Estas foram:</w:t>
       </w:r>
     </w:p>
     <w:p>
@@ -5162,7 +5162,7 @@
         <w:rPr>
           <w:lang w:val="pt_PT" w:bidi="pt_PT"/>
         </w:rPr>
-        <w:t xml:space="preserve"> Adoraim, Láquis e Azeca;</w:t>
+        <w:t xml:space="preserve"> Adoraim, Laquis e Azeca;</w:t>
       </w:r>
     </w:p>
     <w:p>
@@ -5225,7 +5225,7 @@
         <w:rPr>
           <w:lang w:val="pt_PT" w:bidi="pt_PT"/>
         </w:rPr>
-        <w:t xml:space="preserve"> Também guardou escudos grandes e lanças em todas essas cidades, deixando-as muito seguras. Assim, Judá e Benjamim continuaram sob sua autoridade.</w:t>
+        <w:t xml:space="preserve"> Também guardou escudos grandes e lanças em todas essas cidades, deixando-as muito seguras. Assim, ele manteve Judá e Benjamim sob seu controle.</w:t>
       </w:r>
     </w:p>
     <w:p>
@@ -5267,7 +5267,7 @@
         <w:rPr>
           <w:lang w:val="pt_PT" w:bidi="pt_PT"/>
         </w:rPr>
-        <w:t xml:space="preserve"> Os levitas até deixaram suas pastagens e seus bens e foram para Judá e Jerusalém, porque Jeroboão e seus filhos os afastaram do serviço como sacerdotes do SENHOR,</w:t>
+        <w:t xml:space="preserve"> Os levitas até deixaram suas pastagens e seus bens e foram para Judá e Jerusalém, porque Jeroboão e seus filhos os afastaram do serviço como sacerdotes do SENHOR</w:t>
       </w:r>
     </w:p>
     <w:p>
@@ -5414,7 +5414,7 @@
         <w:rPr>
           <w:lang w:val="pt_PT" w:bidi="pt_PT"/>
         </w:rPr>
-        <w:t xml:space="preserve"> Roboão amava Maaca, filha de Absalão, mais do que todas as outras esposas e concubinas. No total, ele teve dezoito esposas e sessenta concubinas, vinte e oito filhos e sessenta filhas.</w:t>
+        <w:t xml:space="preserve"> Roboão amava Maaca, filha de Absalão, mais do que todas as outras esposas e concubinas. No total, ele teve 18 esposas e 60 concubinas, 28 filhos e 60 filhas.</w:t>
       </w:r>
     </w:p>
     <w:p>
@@ -5493,7 +5493,7 @@
         <w:rPr>
           <w:lang w:val="pt_PT" w:bidi="pt_PT"/>
         </w:rPr>
-        <w:t xml:space="preserve"> Depois que Roboão se tornou forte e seu governo ficou estável, ele e todo o povo de Israel deixaram de obedecer à lei do SENHOR.</w:t>
+        <w:t xml:space="preserve"> Depois que Roboão se tornou forte e seu governo ficou estável, ele e todo o povo que estava com ele deixaram de obedecer à lei do SENHOR.</w:t>
       </w:r>
     </w:p>
     <w:p>
@@ -5535,7 +5535,7 @@
         <w:rPr>
           <w:lang w:val="pt_PT" w:bidi="pt_PT"/>
         </w:rPr>
-        <w:t xml:space="preserve"> Ele veio com mil e duzentos carros de guerra, sessenta mil cavaleiros e muitos soldados, incluindo líbios, suquitas e etíopes, que o acompanharam desde o Egito.</w:t>
+        <w:t xml:space="preserve"> Ele veio com 1.200 carros de guerra, 60 mil cavaleiros e muitos soldados, incluindo líbios, suquitas e etíopes, que o acompanharam desde o Egito.</w:t>
       </w:r>
     </w:p>
     <w:p>
@@ -5577,7 +5577,7 @@
         <w:rPr>
           <w:lang w:val="pt_PT" w:bidi="pt_PT"/>
         </w:rPr>
-        <w:t xml:space="preserve"> Então o profeta Semaías foi até Roboão e aos líderes de Judá, que estavam reunidos em Jerusalém para se proteger de Sisaque, e lhes disse: "Assim diz o SENHOR: ‘Vocês se afastaram de mim; por isso agora eu os deixo e os entrego a Sisaque’".</w:t>
+        <w:t xml:space="preserve"> Então o profeta Semaías foi até Roboão e aos líderes de Judá, que estavam reunidos em Jerusalém por causa de Sisaque, e lhes disse: “Assim diz o SENHOR: ‘Vocês se afastaram de mim; por isso agora eu os deixo e os entrego a Sisaque’”.</w:t>
       </w:r>
     </w:p>
     <w:p>
@@ -5598,7 +5598,7 @@
         <w:rPr>
           <w:lang w:val="pt_PT" w:bidi="pt_PT"/>
         </w:rPr>
-        <w:t xml:space="preserve"> Diante disso, os líderes de Israel e o rei se humilharam e disseram: "O SENHOR é justo".</w:t>
+        <w:t xml:space="preserve"> Diante disso, os líderes de Israel e o rei se humilharam e disseram: “O SENHOR é justo”.</w:t>
       </w:r>
     </w:p>
     <w:p>
@@ -5619,7 +5619,7 @@
         <w:rPr>
           <w:lang w:val="pt_PT" w:bidi="pt_PT"/>
         </w:rPr>
-        <w:t xml:space="preserve"> Quando o SENHOR viu que eles se humilharam, falou a Semaías: "Já que eles se humilharam, não vou destruí-los. Em pouco tempo, eu lhes darei livramento. Minha ira não será derramada sobre Jerusalém por meio de Sisaque.</w:t>
+        <w:t xml:space="preserve"> Quando o SENHOR viu que eles se humilharam, falou a Semaías: “Já que eles se humilharam, não vou destruí-los. Eu lhes darei algum livramento. Minha ira não será derramada sobre Jerusalém por meio de Sisaque.</w:t>
       </w:r>
     </w:p>
     <w:p>
@@ -5640,7 +5640,7 @@
         <w:rPr>
           <w:lang w:val="pt_PT" w:bidi="pt_PT"/>
         </w:rPr>
-        <w:t xml:space="preserve"> No entanto, eles ficarão sob o domínio dele, para aprenderem a diferença entre servir a mim e servir aos reis de outras nações".</w:t>
+        <w:t xml:space="preserve"> No entanto, eles ficarão sob o domínio dele, para aprenderem a diferença entre servir a mim e servir aos reis de outras nações”.</w:t>
       </w:r>
     </w:p>
     <w:p>
@@ -5745,7 +5745,7 @@
         <w:rPr>
           <w:lang w:val="pt_PT" w:bidi="pt_PT"/>
         </w:rPr>
-        <w:t xml:space="preserve"> O rei Roboão continuou reinando em Jerusalém. Ele tinha quarenta e um anos quando começou a governar e reinou dezessete anos na cidade que o SENHOR escolheu entre todas as tribos de Israel para ali colocar o seu nome. A mãe dele se chamava Naamá e era amonita.</w:t>
+        <w:t xml:space="preserve"> O rei Roboão continuou reinando em Jerusalém. Ele tinha 41 anos quando começou a governar e reinou 17 anos na cidade que o SENHOR escolheu entre todas as tribos de Israel para ali colocar o seu nome. A mãe dele se chamava Naamá e era amonita.</w:t>
       </w:r>
     </w:p>
     <w:p>
@@ -5908,7 +5908,7 @@
         <w:rPr>
           <w:lang w:val="pt_PT" w:bidi="pt_PT"/>
         </w:rPr>
-        <w:t xml:space="preserve"> Abias subiu ao monte Zemaraim, na região montanhosa de Efraim, e falou em voz alta: "Jeroboão e todo o povo de Israel, escutem com atenção!".</w:t>
+        <w:t xml:space="preserve"> Abias subiu ao monte Zemaraim, na região montanhosa de Efraim, e falou em voz alta: “Jeroboão e todo o povo de Israel, escutem com atenção!</w:t>
       </w:r>
     </w:p>
     <w:p>
@@ -5929,7 +5929,7 @@
         <w:rPr>
           <w:lang w:val="pt_PT" w:bidi="pt_PT"/>
         </w:rPr>
-        <w:t xml:space="preserve"> "Vocês não sabem que o SENHOR, o Deus de Israel, entregou o reino de Israel a Davi e aos seus descendentes para sempre, por meio de uma aliança firme?".</w:t>
+        <w:t xml:space="preserve"> Vocês não sabem que o SENHOR, o Deus de Israel, entregou o reino de Israel a Davi e aos seus descendentes para sempre, por meio de uma aliança permanente, uma aliança de sal?”.</w:t>
       </w:r>
     </w:p>
     <w:p>
@@ -5950,7 +5950,7 @@
         <w:rPr>
           <w:lang w:val="pt_PT" w:bidi="pt_PT"/>
         </w:rPr>
-        <w:t xml:space="preserve"> "Mesmo assim, Jeroboão, filho de Nebate, que servia a Salomão, filho de Davi, se voltou contra o seu próprio senhor”.</w:t>
+        <w:t xml:space="preserve"> Mesmo assim, Jeroboão, filho de Nebate, que servia a Salomão, filho de Davi, se voltou contra o seu próprio senhor.</w:t>
       </w:r>
     </w:p>
     <w:p>
@@ -5971,7 +5971,7 @@
         <w:rPr>
           <w:lang w:val="pt_PT" w:bidi="pt_PT"/>
         </w:rPr>
-        <w:t xml:space="preserve"> "Homens sem compromisso se juntaram a ele e enfrentaram Roboão, filho de Salomão, quando ele ainda era jovem, inseguro e sem força para reagir”.</w:t>
+        <w:t xml:space="preserve"> Homens rebeldes e sem caráter se juntaram a ele e enfrentaram Roboão, filho de Salomão, quando ele ainda era jovem, inseguro e sem força para reagir.</w:t>
       </w:r>
     </w:p>
     <w:p>
@@ -5992,7 +5992,7 @@
         <w:rPr>
           <w:lang w:val="pt_PT" w:bidi="pt_PT"/>
         </w:rPr>
-        <w:t xml:space="preserve"> "Agora vocês querem lutar contra o reino do SENHOR, que está sob o governo dos descendentes de Davi. Vocês são muitos e contam com os bezerros de ouro que Jeroboão fez para serem adorados como deuses”.</w:t>
+        <w:t xml:space="preserve"> "Agora vocês querem lutar contra o reino do SENHOR, que está sob o governo dos descendentes de Davi. Vocês são muitos e contam com os bezerros de ouro que Jeroboão fez para serem adorados como deuses.</w:t>
       </w:r>
     </w:p>
     <w:p>
@@ -6013,7 +6013,7 @@
         <w:rPr>
           <w:lang w:val="pt_PT" w:bidi="pt_PT"/>
         </w:rPr>
-        <w:t xml:space="preserve"> "Mas não foram vocês que afastaram os sacerdotes do SENHOR, os descendentes de Arão, e também os levitas? E não passaram a escolher sacerdotes por conta própria, como fazem os outros povos? Qualquer pessoa que se apresente com um novilho e sete carneiros pode se tornar sacerdote de deuses que não são deuses”.</w:t>
+        <w:t xml:space="preserve"> Mas não foram vocês que afastaram os sacerdotes do SENHOR, os descendentes de Arão, e também os levitas? E não passaram a escolher sacerdotes por conta própria, como fazem os outros povos? Qualquer pessoa que se apresente com um novilho e sete carneiros pode se tornar sacerdote de deuses que não são deuses.</w:t>
       </w:r>
     </w:p>
     <w:p>
@@ -6034,7 +6034,7 @@
         <w:rPr>
           <w:lang w:val="pt_PT" w:bidi="pt_PT"/>
         </w:rPr>
-        <w:t xml:space="preserve"> "Quanto a nós, o SENHOR é o nosso Deus, e nós permanecemos fiéis a ele. Os sacerdotes que servem ao SENHOR são descendentes de Arão, e os levitas os auxiliam”.</w:t>
+        <w:t xml:space="preserve"> Quanto a nós, o SENHOR é o nosso Deus, e nós permanecemos fiéis a ele. Os sacerdotes que servem ao SENHOR são descendentes de Arão, e os levitas os auxiliam.</w:t>
       </w:r>
     </w:p>
     <w:p>
@@ -6055,7 +6055,7 @@
         <w:rPr>
           <w:lang w:val="pt_PT" w:bidi="pt_PT"/>
         </w:rPr>
-        <w:t xml:space="preserve"> "Todas as manhãs e todas as tardes eles oferecem sacrifícios queimados e incenso perfumado ao SENHOR. Eles organizam os pães sobre a mesa consagrada e, ao final do dia, acendem as lâmpadas do candelabro de ouro. Nós obedecemos às ordens do SENHOR, nosso Deus, mas vocês se afastaram dele”.</w:t>
+        <w:t xml:space="preserve"> Todas as manhãs e todas as tardes eles oferecem sacrifícios queimados e incenso perfumado ao SENHOR. Eles organizam os pães sobre a mesa consagrada e, ao final do dia, acendem as lâmpadas do candelabro de ouro. Nós obedecemos às ordens do SENHOR, nosso Deus, mas vocês se afastaram dele.</w:t>
       </w:r>
     </w:p>
     <w:p>
@@ -6076,7 +6076,7 @@
         <w:rPr>
           <w:lang w:val="pt_PT" w:bidi="pt_PT"/>
         </w:rPr>
-        <w:t xml:space="preserve"> "Vejam bem: Deus está conosco e é quem nos conduz. Os sacerdotes dele, tocando as cornetas, anunciarão a batalha contra vocês. Israelitas, não enfrentem o SENHOR, o Deus dos seus antepassados, pois vocês não terão vitória!".</w:t>
+        <w:t xml:space="preserve"> Vejam bem: Deus está conosco e é quem nos conduz. Os sacerdotes dele, tocando as cornetas, anunciarão a batalha contra vocês. Israelitas, não enfrentem o SENHOR, o Deus dos seus antepassados, pois vocês não terão vitória!”.</w:t>
       </w:r>
     </w:p>
     <w:p>
@@ -6265,7 +6265,7 @@
         <w:rPr>
           <w:lang w:val="pt_PT" w:bidi="pt_PT"/>
         </w:rPr>
-        <w:t xml:space="preserve"> Abias, por sua vez, tornou-se mais forte. Ele se casou com catorze mulheres e teve vinte e dois filhos e dezesseis filhas.</w:t>
+        <w:t xml:space="preserve"> Abias, por sua vez, tornou-se mais forte. Ele se casou com 14 mulheres e teve 22 filhos e 16 filhas.</w:t>
       </w:r>
     </w:p>
     <w:p>
@@ -6365,7 +6365,7 @@
         <w:rPr>
           <w:lang w:val="pt_PT" w:bidi="pt_PT"/>
         </w:rPr>
-        <w:t xml:space="preserve"> Ele mandou retirar os altares dedicados a deuses estrangeiros e os locais de culto nos montes; quebrou as colunas sagradas e cortou em pedaços as vergonhosas imagens de Aserá.</w:t>
+        <w:t xml:space="preserve"> Ele mandou retirar os altares dedicados a deuses estrangeiros e os locais de culto nos montes; quebrou as colunas sagradas e cortou em pedaços os vergonhosos postes de Aserá.</w:t>
       </w:r>
     </w:p>
     <w:p>
@@ -6449,7 +6449,7 @@
         <w:rPr>
           <w:lang w:val="pt_PT" w:bidi="pt_PT"/>
         </w:rPr>
-        <w:t xml:space="preserve"> Asa disse ao povo de Judá: "Vamos construir essas cidades, cercá‑las com muros e fortalecê‑las com torres, portões e trancas. A terra ainda está sob nosso controle, porque temos buscado o SENHOR, nosso Deus; nós o buscamos, e Ele nos deu paz em todos os lados". Então eles construíram, e tudo prosperou.</w:t>
+        <w:t xml:space="preserve"> Asa disse ao povo de Judá: “Vamos construir essas cidades, cercá‑las com muros e fortalecê‑las com torres, portões e trancas. A terra ainda está sob nosso controle, porque temos buscado o SENHOR, nosso Deus; nós o buscamos, e ele nos deu paz em todos os lados”. Então eles construíram, e tudo prosperou.</w:t>
       </w:r>
     </w:p>
     <w:p>
@@ -6470,7 +6470,7 @@
         <w:rPr>
           <w:lang w:val="pt_PT" w:bidi="pt_PT"/>
         </w:rPr>
-        <w:t xml:space="preserve"> Asa tinha um exército de trezentos mil homens de Judá, armados com escudos grandes e lanças, e duzentos e oitenta mil homens de Benjamim, equipados com escudos menores e arcos. Todos eram soldados corajosos.</w:t>
+        <w:t xml:space="preserve"> Asa tinha um exército de 300 mil homens de Judá, armados com escudos grandes e lanças, e 280 mil homens de Benjamim, equipados com escudos menores e arcos. Todos eram soldados corajosos.</w:t>
       </w:r>
     </w:p>
     <w:p>
@@ -6533,7 +6533,7 @@
         <w:rPr>
           <w:lang w:val="pt_PT" w:bidi="pt_PT"/>
         </w:rPr>
-        <w:t xml:space="preserve"> Então Asa clamou ao SENHOR, seu Deus, dizendo: "SENHOR, ninguém pode ajudar como tu quando o fraco enfrenta o forte. Ajuda‑nos, ó SENHOR, nosso Deus, pois confiamos em ti e viemos contra esse grande exército em teu nome. Ó SENHOR, tu és o nosso Deus; não permitas que o homem seja mais forte do que tu".</w:t>
+        <w:t xml:space="preserve"> Então Asa clamou ao SENHOR, seu Deus, dizendo: “SENHOR, ninguém pode ajudar como tu quando o fraco enfrenta o forte. Ajuda‑nos, ó SENHOR, nosso Deus, pois confiamos em ti e viemos contra esse grande exército em teu nome. Ó SENHOR, tu és o nosso Deus; não permitas que o homem seja mais forte do que tu”.</w:t>
       </w:r>
     </w:p>
     <w:p>
@@ -6675,7 +6675,7 @@
         <w:rPr>
           <w:lang w:val="pt_PT" w:bidi="pt_PT"/>
         </w:rPr>
-        <w:t xml:space="preserve"> Ele foi ao encontro do rei Asa e declarou: "Prestem atenção, Asa, e também todos os moradores de Judá e de Benjamim. O SENHOR permanece com vocês enquanto vocês permanecem com ele. Quando vocês o procuram, ele permite que seja encontrado; porém, se vocês se afastarem, ele também se afastará de vocês.</w:t>
+        <w:t xml:space="preserve"> Ele foi ao encontro do rei Asa e declarou: “Prestem atenção, Asa, e também todos os moradores de Judá e de Benjamim. O SENHOR permanece com vocês enquanto vocês permanecem com ele. Quando vocês o procuram, ele permite que seja encontrado; porém, se vocês se afastarem, ele também se afastará de vocês.</w:t>
       </w:r>
     </w:p>
     <w:p>
@@ -6696,7 +6696,7 @@
         <w:rPr>
           <w:lang w:val="pt_PT" w:bidi="pt_PT"/>
         </w:rPr>
-        <w:t xml:space="preserve"> Por um longo período, Israel viveu sem o Deus verdadeiro, sem sacerdote que ensinasse e sem a Lei.</w:t>
+        <w:t xml:space="preserve"> Por um longo período, Israel viveu sem o Deus verdadeiro, sem sacerdote que ensinasse e sem a lei.</w:t>
       </w:r>
     </w:p>
     <w:p>
@@ -6990,7 +6990,7 @@
         <w:rPr>
           <w:lang w:val="pt_PT" w:bidi="pt_PT"/>
         </w:rPr>
-        <w:t xml:space="preserve"> Mesmo que os altares dedicados a ídolos não tenham sido removidos de Israel, o coração de Asa permaneceu totalmente dedicado ao SENHOR durante toda a sua vida.</w:t>
+        <w:t xml:space="preserve"> Mesmo que os lugares altos [os altares dedicados a ídolos] não tivessem sido removidos de Israel, o coração de Asa permaneceu totalmente dedicado ao SENHOR durante toda a sua vida.</w:t>
       </w:r>
     </w:p>
     <w:p>
@@ -7069,7 +7069,7 @@
         <w:rPr>
           <w:lang w:val="pt_PT" w:bidi="pt_PT"/>
         </w:rPr>
-        <w:t xml:space="preserve"> No trigésimo sexto ano do governo de Asa sobre Judá, Baasa, rei de Israel, entrou em guerra contra Judá e construiu uma fortaleza em Ramá para vigiar a estrada que dava acesso a Judá.</w:t>
+        <w:t xml:space="preserve"> No trigésimo sexto ano do governo de Asa sobre Judá, Baasa, rei de Israel, entrou em guerra contra Judá e construiu uma fortaleza em Ramá para impedir a entrada e a saída que dava acesso a Judá.</w:t>
       </w:r>
     </w:p>
     <w:p>
@@ -7111,7 +7111,7 @@
         <w:rPr>
           <w:lang w:val="pt_PT" w:bidi="pt_PT"/>
         </w:rPr>
-        <w:t xml:space="preserve"> A mensagem dizia: "Vamos firmar um acordo, como aconteceu entre meu pai e o seu pai. Estou lhe enviando prata e ouro. Agora, desfaça o compromisso que você mantém com Baasa, rei de Israel, para que ele se retire da minha terra".</w:t>
+        <w:t xml:space="preserve"> A mensagem dizia: “Vamos firmar um acordo, como aconteceu entre meu pai e o seu pai. Estou lhe enviando prata e ouro. Agora, desfaça o compromisso que você mantém com Baasa, rei de Israel, para que ele se retire da minha terra”.</w:t>
       </w:r>
     </w:p>
     <w:p>
@@ -7195,7 +7195,7 @@
         <w:rPr>
           <w:lang w:val="pt_PT" w:bidi="pt_PT"/>
         </w:rPr>
-        <w:t xml:space="preserve"> Naquele tempo, o vidente Hanani foi até Asa, rei de Judá, e lhe disse: "Você buscou apoio no rei da Síria, em vez de confiar no SENHOR, seu Deus. Por isso, o exército do rei da Síria escapou do seu domínio.</w:t>
+        <w:t xml:space="preserve"> Naquele tempo, o vidente Hanani foi até Asa, rei de Judá, e lhe disse: “Você buscou apoio no rei da Síria, em vez de confiar no SENHOR, seu Deus. Por isso, o exército do rei da Síria escapou do seu domínio.</w:t>
       </w:r>
     </w:p>
     <w:p>
@@ -7237,7 +7237,7 @@
         <w:rPr>
           <w:lang w:val="pt_PT" w:bidi="pt_PT"/>
         </w:rPr>
-        <w:t xml:space="preserve"> Pois os olhos do SENHOR percorrem toda a terra, para fortalecer aqueles que lhe entregam o coração por completo. Nisso você agiu sem sabedoria. A partir de agora, você enfrentará guerras".</w:t>
+        <w:t xml:space="preserve"> Pois os olhos do SENHOR percorrem toda a terra, para fortalecer aqueles que lhe entregam o coração por completo. Nisso você agiu sem sabedoria. A partir de agora, você enfrentará guerras”.</w:t>
       </w:r>
     </w:p>
     <w:p>
@@ -7279,7 +7279,7 @@
         <w:rPr>
           <w:lang w:val="pt_PT" w:bidi="pt_PT"/>
         </w:rPr>
-        <w:t xml:space="preserve"> Os demais acontecimentos do reinado de Asa, desde o início até o fim, estão registrados nos livros históricos dos reis de Judá e de Israel.</w:t>
+        <w:t xml:space="preserve"> Os demais acontecimentos do reinado de Asa, desde o início até o fim, estão registrados no Livro dos Reis de Judá e de Israel.</w:t>
       </w:r>
     </w:p>
     <w:p>
@@ -7300,7 +7300,7 @@
         <w:rPr>
           <w:lang w:val="pt_PT" w:bidi="pt_PT"/>
         </w:rPr>
-        <w:t xml:space="preserve"> No ano trinta e nove do seu reinado, Asa foi atingido por uma doença nos pés. Mesmo estando gravemente doente, não buscou ajuda do SENHOR, mas recorreu apenas aos médicos.</w:t>
+        <w:t xml:space="preserve"> No trigésimo nono ano do seu reinado, Asa foi atingido por uma doença nos pés. Mesmo estando gravemente doente, não buscou ajuda do SENHOR, mas recorreu apenas aos médicos.</w:t>
       </w:r>
     </w:p>
     <w:p>
@@ -7321,7 +7321,7 @@
         <w:rPr>
           <w:lang w:val="pt_PT" w:bidi="pt_PT"/>
         </w:rPr>
-        <w:t xml:space="preserve"> Assim, no ano quarenta e um do seu reinado, Asa morreu e foi reunido aos seus antepassados.</w:t>
+        <w:t xml:space="preserve"> Assim, no quadragésimo primeiro ano do seu reinado, Asa morreu e foi reunido aos seus antepassados.</w:t>
       </w:r>
     </w:p>
     <w:p>
@@ -7342,7 +7342,7 @@
         <w:rPr>
           <w:lang w:val="pt_PT" w:bidi="pt_PT"/>
         </w:rPr>
-        <w:t xml:space="preserve"> Ele foi sepultado no túmulo que havia mandado preparar para si na cidade de Davi. Colocaram seu corpo sobre um leito coberto de especiarias e de perfumes bem misturados, e fizeram uma grande fogueira em sua homenagem.</w:t>
+        <w:t xml:space="preserve"> Ele foi sepultado no túmulo que havia mandado preparar para si na cidade de Davi. Colocaram seu corpo sobre um leito coberto de especiarias e de perfumes bem misturados, e queimaram uma grande quantidade de especiarias em sua homenagem.</w:t>
       </w:r>
     </w:p>
     <w:p>
@@ -7421,7 +7421,7 @@
         <w:rPr>
           <w:lang w:val="pt_PT" w:bidi="pt_PT"/>
         </w:rPr>
-        <w:t xml:space="preserve"> O SENHOR esteve com Josafá, porque, no início de sua vida como rei, ele viveu conforme o exemplo de Davi, seu antepassado. Ele não buscou os baalins,</w:t>
+        <w:t xml:space="preserve"> O SENHOR esteve com Josafá porque, no início de sua vida como rei, ele viveu conforme o exemplo de Davi, seu antepassado. Ele não buscou os baalins,</w:t>
       </w:r>
     </w:p>
     <w:p>
@@ -7484,7 +7484,7 @@
         <w:rPr>
           <w:lang w:val="pt_PT" w:bidi="pt_PT"/>
         </w:rPr>
-        <w:t xml:space="preserve"> Josafá teve coragem para andar nos caminhos do SENHOR e também retirou de Judá os altares de ídolos e os postes sagrados.</w:t>
+        <w:t xml:space="preserve"> Josafá teve coragem para andar nos caminhos do SENHOR e também retirou de Judá os altares de ídolos e os postes de Aserá.</w:t>
       </w:r>
     </w:p>
     <w:p>
@@ -7589,7 +7589,7 @@
         <w:rPr>
           <w:lang w:val="pt_PT" w:bidi="pt_PT"/>
         </w:rPr>
-        <w:t xml:space="preserve"> Alguns filisteus levaram presentes a Josafá e também lhe entregaram prata como tributo. Os árabes trouxeram rebanhos: sete mil e setecentos carneiros e sete mil e setecentos bodes.</w:t>
+        <w:t xml:space="preserve"> Alguns filisteus levaram presentes a Josafá e também lhe entregaram prata como tributo. Os árabes trouxeram rebanhos: 7.700 carneiros e 7.700 bodes.</w:t>
       </w:r>
     </w:p>
     <w:p>
@@ -7631,7 +7631,7 @@
         <w:rPr>
           <w:lang w:val="pt_PT" w:bidi="pt_PT"/>
         </w:rPr>
-        <w:t xml:space="preserve"> Nessas cidades havia grandes reservas, e em Jerusalém ele mantinha soldados experientes para a guerra.</w:t>
+        <w:t xml:space="preserve"> Nessas cidades havia muito trabalho e atividade para o rei, e em Jerusalém ele mantinha soldados experientes para a guerra.</w:t>
       </w:r>
     </w:p>
     <w:p>
@@ -7673,7 +7673,7 @@
         <w:rPr>
           <w:lang w:val="pt_PT" w:bidi="pt_PT"/>
         </w:rPr>
-        <w:t xml:space="preserve"> Depois dele vinha Joanã, com duzentos e oitenta mil homens.</w:t>
+        <w:t xml:space="preserve"> Depois dele vinha Joanã, com 280 mil homens.</w:t>
       </w:r>
     </w:p>
     <w:p>
@@ -7736,7 +7736,7 @@
         <w:rPr>
           <w:lang w:val="pt_PT" w:bidi="pt_PT"/>
         </w:rPr>
-        <w:t xml:space="preserve"> Depois dele vinha Jeozabade, com cento e oitenta mil homens prontos para a batalha.</w:t>
+        <w:t xml:space="preserve"> Depois dele vinha Jeozabade, com 180 mil homens prontos para a batalha.</w:t>
       </w:r>
     </w:p>
     <w:p>
@@ -7836,7 +7836,7 @@
         <w:rPr>
           <w:lang w:val="pt_PT" w:bidi="pt_PT"/>
         </w:rPr>
-        <w:t xml:space="preserve"> Acabe, rei de Israel, perguntou a Josafá, rei de Judá: "Você irá comigo lutar contra Ramote-Gileade?" Josafá respondeu: "Eu estou com você, e o meu povo está com o seu povo. Iremos juntos para a guerra”.</w:t>
+        <w:t xml:space="preserve"> Acabe, rei de Israel, perguntou a Josafá, rei de Judá: “Você irá comigo lutar contra Ramote-Gileade?”. Josafá respondeu: “Eu estou com você, e o meu povo está com o seu povo. Iremos juntos para a guerra”.</w:t>
       </w:r>
     </w:p>
     <w:p>
@@ -7857,7 +7857,7 @@
         <w:rPr>
           <w:lang w:val="pt_PT" w:bidi="pt_PT"/>
         </w:rPr>
-        <w:t xml:space="preserve"> Mas Josafá acrescentou: "Antes disso, vamos buscar a orientação do SENHOR”.</w:t>
+        <w:t xml:space="preserve"> Mas Josafá acrescentou: “Antes disso, vamos buscar a orientação do SENHOR”.</w:t>
       </w:r>
     </w:p>
     <w:p>
@@ -7878,7 +7878,7 @@
         <w:rPr>
           <w:lang w:val="pt_PT" w:bidi="pt_PT"/>
         </w:rPr>
-        <w:t xml:space="preserve"> Então o rei de Israel reuniu quatrocentos profetas e perguntou: "Devemos ir lutar contra Ramote-Gileade ou não?" Eles responderam: "Vá, porque Deus entregará a cidade nas mãos do rei”.</w:t>
+        <w:t xml:space="preserve"> Então o rei de Israel reuniu quatrocentos profetas e perguntou: “Devemos ir lutar contra Ramote-Gileade ou não?”. Eles responderam: “Vá, porque Deus entregará a cidade nas mãos do rei”.</w:t>
       </w:r>
     </w:p>
     <w:p>
@@ -7899,7 +7899,7 @@
         <w:rPr>
           <w:lang w:val="pt_PT" w:bidi="pt_PT"/>
         </w:rPr>
-        <w:t xml:space="preserve"> Josafá, porém, perguntou: "Não existe aqui mais algum profeta do SENHOR para consultarmos?".</w:t>
+        <w:t xml:space="preserve"> Josafá, porém, perguntou: “Não existe aqui mais algum profeta do SENHOR para consultarmos?”.</w:t>
       </w:r>
     </w:p>
     <w:p>
@@ -7920,7 +7920,7 @@
         <w:rPr>
           <w:lang w:val="pt_PT" w:bidi="pt_PT"/>
         </w:rPr>
-        <w:t xml:space="preserve"> O rei de Israel respondeu: "Ainda há um homem por meio de quem podemos consultar o SENHOR, mas eu não gosto dele. Ele nunca anuncia coisas boas a meu respeito, só fala de desgraça. É Micaías, filho de Inlá”. Josafá disse: "O rei não deveria falar assim”.</w:t>
+        <w:t xml:space="preserve"> O rei de Israel respondeu: “Ainda há um homem por meio de quem podemos consultar o SENHOR, mas eu não gosto dele. Ele nunca anuncia coisas boas a meu respeito, só fala de desgraça. É Micaías, filho de Inlá”. Josafá disse: “O rei não deveria falar assim”.</w:t>
       </w:r>
     </w:p>
     <w:p>
@@ -7941,7 +7941,7 @@
         <w:rPr>
           <w:lang w:val="pt_PT" w:bidi="pt_PT"/>
         </w:rPr>
-        <w:t xml:space="preserve"> Então o rei de Israel chamou um oficial e ordenou: "Traga Micaías, filho de Inlá, agora mesmo”.</w:t>
+        <w:t xml:space="preserve"> Então o rei de Israel chamou um oficial e ordenou: “Traga Micaías, filho de Inlá, agora mesmo”.</w:t>
       </w:r>
     </w:p>
     <w:p>
@@ -7983,7 +7983,7 @@
         <w:rPr>
           <w:lang w:val="pt_PT" w:bidi="pt_PT"/>
         </w:rPr>
-        <w:t xml:space="preserve"> Zedequias, filho de Quenaaná, havia feito chifres de ferro e declarou: "Assim diz o SENHOR: ‘Com estes chifres você empurrará os arameus até que sejam destruídos’”.</w:t>
+        <w:t xml:space="preserve"> Zedequias, filho de Quenaaná, havia feito chifres de ferro e declarou: “Assim diz o SENHOR: ‘Com estes chifres você empurrará os sírios até que sejam destruídos’”.</w:t>
       </w:r>
     </w:p>
     <w:p>
@@ -8004,7 +8004,7 @@
         <w:rPr>
           <w:lang w:val="pt_PT" w:bidi="pt_PT"/>
         </w:rPr>
-        <w:t xml:space="preserve"> Todos os outros profetas diziam o mesmo: "Ataque Ramote-Gileade e você vencerá, pois o SENHOR a colocará sob o poder do rei”.</w:t>
+        <w:t xml:space="preserve"> Todos os outros profetas diziam o mesmo: “Ataque Ramote-Gileade e você vencerá, pois o SENHOR a colocará sob o poder do rei”.</w:t>
       </w:r>
     </w:p>
     <w:p>
@@ -8025,7 +8025,7 @@
         <w:rPr>
           <w:lang w:val="pt_PT" w:bidi="pt_PT"/>
         </w:rPr>
-        <w:t xml:space="preserve"> O mensageiro que foi buscar Micaías lhe disse: "Veja, todos os profetas estão anunciando vitória ao rei. Que a sua palavra também seja favorável”.</w:t>
+        <w:t xml:space="preserve"> O mensageiro que foi buscar Micaías lhe disse: “Veja, todos os profetas estão anunciando vitória ao rei. Que a sua palavra também seja favorável”.</w:t>
       </w:r>
     </w:p>
     <w:p>
@@ -8046,7 +8046,7 @@
         <w:rPr>
           <w:lang w:val="pt_PT" w:bidi="pt_PT"/>
         </w:rPr>
-        <w:t xml:space="preserve"> Micaías respondeu: "Pelo nome do SENHOR, direi somente o que o meu Deus mandar”.</w:t>
+        <w:t xml:space="preserve"> Micaías respondeu: “Pelo nome do SENHOR, direi somente o que o meu Deus mandar”.</w:t>
       </w:r>
     </w:p>
     <w:p>
@@ -8067,7 +8067,7 @@
         <w:rPr>
           <w:lang w:val="pt_PT" w:bidi="pt_PT"/>
         </w:rPr>
-        <w:t xml:space="preserve"> Quando Micaías chegou, o rei perguntou: "Micaías, devemos ir lutar contra Ramote-Gileade ou não?" Ele respondeu: "Vão e ataquem; vocês terão sucesso, pois eles serão entregues em suas mãos”.</w:t>
+        <w:t xml:space="preserve"> Quando Micaías chegou, o rei perguntou: “Micaías, devemos ir lutar contra Ramote-Gileade ou não?”. Ele respondeu: “Vão e ataquem; vocês terão sucesso. Sim, eles serão entregues nas mãos de vocês”.</w:t>
       </w:r>
     </w:p>
     <w:p>
@@ -8088,7 +8088,7 @@
         <w:rPr>
           <w:lang w:val="pt_PT" w:bidi="pt_PT"/>
         </w:rPr>
-        <w:t xml:space="preserve"> O rei lhe disse: "Quantas vezes preciso exigir que você fale apenas a verdade em nome do SENHOR?".</w:t>
+        <w:t xml:space="preserve"> O rei lhe disse: “Quantas vezes preciso exigir que você fale apenas a verdade em nome do SENHOR?”.</w:t>
       </w:r>
     </w:p>
     <w:p>
@@ -8109,7 +8109,7 @@
         <w:rPr>
           <w:lang w:val="pt_PT" w:bidi="pt_PT"/>
         </w:rPr>
-        <w:t xml:space="preserve"> Então Micaías respondeu: "Vi todo o Israel espalhado pelos montes, como ovelhas sem pastor. E ouvi o SENHOR dizer: ‘Eles não têm líder; que cada um volte para casa em paz’”.</w:t>
+        <w:t xml:space="preserve"> Então Micaías respondeu: “Vi todo o Israel espalhado pelos montes, como ovelhas sem pastor. E ouvi o SENHOR dizer: ‘Eles não têm líder; que cada um volte para casa em paz’”.</w:t>
       </w:r>
     </w:p>
     <w:p>
@@ -8130,7 +8130,7 @@
         <w:rPr>
           <w:lang w:val="pt_PT" w:bidi="pt_PT"/>
         </w:rPr>
-        <w:t xml:space="preserve"> O rei de Israel disse a Josafá: "Não lhe disse que ele nunca fala nada bom sobre mim, mas apenas coisas ruins?".</w:t>
+        <w:t xml:space="preserve"> O rei de Israel disse a Josafá: “Não lhe disse que ele nunca fala nada bom sobre mim, mas apenas coisas ruins?”.</w:t>
       </w:r>
     </w:p>
     <w:p>
@@ -8151,7 +8151,7 @@
         <w:rPr>
           <w:lang w:val="pt_PT" w:bidi="pt_PT"/>
         </w:rPr>
-        <w:t xml:space="preserve"> Micaías continuou: "Ouçam a palavra do SENHOR: eu vi o SENHOR sentado em seu trono, e todo o exército do céu estava à sua direita e à sua esquerda.</w:t>
+        <w:t xml:space="preserve"> Micaías continuou: “Ouçam a palavra do SENHOR: Eu vi o SENHOR sentado em seu trono, e todo o exército do céu estava à sua direita e à sua esquerda.</w:t>
       </w:r>
     </w:p>
     <w:p>
@@ -8172,7 +8172,7 @@
         <w:rPr>
           <w:lang w:val="pt_PT" w:bidi="pt_PT"/>
         </w:rPr>
-        <w:t xml:space="preserve"> O SENHOR disse: ‘Quem enganará Acabe, rei de Israel, para que ele ataque Ramote-Gileade e morra lá?’ Um sugeria uma coisa, outro sugeria outra, até que</w:t>
+        <w:t xml:space="preserve"> O SENHOR disse: ‘Quem enganará Acabe, rei de Israel, para que ele ataque Ramote-Gileade e morra lá?’. Um sugeria uma coisa, outro sugeria outra, até que</w:t>
       </w:r>
     </w:p>
     <w:p>
@@ -8193,7 +8193,7 @@
         <w:rPr>
           <w:lang w:val="pt_PT" w:bidi="pt_PT"/>
         </w:rPr>
-        <w:t xml:space="preserve"> um espírito se apresentou diante do SENHOR e disse: ‘Eu o enganarei.’ O SENHOR perguntou: ‘De que maneira?’.</w:t>
+        <w:t xml:space="preserve"> um espírito se apresentou diante do SENHOR e disse: ‘Eu o enganarei’. O SENHOR perguntou: ‘De que maneira?’.</w:t>
       </w:r>
     </w:p>
     <w:p>
@@ -8256,7 +8256,7 @@
         <w:rPr>
           <w:lang w:val="pt_PT" w:bidi="pt_PT"/>
         </w:rPr>
-        <w:t xml:space="preserve"> Então Zedequias, filho de Quenaaná, aproximou-se, deu um tapa no rosto de Micaías e perguntou: "Por onde passou o espírito que veio do SENHOR quando saiu de mim para falar com você?".</w:t>
+        <w:t xml:space="preserve"> Então Zedequias, filho de Quenaaná, aproximou-se, deu um tapa no rosto de Micaías e perguntou: “Por onde passou o espírito que veio do SENHOR quando saiu de mim para falar com você?”.</w:t>
       </w:r>
     </w:p>
     <w:p>
@@ -8277,7 +8277,7 @@
         <w:rPr>
           <w:lang w:val="pt_PT" w:bidi="pt_PT"/>
         </w:rPr>
-        <w:t xml:space="preserve"> Micaías respondeu: "Você saberá no dia em que estiver se escondendo, indo de um quarto para outro”.</w:t>
+        <w:t xml:space="preserve"> Micaías respondeu: “Você saberá no dia em que estiver se escondendo, indo de um quarto para outro”.</w:t>
       </w:r>
     </w:p>
     <w:p>
@@ -8298,7 +8298,7 @@
         <w:rPr>
           <w:lang w:val="pt_PT" w:bidi="pt_PT"/>
         </w:rPr>
-        <w:t xml:space="preserve"> Então o rei de Israel ordenou: "Levem Micaías de volta a Amom, governador da cidade, e a Joás, filho do rei.</w:t>
+        <w:t xml:space="preserve"> Então o rei de Israel ordenou: “Levem Micaías de volta a Amom, governador da cidade, e a Joás, filho do rei.</w:t>
       </w:r>
     </w:p>
     <w:p>
@@ -8340,7 +8340,7 @@
         <w:rPr>
           <w:lang w:val="pt_PT" w:bidi="pt_PT"/>
         </w:rPr>
-        <w:t xml:space="preserve"> Micaías declarou: "Se você realmente voltar em segurança, o SENHOR não falou por meu intermédio”. E acrescentou: "Ouçam bem o que estou dizendo, todos vocês!".</w:t>
+        <w:t xml:space="preserve"> Micaías declarou: “Se você realmente voltar em segurança, o SENHOR não falou por meu intermédio”. E acrescentou: “Ouçam bem o que estou dizendo, todos vocês!”.</w:t>
       </w:r>
     </w:p>
     <w:p>
@@ -8382,7 +8382,7 @@
         <w:rPr>
           <w:lang w:val="pt_PT" w:bidi="pt_PT"/>
         </w:rPr>
-        <w:t xml:space="preserve"> O rei de Israel disse a Josafá: "Eu entrarei na batalha disfarçado, mas você deve usar suas roupas reais”. Assim, o rei de Israel se disfarçou, e os dois foram para o combate.</w:t>
+        <w:t xml:space="preserve"> O rei de Israel disse a Josafá: “Eu entrarei na batalha disfarçado, mas você deve usar suas roupas reais”. Assim, o rei de Israel se disfarçou, e os dois foram para o combate.</w:t>
       </w:r>
     </w:p>
     <w:p>
@@ -8403,7 +8403,7 @@
         <w:rPr>
           <w:lang w:val="pt_PT" w:bidi="pt_PT"/>
         </w:rPr>
-        <w:t xml:space="preserve"> O rei da Síria havia dado esta ordem aos chefes dos carros de guerra: "Não lutem contra ninguém, nem soldado nem oficial, mas somente contra o rei de Israel”.</w:t>
+        <w:t xml:space="preserve"> O rei da Síria tinha dado esta ordem aos chefes dos carros de guerra: “Não lutem contra ninguém, nem soldado nem oficial, mas somente contra o rei de Israel”.</w:t>
       </w:r>
     </w:p>
     <w:p>
@@ -8424,7 +8424,7 @@
         <w:rPr>
           <w:lang w:val="pt_PT" w:bidi="pt_PT"/>
         </w:rPr>
-        <w:t xml:space="preserve"> Quando os chefes dos carros viram Josafá, pensaram: "É o rei de Israel!" Então o cercaram para atacá-lo. Josafá clamou, e o SENHOR o ajudou; Deus fez com que se afastassem dele.</w:t>
+        <w:t xml:space="preserve"> Quando os chefes dos carros viram Josafá, pensaram: “É o rei de Israel!”. Então o cercaram para atacá-lo. Josafá clamou, e o SENHOR o ajudou; Deus fez com que se afastassem dele.</w:t>
       </w:r>
     </w:p>
     <w:p>
@@ -8466,7 +8466,7 @@
         <w:rPr>
           <w:lang w:val="pt_PT" w:bidi="pt_PT"/>
         </w:rPr>
-        <w:t xml:space="preserve"> Nesse momento, um soldado atirou uma flecha sem mirar e atingiu o rei de Israel entre as partes da armadura. O rei disse ao condutor do carro: "Tire-me da luta, pois estou ferido!".</w:t>
+        <w:t xml:space="preserve"> Nesse momento, um soldado atirou uma flecha sem mirar e atingiu o rei de Israel entre as partes da armadura. O rei disse ao condutor do carro: “Tire-me da luta, pois estou ferido!”.</w:t>
       </w:r>
     </w:p>
     <w:p>
@@ -8487,7 +8487,7 @@
         <w:rPr>
           <w:lang w:val="pt_PT" w:bidi="pt_PT"/>
         </w:rPr>
-        <w:t xml:space="preserve"> A batalha continuou forte durante todo o dia. O rei de Israel permaneceu em pé em seu carro, enfrentando os arameus até o fim da tarde. Ao pôr do sol, ele morreu.</w:t>
+        <w:t xml:space="preserve"> A batalha continuou intensa durante todo o dia. O rei de Israel permaneceu em pé em seu carro, enfrentando os sírios até o fim da tarde. Ao pôr do sol, ele morreu.</w:t>
       </w:r>
     </w:p>
     <w:p>
@@ -8545,7 +8545,7 @@
         <w:rPr>
           <w:lang w:val="pt_PT" w:bidi="pt_PT"/>
         </w:rPr>
-        <w:t xml:space="preserve"> Então Jeú, o vidente, filho de Hanani, foi falar com ele e disse: "Você deveria ter ajudado pessoas más e demonstrado amizade por quem rejeita o SENHOR? Por causa disso, a ira do SENHOR se levantou contra você.</w:t>
+        <w:t xml:space="preserve"> Então Jeú, o vidente, filho de Hanani, foi falar com ele e disse: “Você deveria ter ajudado pessoas más e demonstrado amizade por quem odeia o SENHOR? Por causa disso, a ira do SENHOR se levantou contra você.</w:t>
       </w:r>
     </w:p>
     <w:p>
@@ -8566,7 +8566,7 @@
         <w:rPr>
           <w:lang w:val="pt_PT" w:bidi="pt_PT"/>
         </w:rPr>
-        <w:t xml:space="preserve"> Mesmo assim, há algo bom em você, pois você retirou da terra os postes sagrados e decidiu buscar a Deus com sinceridade de coração”.</w:t>
+        <w:t xml:space="preserve"> Mesmo assim, há algo bom em você, pois você retirou da terra os postes de Aserá e decidiu buscar a Deus com sinceridade de coração”.</w:t>
       </w:r>
     </w:p>
     <w:p>
@@ -8587,7 +8587,7 @@
         <w:rPr>
           <w:lang w:val="pt_PT" w:bidi="pt_PT"/>
         </w:rPr>
-        <w:t xml:space="preserve"> Josafá continuava morando em Jerusalém, mas saiu novamente para visitar o povo, indo de Berseba até a região montanhosa de Efraim, levando todos a se voltarem outra vez para o SENHOR, o Deus de seus antepassados.</w:t>
+        <w:t xml:space="preserve"> Josafá continuava morando em Jerusalém, mas saiu novamente para visitar o povo, indo de Berseba até a região montanhosa de Efraim, levando todos a se voltarem para o SENHOR, o Deus de seus antepassados.</w:t>
       </w:r>
     </w:p>
     <w:p>
@@ -8629,7 +8629,7 @@
         <w:rPr>
           <w:lang w:val="pt_PT" w:bidi="pt_PT"/>
         </w:rPr>
-        <w:t xml:space="preserve"> e lhes deu esta orientação: "Tenham atenção ao que fazem, pois vocês não julgam para pessoas, mas para o SENHOR, que está com vocês quando tomam uma decisão”.</w:t>
+        <w:t xml:space="preserve"> e lhes deu esta orientação: “Tenham atenção ao que fazem, pois vocês não julgam para pessoas, mas para o SENHOR, que está com vocês quando tomam uma decisão.</w:t>
       </w:r>
     </w:p>
     <w:p>
@@ -8692,7 +8692,7 @@
         <w:rPr>
           <w:lang w:val="pt_PT" w:bidi="pt_PT"/>
         </w:rPr>
-        <w:t xml:space="preserve"> Ele lhes deu estas ordens: "Cumpram esse serviço com fidelidade e com um coração íntegro, vivendo no temor do SENHOR.</w:t>
+        <w:t xml:space="preserve"> Ele lhes deu estas ordens: “Cumpram esse serviço com fidelidade e com um coração íntegro, vivendo no temor do SENHOR.</w:t>
       </w:r>
     </w:p>
     <w:p>
@@ -8713,7 +8713,7 @@
         <w:rPr>
           <w:lang w:val="pt_PT" w:bidi="pt_PT"/>
         </w:rPr>
-        <w:t xml:space="preserve"> Sempre que chegar a vocês algum caso trazido por seus irmãos israelitas das outras cidades, seja sobre derramamento de sangue ou sobre questões da lei, dos mandamentos, dos decretos ou das normas, vocês devem orientá-los para que não pequem contra o SENHOR. Se isso não for feito, a ira dele virá sobre vocês e sobre eles. Agindo assim, vocês não cometerão pecado".</w:t>
+        <w:t xml:space="preserve"> Sempre que chegar a vocês algum caso trazido por seus irmãos israelitas das outras cidades, seja sobre derramamento de sangue ou sobre questões da lei, dos mandamentos, dos decretos ou das normas, vocês devem orientá-los para que não sejam culpados diante do SENHOR. Se isso não for feito, a ira dele virá sobre vocês e sobre eles. Agindo assim, vocês não serão culpados.</w:t>
       </w:r>
     </w:p>
     <w:p>
@@ -8734,7 +8734,7 @@
         <w:rPr>
           <w:lang w:val="pt_PT" w:bidi="pt_PT"/>
         </w:rPr>
-        <w:t xml:space="preserve"> Amarias, o sumo sacerdote, ficará responsável pelas decisões relacionadas à lei do SENHOR; Zebadias, filho de Ismael, líder da tribo de Judá, cuidará dos assuntos civis; e os levitas atuarão como oficiais diante de vocês. Cumpram seus deveres com coragem, e que o SENHOR esteja com aqueles que fazem o que é correto”.</w:t>
+        <w:t xml:space="preserve"> Amarias, o sumo sacerdote, ficará responsável pelas decisões relacionadas à lei do SENHOR; Zebadias, filho de Ismael, líder da tribo de Judá, cuidará dos assuntos do rei; e os levitas atuarão como oficiais diante de vocês. Cumpram seus deveres com coragem, e que o SENHOR esteja com aqueles que fazem o que é correto”.</w:t>
       </w:r>
     </w:p>
     <w:p>
@@ -8792,7 +8792,7 @@
         <w:rPr>
           <w:lang w:val="pt_PT" w:bidi="pt_PT"/>
         </w:rPr>
-        <w:t xml:space="preserve"> Então avisaram Josafá: "Um exército muito grande está vindo contra você desde Edom, do outro lado do mar Morto. Eles já chegaram a Hazazom-Tamar, também chamada En-Gedi".</w:t>
+        <w:t xml:space="preserve"> Então avisaram Josafá: “Um exército muito grande está vindo contra você de além do mar, vindo de Arã. Eles já chegaram a Hazazom-Tamar, também chamada En-Gedi”.</w:t>
       </w:r>
     </w:p>
     <w:p>
@@ -8876,7 +8876,7 @@
         <w:rPr>
           <w:lang w:val="pt_PT" w:bidi="pt_PT"/>
         </w:rPr>
-        <w:t xml:space="preserve"> e orou: "SENHOR, Deus dos nossos antepassados, não és tu o Deus que reina nos céus? Tu governas todos os reinos da terra. Em tuas mãos estão a força e o poder, e ninguém pode resistir a ti.</w:t>
+        <w:t xml:space="preserve"> e orou: “SENHOR, Deus dos nossos antepassados, não és tu o Deus que reina nos céus? Tu governas todos os reinos da terra. Em tuas mãos estão a força e o poder, e ninguém pode resistir a ti.</w:t>
       </w:r>
     </w:p>
     <w:p>
@@ -8939,7 +8939,7 @@
         <w:rPr>
           <w:lang w:val="pt_PT" w:bidi="pt_PT"/>
         </w:rPr>
-        <w:t xml:space="preserve"> ‘Se algum mal nos atingir, seja guerra, doença ou fome, nós ficaremos diante deste templo, pois ele leva o teu nome; clamaremos a ti em nossa aflição, e tu nos ouvirás e nos salvarás’.</w:t>
+        <w:t xml:space="preserve"> ‘Se algum mal nos atingir, seja espada, juízo, peste ou fome, nós ficaremos diante deste templo, pois ele leva o teu nome; clamaremos a ti em nossa aflição, e tu nos ouvirás e nos salvarás’.</w:t>
       </w:r>
     </w:p>
     <w:p>
@@ -8960,7 +8960,7 @@
         <w:rPr>
           <w:lang w:val="pt_PT" w:bidi="pt_PT"/>
         </w:rPr>
-        <w:t xml:space="preserve"> Agora, porém, estão aí os amonitas, os moabitas e os moradores dos montes de Seir. Quando Israel saiu do Egito, tu não permitiste que suas terras fossem atacadas; por isso, Israel se afastou deles e não os destruiu.</w:t>
+        <w:t xml:space="preserve"> Agora, porém, estão aí os amonitas, os moabitas e os moradores dos montes de Seir. Quando Israel saiu do Egito, tu não permitiste que as terras deles fossem atacadas; por isso, Israel se afastou deles e não os destruiu.</w:t>
       </w:r>
     </w:p>
     <w:p>
@@ -9002,7 +9002,7 @@
         <w:rPr>
           <w:lang w:val="pt_PT" w:bidi="pt_PT"/>
         </w:rPr>
-        <w:t xml:space="preserve"> Ó nosso Deus, não irás julgá-los? Nós não temos força para enfrentar esse exército tão grande. Não sabemos o que fazer, mas os nossos olhos estão voltados para ti".</w:t>
+        <w:t xml:space="preserve"> Ó nosso Deus, não irás julgá-los? Nós não temos força para enfrentar esse exército tão grande. Não sabemos o que fazer, mas os nossos olhos estão voltados para ti”.</w:t>
       </w:r>
     </w:p>
     <w:p>
@@ -9065,7 +9065,7 @@
         <w:rPr>
           <w:lang w:val="pt_PT" w:bidi="pt_PT"/>
         </w:rPr>
-        <w:t xml:space="preserve"> Ele disse: "Ouçam, todos os moradores de Judá e de Jerusalém, e também o rei Josafá. Assim diz o SENHOR: ‘Não tenham medo nem percam a coragem por causa desse grande exército, pois essa batalha não é de vocês, mas de Deus.</w:t>
+        <w:t xml:space="preserve"> Ele disse: “Ouçam, todos os moradores de Judá e de Jerusalém, e também o rei Josafá. Assim diz o SENHOR: ‘Não tenham medo nem percam a coragem por causa desse grande exército, pois essa batalha não é de vocês, mas de Deus.</w:t>
       </w:r>
     </w:p>
     <w:p>
@@ -9107,7 +9107,7 @@
         <w:rPr>
           <w:lang w:val="pt_PT" w:bidi="pt_PT"/>
         </w:rPr>
-        <w:t xml:space="preserve"> Vocês não precisarão lutar. Fiquem em seus lugares, permaneçam firmes e vejam o livramento que o SENHOR lhes dará, ó Judá e Jerusalém. Não tenham medo nem desanimem. Amanhã saiam ao encontro deles, pois o SENHOR estará com vocês’".</w:t>
+        <w:t xml:space="preserve"> Vocês não precisarão lutar. Fiquem em seus lugares, permaneçam firmes e vejam o livramento que o SENHOR lhes dará, ó Judá e Jerusalém. Não tenham medo nem desanimem. Amanhã saiam ao encontro deles, pois o SENHOR estará com vocês’”.</w:t>
       </w:r>
     </w:p>
     <w:p>
@@ -9170,7 +9170,7 @@
         <w:rPr>
           <w:lang w:val="pt_PT" w:bidi="pt_PT"/>
         </w:rPr>
-        <w:t xml:space="preserve"> Bem cedo, eles partiram para o deserto de Tecoa. Quando estavam saindo, Josafá disse: "Escutem-me, Judá e moradores de Jerusalém. Confiem no SENHOR, o Deus de vocês, e vocês permanecerão firmes; confiem nos profetas dele, e vocês vencerão".</w:t>
+        <w:t xml:space="preserve"> Bem cedo, eles partiram para o deserto de Tecoa. Quando estavam saindo, Josafá disse: “Escutem-me, Judá e moradores de Jerusalém. Confiem no SENHOR, o Deus de vocês, e vocês permanecerão firmes; confiem nos profetas dele, e vocês vencerão”.</w:t>
       </w:r>
     </w:p>
     <w:p>
@@ -9191,7 +9191,7 @@
         <w:rPr>
           <w:lang w:val="pt_PT" w:bidi="pt_PT"/>
         </w:rPr>
-        <w:t xml:space="preserve"> Depois de falar com o povo, Josafá escolheu alguns homens para cantarem ao SENHOR e louvarem a beleza da sua santidade. Eles iam à frente do exército, cantando: "Agradeçam ao SENHOR, porque o seu amor dura para sempre".</w:t>
+        <w:t xml:space="preserve"> Depois de falar com o povo, Josafá escolheu alguns homens para cantarem ao SENHOR e louvarem a beleza da sua santidade. Eles iam à frente do exército, cantando: “Agradeçam ao SENHOR, porque a sua misericórdia dura para sempre”.</w:t>
       </w:r>
     </w:p>
     <w:p>
@@ -9401,7 +9401,7 @@
         <w:rPr>
           <w:lang w:val="pt_PT" w:bidi="pt_PT"/>
         </w:rPr>
-        <w:t xml:space="preserve"> Josafá reinou sobre Judá. Ele tinha trinta e cinco anos quando começou a reinar e governou vinte e cinco anos em Jerusalém. O nome de sua mãe era Azuba, filha de Sili.</w:t>
+        <w:t xml:space="preserve"> Josafá reinou sobre Judá. Ele tinha 35 anos quando começou a reinar e governou 25 anos em Jerusalém. O nome de sua mãe era Azuba, filha de Sili.</w:t>
       </w:r>
     </w:p>
     <w:p>
@@ -9485,7 +9485,7 @@
         <w:rPr>
           <w:lang w:val="pt_PT" w:bidi="pt_PT"/>
         </w:rPr>
-        <w:t xml:space="preserve"> Mais tarde, Josafá, rei de Judá, fez uma aliança com Acazias, rei de Israel, que vivia de maneira ímpia.</w:t>
+        <w:t xml:space="preserve"> Mais tarde, Josafá, rei de Judá, fez uma aliança com Acazias, rei de Israel, que vivia de maneira perversa.</w:t>
       </w:r>
     </w:p>
     <w:p>
@@ -9527,7 +9527,7 @@
         <w:rPr>
           <w:lang w:val="pt_PT" w:bidi="pt_PT"/>
         </w:rPr>
-        <w:t xml:space="preserve"> Eliézer, filho de Dodava, de Maressa, profetizou contra Josafá, dizendo: "Por você ter se aliado a Acazias, o SENHOR vai destruir o que você construiu". Assim, os navios se quebraram e não puderam sair para negociar.</w:t>
+        <w:t xml:space="preserve"> Eliézer, filho de Dodava, de Maressa, profetizou contra Josafá, dizendo: “Por você ter se aliado a Acazias, o SENHOR vai destruir o que você construiu”. Assim, os navios se quebraram e não puderam sair para negociar.</w:t>
       </w:r>
     </w:p>
     <w:p>
@@ -9585,7 +9585,7 @@
         <w:rPr>
           <w:lang w:val="pt_PT" w:bidi="pt_PT"/>
         </w:rPr>
-        <w:t xml:space="preserve"> Jeorão tinha irmãos, todos filhos de Josafá: Azarias, Jeiel, Zacarias, Azarias, Micael e Sefatias. Todos eram filhos de Josafá, rei de Israel.</w:t>
+        <w:t xml:space="preserve"> Jeorão tinha irmãos, todos filhos de Josafá: Azarias, Jeiel, Zacarias, Azarias, Micael e Sefatias. Todos eram filhos de Josafá, rei de Judá.</w:t>
       </w:r>
     </w:p>
     <w:p>
@@ -9648,7 +9648,7 @@
         <w:rPr>
           <w:lang w:val="pt_PT" w:bidi="pt_PT"/>
         </w:rPr>
-        <w:t xml:space="preserve"> Jeorão tinha trinta e dois anos quando começou a reinar e governou em Jerusalém durante oito anos.</w:t>
+        <w:t xml:space="preserve"> Jeorão tinha 32 anos quando começou a reinar e governou em Jerusalém durante 8 anos.</w:t>
       </w:r>
     </w:p>
     <w:p>
@@ -9795,7 +9795,7 @@
         <w:rPr>
           <w:lang w:val="pt_PT" w:bidi="pt_PT"/>
         </w:rPr>
-        <w:t xml:space="preserve"> Então Jeorão recebeu uma carta do profeta Elias, que dizia: "Assim fala o SENHOR, o Deus de Davi, seu antepassado: ‘Você não seguiu o caminho de seu pai Josafá, nem o de Asa, rei de Judá.</w:t>
+        <w:t xml:space="preserve"> Então Jeorão recebeu uma carta do profeta Elias, que dizia: “Assim fala o SENHOR, o Deus de Davi, seu antepassado: ‘Você não seguiu o caminho de seu pai Josafá, nem o de Asa, rei de Judá.</w:t>
       </w:r>
     </w:p>
     <w:p>
@@ -9858,7 +9858,7 @@
         <w:rPr>
           <w:lang w:val="pt_PT" w:bidi="pt_PT"/>
         </w:rPr>
-        <w:t xml:space="preserve"> Você sofrerá de uma doença grave no ventre, que piorará cada vez mais, até que seus intestinos saiam’ ".</w:t>
+        <w:t xml:space="preserve"> Você sofrerá de uma doença grave no ventre, que piorará cada vez mais, até que seus intestinos saiam’”.</w:t>
       </w:r>
     </w:p>
     <w:p>
@@ -9942,7 +9942,7 @@
         <w:rPr>
           <w:lang w:val="pt_PT" w:bidi="pt_PT"/>
         </w:rPr>
-        <w:t xml:space="preserve"> Com o passar do tempo, ao fim do segundo ano, a doença se tornou tão grave que seus intestinos saíram, e ele morreu em grande sofrimento. O povo não acendeu nenhuma fogueira em sua honra, como fazia pelos seus antepassados.</w:t>
+        <w:t xml:space="preserve"> Com o passar do tempo, a doença se tornou tão grave que seus intestinos saíram, e ele morreu em grande sofrimento. O povo não acendeu nenhuma fogueira em sua honra, como fazia pelos seus antepassados.</w:t>
       </w:r>
     </w:p>
     <w:p>
@@ -9963,7 +9963,7 @@
         <w:rPr>
           <w:lang w:val="pt_PT" w:bidi="pt_PT"/>
         </w:rPr>
-        <w:t xml:space="preserve"> Jeorão tinha trinta e dois anos quando começou a reinar e governou Jerusalém por oito anos. Morreu sem ser lamentado e foi sepultado na cidade de Davi, mas não nos túmulos dos reis.</w:t>
+        <w:t xml:space="preserve"> Jeorão tinha 32 anos quando começou a reinar e governou Jerusalém por 8 anos. Morreu sem ser lamentado e foi sepultado na cidade de Davi, mas não nos túmulos dos reis.</w:t>
       </w:r>
     </w:p>
     <w:p>
@@ -10021,7 +10021,7 @@
         <w:rPr>
           <w:lang w:val="pt_PT" w:bidi="pt_PT"/>
         </w:rPr>
-        <w:t xml:space="preserve"> Acazias tinha vinte e dois anos quando começou a reinar e permaneceu no poder em Jerusalém por um ano. Sua mãe se chamava Atalia, descendente de Onri.</w:t>
+        <w:t xml:space="preserve"> Acazias tinha 22 anos quando começou a reinar e permaneceu no poder em Jerusalém por um ano. Sua mãe se chamava Atalia, descendente de Onri.</w:t>
       </w:r>
     </w:p>
     <w:p>
@@ -10147,7 +10147,7 @@
         <w:rPr>
           <w:lang w:val="pt_PT" w:bidi="pt_PT"/>
         </w:rPr>
-        <w:t xml:space="preserve"> Enquanto Jeú executava o juízo contra a casa de Acabe, encontrou os líderes de Judá e também os filhos dos parentes de Acazias, que estavam a serviço dele, e os matou.</w:t>
+        <w:t xml:space="preserve"> Enquanto Jeú executava o juízo contra a casa de Acabe, encontrou os líderes de Judá e também os filhos dos irmãos de Acazias, que estavam a serviço dele, e os matou.</w:t>
       </w:r>
     </w:p>
     <w:p>
@@ -10168,7 +10168,7 @@
         <w:rPr>
           <w:lang w:val="pt_PT" w:bidi="pt_PT"/>
         </w:rPr>
-        <w:t xml:space="preserve"> Depois disso, Jeú mandou procurar Acazias. Seus homens o encontraram escondido em Samaria, o prenderam e o levaram até Jeú, onde Acazias foi morto. Mesmo assim, permitiram que fosse sepultado, pois disseram: "Ele é neto de Josafá, que buscou o SENHOR com todo o coração". Assim, não restou ninguém da família de Acazias que pudesse reinar.</w:t>
+        <w:t xml:space="preserve"> Depois disso, Jeú mandou procurar Acazias. Seus homens o encontraram escondido em Samaria, o prenderam e o levaram até Jeú, onde Acazias foi morto. Mesmo assim, permitiram que fosse sepultado, pois disseram: “Ele é neto de Josafá, que buscou o SENHOR com todo o coração”. Assim, não restou ninguém da família de Acazias que pudesse reinar.</w:t>
       </w:r>
     </w:p>
     <w:p>
@@ -10210,7 +10210,7 @@
         <w:rPr>
           <w:lang w:val="pt_PT" w:bidi="pt_PT"/>
         </w:rPr>
-        <w:t xml:space="preserve"> Porém Jeoseba, filha do rei Jeorão, retirou Joás, um dos filhos de Acazias que seriam mortos, e o escondeu em um quarto junto com a sua ama. Jeoseba, filha do rei Jeorão, esposa do sacerdote Joiada e irmã de Acazias, escondeu Joás de Atalia, impedindo que ela o matasse.</w:t>
+        <w:t xml:space="preserve"> Porém Jeoseba, filha do rei Jeorão, retirou Joás, um dos filhos de Acazias que seriam mortos, e o escondeu num quarto junto com a sua ama. Jeoseba, filha do rei Jeorão, esposa do sacerdote Joiada e irmã de Acazias, escondeu Joás de Atalia, impedindo que ela o matasse.</w:t>
       </w:r>
     </w:p>
     <w:p>
@@ -10268,7 +10268,7 @@
         <w:rPr>
           <w:lang w:val="pt_PT" w:bidi="pt_PT"/>
         </w:rPr>
-        <w:t xml:space="preserve"> No sétimo ano, Joiada tomou firme decisão e fez um pacto com os chefes das tropas de cem: Azarias, filho de Jeroão; Ismael, filho de Joanã; Azarias, filho de Obede; Maaséias, filho de Adaías; e Elisafate, filho de Zicri.</w:t>
+        <w:t xml:space="preserve"> No sétimo ano, Joiada tomou firme decisão e fez um pacto com os chefes das tropas de cem: Azarias, filho de Jeroão; Ismael, filho de Joanã; Azarias, filho de Obede; Maaseias, filho de Adaías; e Elisafate, filho de Zicri.</w:t>
       </w:r>
     </w:p>
     <w:p>
@@ -10310,7 +10310,7 @@
         <w:rPr>
           <w:lang w:val="pt_PT" w:bidi="pt_PT"/>
         </w:rPr>
-        <w:t xml:space="preserve"> a assembleia inteira firmou um compromisso com o rei no templo de Deus. Então Joiada declarou: "O filho do rei será o governante, conforme o SENHOR prometeu a respeito da família de Davi.</w:t>
+        <w:t xml:space="preserve"> a assembleia inteira firmou um compromisso com o rei no templo de Deus. Então Joiada declarou: “O filho do rei será o governante, conforme o SENHOR prometeu a respeito da família de Davi.</w:t>
       </w:r>
     </w:p>
     <w:p>
@@ -10373,7 +10373,7 @@
         <w:rPr>
           <w:lang w:val="pt_PT" w:bidi="pt_PT"/>
         </w:rPr>
-        <w:t xml:space="preserve"> Ninguém deve entrar no templo do SENHOR, exceto os sacerdotes e os levitas que estiverem em serviço. Eles podem entrar porque são consagrados, mas o povo deve obedecer às ordens do SENHOR”.</w:t>
+        <w:t xml:space="preserve"> Ninguém deve entrar no templo do SENHOR, exceto os sacerdotes e os levitas que estiverem em serviço. Eles podem entrar porque são consagrados, mas o povo deve obedecer às ordens do SENHOR.</w:t>
       </w:r>
     </w:p>
     <w:p>
@@ -10478,7 +10478,7 @@
         <w:rPr>
           <w:lang w:val="pt_PT" w:bidi="pt_PT"/>
         </w:rPr>
-        <w:t xml:space="preserve"> Depois disso, Joiada e seus filhos trouxeram o filho do rei, colocaram a coroa sobre ele, entregaram-lhe o livro da aliança e o proclamaram rei. Eles o ungiram e gritaram: "Que o rei viva!".</w:t>
+        <w:t xml:space="preserve"> Depois disso, Joiada e seus filhos trouxeram o filho do rei, colocaram a coroa sobre ele, entregaram-lhe o livro da aliança e o proclamaram rei. Eles o ungiram e gritaram: “Que o rei viva!”.</w:t>
       </w:r>
     </w:p>
     <w:p>
@@ -10520,7 +10520,7 @@
         <w:rPr>
           <w:lang w:val="pt_PT" w:bidi="pt_PT"/>
         </w:rPr>
-        <w:t xml:space="preserve"> Ali ela viu o rei em pé, perto da entrada, ao lado da coluna. Os oficiais e os tocadores de trombetas estavam junto dele, e todo o povo festejava ao som das trombetas. Os músicos, com seus instrumentos, conduziam os louvores. Então Atalia rasgou suas roupas e gritou: "Isso é uma traição! Estão se revoltando!".</w:t>
+        <w:t xml:space="preserve"> Ali ela viu o rei em pé, perto da entrada, ao lado da coluna. Os oficiais e os tocadores de trombetas estavam junto dele, e todo o povo festejava ao som das trombetas. Os cantores, com seus instrumentos musicais, dirigiam o louvor. Então Atalia rasgou suas roupas e gritou: “Isso é uma traição! Estão se revoltando!”.</w:t>
       </w:r>
     </w:p>
     <w:p>
@@ -10541,7 +10541,7 @@
         <w:rPr>
           <w:lang w:val="pt_PT" w:bidi="pt_PT"/>
         </w:rPr>
-        <w:t xml:space="preserve"> O sacerdote Joiada ordenou aos chefes das tropas de cem, que comandavam os soldados: "Levem essa mulher para fora, passando entre as fileiras, e matem com a espada qualquer um que a seguir”. Pois Joiada havia determinado: "Não a matem dentro do templo do SENHOR”.</w:t>
+        <w:t xml:space="preserve"> O sacerdote Joiada ordenou aos chefes das tropas de cem, que comandavam os soldados: “Levem essa mulher para fora, passando entre as fileiras, e matem com a espada qualquer um que a seguir”. Pois Joiada havia determinado: “Não a matem dentro do templo do SENHOR”.</w:t>
       </w:r>
     </w:p>
     <w:p>
@@ -10562,7 +10562,7 @@
         <w:rPr>
           <w:lang w:val="pt_PT" w:bidi="pt_PT"/>
         </w:rPr>
-        <w:t xml:space="preserve"> Assim, eles a prenderam e a levaram até a Porta dos Cavalos, no terreno do palácio, e ali a mataram.</w:t>
+        <w:t xml:space="preserve"> Assim, eles a prenderam e a levaram até a Porta dos Cavalos, à entrada do palácio do rei, e ali a mataram.</w:t>
       </w:r>
     </w:p>
     <w:p>
@@ -10625,7 +10625,7 @@
         <w:rPr>
           <w:lang w:val="pt_PT" w:bidi="pt_PT"/>
         </w:rPr>
-        <w:t xml:space="preserve"> Joiada colocou a responsabilidade do templo do SENHOR nas mãos dos sacerdotes levitas, aqueles a quem Davi havia designado funções no templo, para oferecerem ao SENHOR as ofertas queimadas, conforme está escrito na lei de Moisés, com alegria e cânticos, seguindo as orientações de Davi.</w:t>
+        <w:t xml:space="preserve"> Joiada designou os sacerdotes levitas para o serviço do templo do SENHOR, para oferecerem os holocaustos ao SENHOR, conforme está escrito na Lei de Moisés, com cânticos de alegria, segundo a ordem estabelecida por Davi.</w:t>
       </w:r>
     </w:p>
     <w:p>
@@ -10830,7 +10830,7 @@
         <w:rPr>
           <w:lang w:val="pt_PT" w:bidi="pt_PT"/>
         </w:rPr>
-        <w:t xml:space="preserve"> Então o rei chamou Joiada, o sumo sacerdote, e perguntou: “Por que você não exigiu que os levitas trouxessem de Judá e de Jerusalém a contribuição determinada por Moisés, servo do SENHOR, e pela comunidade de Israel para a tenda da arca da aliança?”.</w:t>
+        <w:t xml:space="preserve"> Então o rei chamou Joiada, o sumo sacerdote, e perguntou: “Por que você não exigiu que os levitas trouxessem de Judá e de Jerusalém a contribuição determinada por Moisés, servo do SENHOR, e pela comunidade de Israel para a tenda do testemunho, onde fica a arca da aliança?”.</w:t>
       </w:r>
     </w:p>
     <w:p>
@@ -10935,7 +10935,7 @@
         <w:rPr>
           <w:lang w:val="pt_PT" w:bidi="pt_PT"/>
         </w:rPr>
-        <w:t xml:space="preserve"> Sempre que os levitas levavam a caixa aos responsáveis do rei, e estes percebiam que havia muita prata, o secretário do rei e um representante do sumo sacerdote vinham, esvaziavam a caixa e a devolviam ao lugar. Assim, reuniram grande quantidade de prata.</w:t>
+        <w:t xml:space="preserve"> Sempre que os levitas levavam a caixa aos oficiais do rei, e estes percebiam que havia muita prata, o secretário do rei e um representante do sumo sacerdote vinham, esvaziavam a caixa e a devolviam ao seu lugar. Assim, eles reuniram grande quantidade de prata.</w:t>
       </w:r>
     </w:p>
     <w:p>
@@ -11187,7 +11187,7 @@
         <w:rPr>
           <w:lang w:val="pt_PT" w:bidi="pt_PT"/>
         </w:rPr>
-        <w:t xml:space="preserve"> No início do ano seguinte, o exército arameu marchou contra Joás. Eles invadiram Judá e Jerusalém, mataram todos os líderes do povo e enviaram ao rei deles, em Damasco, tudo o que haviam saqueado.</w:t>
+        <w:t xml:space="preserve"> No início do ano seguinte, o exército sírio marchou contra Joás. Eles invadiram Judá e Jerusalém, mataram todos os líderes do povo e enviaram ao rei deles, em Damasco, tudo o que haviam saqueado.</w:t>
       </w:r>
     </w:p>
     <w:p>
@@ -11208,7 +11208,7 @@
         <w:rPr>
           <w:lang w:val="pt_PT" w:bidi="pt_PT"/>
         </w:rPr>
-        <w:t xml:space="preserve"> Embora o exército arameu fosse pequeno, o SENHOR entregou em suas mãos um exército muito maior, porque Judá havia abandonado o SENHOR, o Deus de seus antepassados. Assim, o juízo foi executado contra Joás.</w:t>
+        <w:t xml:space="preserve"> Embora o exército sírio fosse pequeno, o SENHOR entregou em suas mãos um exército muito maior, porque Judá havia abandonado o SENHOR, o Deus de seus antepassados. Assim, o juízo foi executado contra Joás.</w:t>
       </w:r>
     </w:p>
     <w:p>
@@ -11229,7 +11229,7 @@
         <w:rPr>
           <w:lang w:val="pt_PT" w:bidi="pt_PT"/>
         </w:rPr>
-        <w:t xml:space="preserve"> Quando os arameus se retiraram, deixaram Joás gravemente ferido. Então seus oficiais conspiraram contra ele, por causa da morte do filho do sacerdote Joiada, e o mataram enquanto ele estava deitado. Assim ele morreu e foi sepultado na Cidade de Davi, mas não nos túmulos dos reis.</w:t>
+        <w:t xml:space="preserve"> Quando os sírios se retiraram, deixaram Joás gravemente ferido. Então seus oficiais conspiraram contra ele, por causa da morte do filho do sacerdote Joiada, e o mataram enquanto ele estava deitado. Assim ele morreu e foi sepultado na Cidade de Davi, mas não nos túmulos dos reis.</w:t>
       </w:r>
     </w:p>
     <w:p>
@@ -11271,7 +11271,7 @@
         <w:rPr>
           <w:lang w:val="pt_PT" w:bidi="pt_PT"/>
         </w:rPr>
-        <w:t xml:space="preserve"> Quanto aos seus filhos, às muitas profecias a seu respeito e ao registro da restauração do templo, tudo isso está escrito nas anotações do livro dos reis. E Amazias, seu filho, passou a reinar em seu lugar.</w:t>
+        <w:t xml:space="preserve"> Quanto aos seus filhos, às grandes responsabilidades que ele recebeu e ao registro da restauração do templo, tudo isso está escrito nas anotações do livro dos reis. E Amazias, seu filho, passou a reinar em seu lugar.</w:t>
       </w:r>
     </w:p>
     <w:p>
@@ -11308,7 +11308,7 @@
         <w:rPr>
           <w:lang w:val="pt_PT" w:bidi="pt_PT"/>
         </w:rPr>
-        <w:t xml:space="preserve"> Amazias tinha vinte e cinco anos quando começou a governar e reinou por vinte e nove anos em Jerusalém. A mãe dele se chamava Jeoadã e era natural de Jerusalém.</w:t>
+        <w:t xml:space="preserve"> Amazias tinha 25 anos quando começou a governar e reinou por 29 anos em Jerusalém. A mãe dele se chamava Jeoadã e era natural de Jerusalém.</w:t>
       </w:r>
     </w:p>
     <w:p>
@@ -11371,7 +11371,7 @@
         <w:rPr>
           <w:lang w:val="pt_PT" w:bidi="pt_PT"/>
         </w:rPr>
-        <w:t xml:space="preserve"> No entanto, não mandou matar os filhos desses homens, obedecendo ao que está escrito na Lei, no livro de Moisés, onde o SENHOR ordenou: "Os pais não morrerão por causa dos filhos, nem os filhos por causa dos pais; cada pessoa responderá pelo próprio pecado".</w:t>
+        <w:t xml:space="preserve"> No entanto, não mandou matar os filhos desses homens, obedecendo ao que está escrito na Lei, no livro de Moisés, onde o SENHOR ordenou: “Os pais não morrerão por causa dos filhos, nem os filhos por causa dos pais; cada pessoa responderá pelo próprio pecado”.</w:t>
       </w:r>
     </w:p>
     <w:p>
@@ -11413,7 +11413,7 @@
         <w:rPr>
           <w:lang w:val="pt_PT" w:bidi="pt_PT"/>
         </w:rPr>
-        <w:t xml:space="preserve"> Além disso, contratou cem mil soldados de Israel, pagando três toneladas e meia de prata.</w:t>
+        <w:t xml:space="preserve"> Além disso, contratou 100 mil soldados de Israel, pagando 3.500 quilos de prata.</w:t>
       </w:r>
     </w:p>
     <w:p>
@@ -11434,7 +11434,7 @@
         <w:rPr>
           <w:lang w:val="pt_PT" w:bidi="pt_PT"/>
         </w:rPr>
-        <w:t xml:space="preserve"> Porém, um homem de Deus foi até ele e disse: "Ó rei, não leve essas tropas de Israel com você, pois o SENHOR não está com Israel, nem com o povo de Efraim.</w:t>
+        <w:t xml:space="preserve"> Porém, um homem de Deus foi até ele e disse: “Ó rei, não leve essas tropas de Israel com você, pois o SENHOR não está com Israel, nem com o povo de Efraim.</w:t>
       </w:r>
     </w:p>
     <w:p>
@@ -11455,7 +11455,7 @@
         <w:rPr>
           <w:lang w:val="pt_PT" w:bidi="pt_PT"/>
         </w:rPr>
-        <w:t xml:space="preserve"> Mesmo que você avance e lute com coragem, Deus fará você cair diante do inimigo, pois Ele tem poder tanto para dar vitória quanto para permitir derrota".</w:t>
+        <w:t xml:space="preserve"> Mesmo que você avance e lute com coragem, Deus fará você cair diante do inimigo, pois ele tem poder tanto para dar vitória quanto para permitir derrota”.</w:t>
       </w:r>
     </w:p>
     <w:p>
@@ -11476,7 +11476,7 @@
         <w:rPr>
           <w:lang w:val="pt_PT" w:bidi="pt_PT"/>
         </w:rPr>
-        <w:t xml:space="preserve"> Amazias perguntou ao homem de Deus: "E o dinheiro, as três toneladas e meia de prata que paguei a esses soldados?" Ele respondeu: "O SENHOR pode lhe dar muito mais do que isso".</w:t>
+        <w:t xml:space="preserve"> Amazias perguntou ao homem de Deus: “E o dinheiro, os 3.500 quilos de prata que paguei a esses soldados?”. Ele respondeu: “O SENHOR pode lhe dar muito mais do que isso”.</w:t>
       </w:r>
     </w:p>
     <w:p>
@@ -11602,7 +11602,7 @@
         <w:rPr>
           <w:lang w:val="pt_PT" w:bidi="pt_PT"/>
         </w:rPr>
-        <w:t xml:space="preserve"> Então o SENHOR ficou irado com Amazias e enviou um profeta, que disse ao rei: "Por que você procura esses deuses, se eles não conseguiram salvar nem o próprio povo das suas mãos?".</w:t>
+        <w:t xml:space="preserve"> Então o SENHOR ficou irado com Amazias e enviou um profeta, que disse ao rei: “Por que você procura esses deuses, se eles não conseguiram salvar nem o próprio povo das suas mãos?”.</w:t>
       </w:r>
     </w:p>
     <w:p>
@@ -11623,7 +11623,7 @@
         <w:rPr>
           <w:lang w:val="pt_PT" w:bidi="pt_PT"/>
         </w:rPr>
-        <w:t xml:space="preserve"> Enquanto o profeta ainda falava, o rei o interrompeu e disse: "Foi você que nós escolhemos como conselheiro do rei? Pare agora! Você quer morrer?" O profeta se calou, mas disse: "Eu sei que Deus decidiu destruí-lo, porque você fez essas coisas e não aceitou o meu conselho".</w:t>
+        <w:t xml:space="preserve"> Enquanto o profeta ainda falava, o rei o interrompeu e disse: “Foi você que nós escolhemos como conselheiro do rei? Pare agora! Você quer morrer?”. O profeta se calou, mas disse: “Eu sei que Deus decidiu destruí-lo, porque você fez essas coisas e não aceitou o meu conselho”.</w:t>
       </w:r>
     </w:p>
     <w:p>
@@ -11644,7 +11644,7 @@
         <w:rPr>
           <w:lang w:val="pt_PT" w:bidi="pt_PT"/>
         </w:rPr>
-        <w:t xml:space="preserve"> Depois de ouvir seus conselheiros, Amazias, rei de Judá, enviou mensageiros a Jeoás, filho de Jeoacaz e neto de Jeú, rei de Israel, com esta mensagem: "Venha lutar comigo".</w:t>
+        <w:t xml:space="preserve"> Depois de ouvir seus conselheiros, Amazias, rei de Judá, enviou mensageiros a Jeoás, filho de Jeoacaz e neto de Jeú, rei de Israel, com esta mensagem: “Venha lutar comigo”.</w:t>
       </w:r>
     </w:p>
     <w:p>
@@ -11665,7 +11665,7 @@
         <w:rPr>
           <w:lang w:val="pt_PT" w:bidi="pt_PT"/>
         </w:rPr>
-        <w:t xml:space="preserve"> Jeoás respondeu a Amazias: "Um espinheiro do Líbano mandou dizer ao cedro do Líbano: ‘Dê sua filha para casar-se com meu filho’. Mas um animal selvagem do Líbano passou e pisou o espinheiro.</w:t>
+        <w:t xml:space="preserve"> Jeoás respondeu a Amazias: “Um espinheiro do Líbano mandou dizer ao cedro do Líbano: ‘Dê sua filha para casar-se com meu filho’. Mas um animal selvagem do Líbano passou e pisou o espinheiro.</w:t>
       </w:r>
     </w:p>
     <w:p>
@@ -11686,7 +11686,7 @@
         <w:rPr>
           <w:lang w:val="pt_PT" w:bidi="pt_PT"/>
         </w:rPr>
-        <w:t xml:space="preserve"> Você pensa que venceu Edom e agora ficou orgulhoso. Fique em casa! Por que provocar um desastre que trará ruína para você e para Judá?".</w:t>
+        <w:t xml:space="preserve"> Você pensa que venceu Edom e agora ficou orgulhoso. Fique em casa! Por que provocar um desastre que trará ruína para você e para Judá?”.</w:t>
       </w:r>
     </w:p>
     <w:p>
@@ -11770,7 +11770,7 @@
         <w:rPr>
           <w:lang w:val="pt_PT" w:bidi="pt_PT"/>
         </w:rPr>
-        <w:t xml:space="preserve"> Jeoás capturou Amazias, filho de Joás e neto de Acazias, em Bete-Semes. Depois o levou para Jerusalém e derrubou cento e oitenta metros do muro da cidade, desde a porta de Efraim até a porta da Esquina.</w:t>
+        <w:t xml:space="preserve"> Jeoás capturou Amazias, filho de Joás e neto de Acazias, em Bete-Semes. Depois o levou para Jerusalém e derrubou 180 metros do muro da cidade, desde a porta de Efraim até a porta da Esquina.</w:t>
       </w:r>
     </w:p>
     <w:p>
@@ -11854,7 +11854,7 @@
         <w:rPr>
           <w:lang w:val="pt_PT" w:bidi="pt_PT"/>
         </w:rPr>
-        <w:t xml:space="preserve"> Desde o momento em que Amazias deixou de seguir o SENHOR, houve uma conspiração contra ele em Jerusalém. Ele fugiu para Láquis, mas foi perseguido até lá e morto.</w:t>
+        <w:t xml:space="preserve"> Desde o momento em que Amazias deixou de seguir o SENHOR, houve uma conspiração contra ele em Jerusalém. Ele fugiu para Laquis, mas foi perseguido até lá e morto.</w:t>
       </w:r>
     </w:p>
     <w:p>
@@ -11954,7 +11954,7 @@
         <w:rPr>
           <w:lang w:val="pt_PT" w:bidi="pt_PT"/>
         </w:rPr>
-        <w:t xml:space="preserve"> Uzias tinha dezesseis anos quando começou a governar e reinou cinquenta e dois anos em Jerusalém. Sua mãe se chamava Jecolias e era natural de Jerusalém.</w:t>
+        <w:t xml:space="preserve"> Uzias tinha 16 anos quando começou a governar e reinou 52 anos em Jerusalém. Sua mãe se chamava Jecolias e era natural de Jerusalém.</w:t>
       </w:r>
     </w:p>
     <w:p>
@@ -11996,7 +11996,7 @@
         <w:rPr>
           <w:lang w:val="pt_PT" w:bidi="pt_PT"/>
         </w:rPr>
-        <w:t xml:space="preserve"> Uzias buscou a Deus durante a vida de Zacarias, que o orientava a respeitar a Deus. Enquanto permaneceu buscando o SENHOR, Deus lhe concedeu sucesso.</w:t>
+        <w:t xml:space="preserve"> Durante a vida de Zacarias, Uzias buscou a Deus. Zacarias era instruído nas visões de Deus e ensinava o rei a temê-lo. Enquanto Uzias buscou ao SENHOR, Deus o fez prosperar.</w:t>
       </w:r>
     </w:p>
     <w:p>
@@ -12017,7 +12017,7 @@
         <w:rPr>
           <w:lang w:val="pt_PT" w:bidi="pt_PT"/>
         </w:rPr>
-        <w:t xml:space="preserve"> Ele saiu para combater os filisteus, derrubou as muralhas de Gate, Jabne e Asdode, e depois construiu cidades perto de Asdode e em outras áreas do território filisteu.</w:t>
+        <w:t xml:space="preserve"> Ele saiu para combater os filisteus, derrubou as muralhas de Gate, Jabne e Asdode, e depois construiu fortificações perto de Asdode e em outras áreas do território filisteu.</w:t>
       </w:r>
     </w:p>
     <w:p>
@@ -12101,7 +12101,7 @@
         <w:rPr>
           <w:lang w:val="pt_PT" w:bidi="pt_PT"/>
         </w:rPr>
-        <w:t xml:space="preserve"> Ele também levantou torres no deserto e cavou muitas cisternas, pois possuía muitos rebanhos na Sefelá e na planície. Mantinha trabalhadores em seus campos e vinhas, nas colinas e nas terras férteis, porque gostava da agricultura.</w:t>
+        <w:t xml:space="preserve"> Ele também levantou torres no deserto e cavou muitas cisternas, pois possuía muitos rebanhos na Sefelá e na planície. Tinha trabalhadores em seus campos e vinhas, nas colinas e nas terras férteis, porque ele amava a terra.</w:t>
       </w:r>
     </w:p>
     <w:p>
@@ -12122,7 +12122,7 @@
         <w:rPr>
           <w:lang w:val="pt_PT" w:bidi="pt_PT"/>
         </w:rPr>
-        <w:t xml:space="preserve"> Uzias tinha um exército bem organizado, dividido em grupos conforme o número de soldados registrados pelo secretário Jeiel e pelo oficial Maaséias, sob a liderança de Hananias, um dos oficiais do rei.</w:t>
+        <w:t xml:space="preserve"> Uzias tinha um exército bem organizado, dividido em grupos conforme o número de soldados registrados pelo secretário Jeiel e pelo oficial Maaseias, sob a liderança de Hananias, um dos oficiais do rei.</w:t>
       </w:r>
     </w:p>
     <w:p>
@@ -12143,7 +12143,7 @@
         <w:rPr>
           <w:lang w:val="pt_PT" w:bidi="pt_PT"/>
         </w:rPr>
-        <w:t xml:space="preserve"> O total de chefes de família responsáveis pelos homens de combate era de dois mil e seiscentos.</w:t>
+        <w:t xml:space="preserve"> O total de chefes de família responsáveis pelos homens de combate era de 2.600.</w:t>
       </w:r>
     </w:p>
     <w:p>
@@ -12164,7 +12164,7 @@
         <w:rPr>
           <w:lang w:val="pt_PT" w:bidi="pt_PT"/>
         </w:rPr>
-        <w:t xml:space="preserve"> Sob o comando deles havia um exército de trezentos e sete mil e quinhentos homens treinados para a guerra, uma força muito poderosa que apoiava o rei contra seus inimigos.</w:t>
+        <w:t xml:space="preserve"> Sob o comando deles havia um exército de 307.500 homens treinados para a guerra, uma força muito poderosa que apoiava o rei contra seus inimigos.</w:t>
       </w:r>
     </w:p>
     <w:p>
@@ -12206,7 +12206,7 @@
         <w:rPr>
           <w:lang w:val="pt_PT" w:bidi="pt_PT"/>
         </w:rPr>
-        <w:t xml:space="preserve"> Em Jerusalém, mandou construir máquinas criadas por especialistas, colocadas nas torres e nas defesas dos cantos, capazes de lançar flechas e grandes pedras. Ele recebeu ajuda extraordinária, tornou-se muito poderoso, e sua fama se espalhou por lugares distantes.</w:t>
+        <w:t xml:space="preserve"> Em Jerusalém, mandou construir máquinas engenhosas feitas por especialistas, colocadas nas torres e nas defesas dos cantos, capazes de lançar flechas e grandes pedras. Ele recebeu ajuda extraordinária, tornou-se muito poderoso, e sua fama se espalhou por lugares distantes.</w:t>
       </w:r>
     </w:p>
     <w:p>
@@ -12269,7 +12269,7 @@
         <w:rPr>
           <w:lang w:val="pt_PT" w:bidi="pt_PT"/>
         </w:rPr>
-        <w:t xml:space="preserve"> Eles o enfrentaram e disseram: "Uzias, não é permitido que você ofereça incenso ao SENHOR. Essa tarefa pertence aos sacerdotes, descendentes de Arão, separados para esse serviço. Saia do santuário, pois você agiu com infidelidade e não receberá honra de Deus, o SENHOR".</w:t>
+        <w:t xml:space="preserve"> Eles o enfrentaram e disseram: “Uzias, não é permitido que você ofereça incenso ao SENHOR. Essa tarefa pertence aos sacerdotes, descendentes de Arão, separados para esse serviço. Saia do santuário, pois você agiu com infidelidade e não receberá honra de Deus, o SENHOR”.</w:t>
       </w:r>
     </w:p>
     <w:p>
@@ -12332,7 +12332,7 @@
         <w:rPr>
           <w:lang w:val="pt_PT" w:bidi="pt_PT"/>
         </w:rPr>
-        <w:t xml:space="preserve"> O rei Uzias permaneceu leproso até o dia de sua morte. Durante esse tempo, viveu em uma casa separada, como leproso, afastado do templo do SENHOR. Seu filho Jotão cuidava do palácio e governava o povo.</w:t>
+        <w:t xml:space="preserve"> O rei Uzias permaneceu leproso até o dia de sua morte. Durante esse tempo, viveu numa casa separada, como leproso, afastado do templo do SENHOR. Seu filho Jotão cuidava do palácio e governava o povo.</w:t>
       </w:r>
     </w:p>
     <w:p>
@@ -12374,7 +12374,7 @@
         <w:rPr>
           <w:lang w:val="pt_PT" w:bidi="pt_PT"/>
         </w:rPr>
-        <w:t xml:space="preserve"> Uzias descansou com seus antepassados e foi sepultado perto deles, em um cemitério que pertencia aos reis, pois o povo dizia: "Ele tinha lepra". Seu filho Jotão passou a reinar em seu lugar.</w:t>
+        <w:t xml:space="preserve"> Uzias descansou com seus antepassados e foi sepultado no campo dos sepulcros dos reis, perto deles, porque diziam: “Ele tinha lepra”. Seu filho Jotão passou a reinar em seu lugar.</w:t>
       </w:r>
     </w:p>
     <w:p>
@@ -12411,7 +12411,7 @@
         <w:rPr>
           <w:lang w:val="pt_PT" w:bidi="pt_PT"/>
         </w:rPr>
-        <w:t xml:space="preserve"> Jotão tinha vinte e cinco anos quando começou a governar e permaneceu no poder por dezesseis anos em Jerusalém. Sua mãe se chamava Jerusa, que era filha de Zadoque.</w:t>
+        <w:t xml:space="preserve"> Jotão tinha 25 anos quando começou a governar e permaneceu no poder por 16 anos em Jerusalém. Sua mãe se chamava Jerusa, que era filha de Zadoque.</w:t>
       </w:r>
     </w:p>
     <w:p>
@@ -12432,7 +12432,7 @@
         <w:rPr>
           <w:lang w:val="pt_PT" w:bidi="pt_PT"/>
         </w:rPr>
-        <w:t xml:space="preserve"> Ele viveu de modo correto diante do SENHOR, seguindo o exemplo de seu pai, mas não entrou no templo do SENHOR. Mesmo assim, o povo continuava praticando coisas erradas.</w:t>
+        <w:t xml:space="preserve"> Ele viveu de modo correto diante do SENHOR, seguindo o exemplo de seu pai, Uzias, mas não entrou no templo do SENHOR. Mesmo assim, o povo continuava praticando coisas erradas.</w:t>
       </w:r>
     </w:p>
     <w:p>
@@ -12453,7 +12453,7 @@
         <w:rPr>
           <w:lang w:val="pt_PT" w:bidi="pt_PT"/>
         </w:rPr>
-        <w:t xml:space="preserve"> Jotão mandou reconstruir a porta mais alta do templo do SENHOR e realizou muitas obras no muro da região elevada de Ofel.</w:t>
+        <w:t xml:space="preserve"> Jotão mandou construir a porta mais alta do templo do SENHOR e realizou muitas obras no muro da região elevada de Ofel.</w:t>
       </w:r>
     </w:p>
     <w:p>
@@ -12495,7 +12495,7 @@
         <w:rPr>
           <w:lang w:val="pt_PT" w:bidi="pt_PT"/>
         </w:rPr>
-        <w:t xml:space="preserve"> Jotão entrou em combate contra o rei dos amonitas e saiu vencedor. Por isso, durante três anos seguidos, os amonitas lhe entregaram três toneladas e meia de prata, além de dez mil medidas de trigo e dez mil medidas de cevada.</w:t>
+        <w:t xml:space="preserve"> Jotão entrou em combate contra o rei dos amonitas e saiu vencedor. Por isso, durante 3 anos seguidos, os amonitas lhe entregaram 3.500 quilos de prata, além de 10 mil medidas de trigo e 10 mil medidas de cevada.</w:t>
       </w:r>
     </w:p>
     <w:p>
@@ -12537,7 +12537,7 @@
         <w:rPr>
           <w:lang w:val="pt_PT" w:bidi="pt_PT"/>
         </w:rPr>
-        <w:t xml:space="preserve"> Os outros acontecimentos do reinado de Jotão, incluindo suas guerras e tudo o que realizou, estão registrados nos livros dos reis de Israel e de Judá.</w:t>
+        <w:t xml:space="preserve"> Os outros acontecimentos do reinado de Jotão, incluindo suas guerras e tudo o que realizou, estão registrados no livro dos reis de Israel e de Judá.</w:t>
       </w:r>
     </w:p>
     <w:p>
@@ -12558,7 +12558,7 @@
         <w:rPr>
           <w:lang w:val="pt_PT" w:bidi="pt_PT"/>
         </w:rPr>
-        <w:t xml:space="preserve"> Ele tinha vinte e cinco anos quando começou a reinar e governou Jerusalém por dezesseis anos.</w:t>
+        <w:t xml:space="preserve"> Ele tinha 25 anos quando começou a reinar e governou Jerusalém por 16 anos.</w:t>
       </w:r>
     </w:p>
     <w:p>
@@ -12700,7 +12700,7 @@
         <w:rPr>
           <w:lang w:val="pt_PT" w:bidi="pt_PT"/>
         </w:rPr>
-        <w:t xml:space="preserve"> Por isso, o SENHOR, seu Deus, permitiu que o rei da Síria o dominasse. Os arameus o derrotaram, capturaram muitas pessoas do seu povo e as levaram para Damasco. Israel também lhe causou uma grande derrota.</w:t>
+        <w:t xml:space="preserve"> Por isso, o SENHOR, seu Deus, permitiu que o rei da Síria o dominasse. Os sírios o derrotaram, capturaram muitas pessoas do seu povo e as levaram para Damasco. Israel também lhe causou uma grande derrota.</w:t>
       </w:r>
     </w:p>
     <w:p>
@@ -12721,7 +12721,7 @@
         <w:rPr>
           <w:lang w:val="pt_PT" w:bidi="pt_PT"/>
         </w:rPr>
-        <w:t xml:space="preserve"> Em apenas um dia, Peca, filho de Remalias, matou cento e vinte mil soldados valentes de Judá, porque Judá tinha abandonado o SENHOR, o Deus de seus antepassados.</w:t>
+        <w:t xml:space="preserve"> Em apenas um dia, Peca, filho de Remalias, matou 120 mil soldados valentes de Judá, porque Judá tinha abandonado o SENHOR, o Deus de seus antepassados.</w:t>
       </w:r>
     </w:p>
     <w:p>
@@ -12742,7 +12742,7 @@
         <w:rPr>
           <w:lang w:val="pt_PT" w:bidi="pt_PT"/>
         </w:rPr>
-        <w:t xml:space="preserve"> Zicri, um guerreiro da tribo de Efraim, matou Maaséias, filho do rei, Azricão, responsável pelo palácio, e Elcana, que ocupava posição importante ao lado do rei.</w:t>
+        <w:t xml:space="preserve"> Zicri, um guerreiro da tribo de Efraim, matou Maaseias, filho do rei, Azricão, responsável pelo palácio, e Elcana, que ocupava posição importante ao lado do rei.</w:t>
       </w:r>
     </w:p>
     <w:p>
@@ -12784,7 +12784,7 @@
         <w:rPr>
           <w:lang w:val="pt_PT" w:bidi="pt_PT"/>
         </w:rPr>
-        <w:t xml:space="preserve"> Em Samaria havia um profeta do SENHOR chamado Odede. Ele saiu ao encontro do exército e disse: "O SENHOR, Deus de seus antepassados, estava irado contra Judá e por isso os entregou nas mãos de vocês. Porém a violência com que vocês os mataram chegou até os céus.</w:t>
+        <w:t xml:space="preserve"> Em Samaria havia um profeta do SENHOR chamado Odede. Ele saiu ao encontro do exército e disse: “O SENHOR, Deus de seus antepassados, estava irado contra Judá e por isso os entregou nas mãos de vocês. Porém a violência com que vocês os mataram chegou até os céus.</w:t>
       </w:r>
     </w:p>
     <w:p>
@@ -12805,7 +12805,7 @@
         <w:rPr>
           <w:lang w:val="pt_PT" w:bidi="pt_PT"/>
         </w:rPr>
-        <w:t xml:space="preserve"> E agora vocês ainda querem transformar homens e mulheres de Judá e de Jerusalém em escravos. Vocês mesmos não são culpados diante do SENHOR, o Deus de vocês?</w:t>
+        <w:t xml:space="preserve"> E agora vocês ainda querem transformar homens e mulheres de Judá e de Jerusalém em escravos. Vocês mesmos já são culpados diante do SENHOR, o Deus de vocês.</w:t>
       </w:r>
     </w:p>
     <w:p>
@@ -12826,7 +12826,7 @@
         <w:rPr>
           <w:lang w:val="pt_PT" w:bidi="pt_PT"/>
         </w:rPr>
-        <w:t xml:space="preserve"> Portanto, escutem o que digo: devolvam os irmãos que vocês fizeram prisioneiros, pois a ira do SENHOR está acesa contra vocês".</w:t>
+        <w:t xml:space="preserve"> Portanto, escutem o que digo: devolvam os irmãos que vocês fizeram prisioneiros, pois a ira do SENHOR está acesa contra vocês”.</w:t>
       </w:r>
     </w:p>
     <w:p>
@@ -12868,7 +12868,7 @@
         <w:rPr>
           <w:lang w:val="pt_PT" w:bidi="pt_PT"/>
         </w:rPr>
-        <w:t xml:space="preserve"> "Não tragam esses prisioneiros para cá. Se fizerem isso, ficaremos culpados diante do SENHOR. Vocês querem aumentar ainda mais o nosso pecado e a nossa culpa? A nossa culpa já é grande, e a ira dele pesa sobre Israel".</w:t>
+        <w:t xml:space="preserve"> "Não tragam esses prisioneiros para cá. Se fizerem isso, ficaremos culpados diante do SENHOR. Vocês querem aumentar ainda mais o nosso pecado e a nossa culpa? A nossa culpa já é grande, e a ira dele pesa sobre Israel”.</w:t>
       </w:r>
     </w:p>
     <w:p>
@@ -12910,7 +12910,7 @@
         <w:rPr>
           <w:lang w:val="pt_PT" w:bidi="pt_PT"/>
         </w:rPr>
-        <w:t xml:space="preserve"> Os homens citados pelo nome cuidaram dos prisioneiros. Com roupas e sandálias tiradas dos despojos, vestiram todos os que estavam sem roupa. Deram-lhes comida, bebida e remédios. Colocaram os mais fracos sobre jumentos e os levaram de volta aos seus parentes que moravam em Jericó, a cidade das Palmeiras. Depois disso, retornaram para Samaria.</w:t>
+        <w:t xml:space="preserve"> Os homens citados pelo nome cuidaram dos prisioneiros. Com roupas e sandálias tiradas dos despojos, vestiram todos os que estavam sem roupa. Deram-lhes comida, bebida e os ungiram com óleo. Colocaram os mais fracos sobre jumentos e os levaram de volta aos seus parentes que moravam em Jericó, a cidade das Palmeiras. Depois disso, retornaram para Samaria.</w:t>
       </w:r>
     </w:p>
     <w:p>
@@ -12994,7 +12994,7 @@
         <w:rPr>
           <w:lang w:val="pt_PT" w:bidi="pt_PT"/>
         </w:rPr>
-        <w:t xml:space="preserve"> O SENHOR humilhou Judá por causa de Acaz, rei de Israel, porque ele se comportou de forma descontrolada em Judá e foi muito infiel ao SENHOR.</w:t>
+        <w:t xml:space="preserve"> O SENHOR humilhou Judá por causa de Acaz, rei de Israel, pois ele havia levado Judá a pecar e tinha sido infiel ao SENHOR.</w:t>
       </w:r>
     </w:p>
     <w:p>
@@ -13078,7 +13078,7 @@
         <w:rPr>
           <w:lang w:val="pt_PT" w:bidi="pt_PT"/>
         </w:rPr>
-        <w:t xml:space="preserve"> Ele ofereceu sacrifícios aos deuses de Damasco, que o haviam derrotado, pois pensava: "Se os deuses da Síria ajudaram esse povo, também farei ofertas a eles para que me ajudem". Mas esses deuses causaram a sua destruição e a destruição de todo o Israel.</w:t>
+        <w:t xml:space="preserve"> Ele ofereceu sacrifícios aos deuses de Damasco, que o haviam derrotado, pois pensava: “Se os deuses da Síria ajudaram esse povo, também farei ofertas a eles para que me ajudem”. Mas esses deuses causaram a sua destruição e a destruição de todo o Israel.</w:t>
       </w:r>
     </w:p>
     <w:p>
@@ -13199,7 +13199,7 @@
         <w:rPr>
           <w:lang w:val="pt_PT" w:bidi="pt_PT"/>
         </w:rPr>
-        <w:t xml:space="preserve"> Ezequias tinha vinte e cinco anos quando começou a governar, e reinou por vinte e nove anos em Jerusalém. Sua mãe se chamava Abia, filha de Zacarias.</w:t>
+        <w:t xml:space="preserve"> Ezequias tinha 25 anos quando começou a governar e reinou por 29 anos em Jerusalém. Sua mãe se chamava Abia, filha de Zacarias.</w:t>
       </w:r>
     </w:p>
     <w:p>
@@ -13283,7 +13283,7 @@
         <w:rPr>
           <w:lang w:val="pt_PT" w:bidi="pt_PT"/>
         </w:rPr>
-        <w:t xml:space="preserve"> Ele lhes disse: “Ouçam com atenção, levitas. Separem-se agora para o SENHOR e também separem o templo do SENHOR, o Deus dos seus antepassados. Retirem do santuário tudo o que é impuro.</w:t>
+        <w:t xml:space="preserve"> Ele lhes disse: “Ouçam com atenção, levitas. Separem-se agora para o SENHOR e também separem o templo do SENHOR, o Deus dos seus antepassados. Retirem do santuário tudo o que é impuro ou profano.</w:t>
       </w:r>
     </w:p>
     <w:p>
@@ -13535,7 +13535,7 @@
         <w:rPr>
           <w:lang w:val="pt_PT" w:bidi="pt_PT"/>
         </w:rPr>
-        <w:t xml:space="preserve"> A consagração começou no primeiro dia do primeiro mês. No oitavo dia chegaram ao pórtico do SENHOR. Depois, por mais oito dias, consagraram o templo do SENHOR, concluindo o trabalho no dia dezesseis.</w:t>
+        <w:t xml:space="preserve"> A consagração começou no primeiro dia do primeiro mês. No oitavo dia chegaram ao pórtico do SENHOR. Depois, por mais oito dias, consagraram o templo do SENHOR, concluindo o trabalho no décimo sexto dia.</w:t>
       </w:r>
     </w:p>
     <w:p>
@@ -13703,7 +13703,7 @@
         <w:rPr>
           <w:lang w:val="pt_PT" w:bidi="pt_PT"/>
         </w:rPr>
-        <w:t xml:space="preserve"> O rei organizou os levitas no templo do SENHOR com címbalos, liras e harpas, conforme o que havia sido determinado por Davi, por Gade, vidente do rei, e pelo profeta Natã. Essa ordem veio do SENHOR por meio de seus profetas.</w:t>
+        <w:t xml:space="preserve"> O rei organizou os levitas no templo do SENHOR com címbalos, liras e harpas, conforme o que havia sido determinado por Davi, por Gade, vidente do rei, e pelo profeta Natã. Essa ordem veio do SENHOR por meio de Davi, de Gade e de Natã.</w:t>
       </w:r>
     </w:p>
     <w:p>
@@ -13913,7 +13913,7 @@
         <w:rPr>
           <w:lang w:val="pt_PT" w:bidi="pt_PT"/>
         </w:rPr>
-        <w:t xml:space="preserve"> Houve muitas ofertas queimadas, acompanhadas da gordura das ofertas de comunhão e das ofertas derramadas que iam junto com esses sacrifícios. Assim, o serviço no templo do SENHOR foi restaurado.</w:t>
+        <w:t xml:space="preserve"> Houve muitas ofertas queimadas, acompanhadas da gordura das ofertas de paz e das ofertas derramadas que iam junto com esses sacrifícios. Assim, o serviço no templo do SENHOR foi restaurado.</w:t>
       </w:r>
     </w:p>
     <w:p>
@@ -14076,7 +14076,7 @@
         <w:rPr>
           <w:lang w:val="pt_PT" w:bidi="pt_PT"/>
         </w:rPr>
-        <w:t xml:space="preserve"> Por ordem do rei, mensageiros percorreram Israel e Judá levando cartas assinadas pelo rei e por seus oficiais. A mensagem dizia: “Povo de Israel, voltem para o SENHOR, o Deus de Abraão, de Isaque e de Israel, para que ele se volte para vocês que restaram e escaparam do domínio dos reis da Assíria.</w:t>
+        <w:t xml:space="preserve"> Por ordem do rei, mensageiros percorreram Israel e Judá levando cartas assinadas pelo rei e por seus oficiais. A mensagem dizia: “Povo de Israel, voltem para o SENHOR, o Deus de Abraão, de Isaque e de Israel, para que ele se volte para vocês que restaram e escaparam do domínio do rei da Assíria.</w:t>
       </w:r>
     </w:p>
     <w:p>
@@ -14223,7 +14223,7 @@
         <w:rPr>
           <w:lang w:val="pt_PT" w:bidi="pt_PT"/>
         </w:rPr>
-        <w:t xml:space="preserve"> No segundo mês, uma grande multidão se reuniu em Jerusalém para celebrar a festa dos pães sem fermento.</w:t>
+        <w:t xml:space="preserve"> No segundo mês, uma grande multidão se reuniu em Jerusalém para celebrar a Festa dos Pães sem Fermento.</w:t>
       </w:r>
     </w:p>
     <w:p>
@@ -14328,7 +14328,7 @@
         <w:rPr>
           <w:lang w:val="pt_PT" w:bidi="pt_PT"/>
         </w:rPr>
-        <w:t xml:space="preserve"> Muitos dos que vieram de Efraim, de Manassés, de Issacar e de Zebulom não tinham se purificado, mas mesmo assim comeram a Páscoa, contrariando o que estava escrito. Porém Ezequias orou por eles, dizendo: “Que o SENHOR, que é bondoso, perdoe todo</w:t>
+        <w:t xml:space="preserve"> Muitos dos que vieram de Efraim, de Manassés, de Issacar e de Zebulom não tinham se purificado, mas, mesmo assim, comeram a Páscoa, contrariando o que estava escrito. Porém Ezequias orou por eles, dizendo: “Que o SENHOR, que é bondoso, perdoe todo</w:t>
       </w:r>
     </w:p>
     <w:p>
@@ -14370,7 +14370,7 @@
         <w:rPr>
           <w:lang w:val="pt_PT" w:bidi="pt_PT"/>
         </w:rPr>
-        <w:t xml:space="preserve"> O SENHOR ouviu a oração de Ezequias e não castigou o povo.</w:t>
+        <w:t xml:space="preserve"> O SENHOR ouviu a oração de Ezequias e curou o povo.</w:t>
       </w:r>
     </w:p>
     <w:p>
@@ -14391,7 +14391,7 @@
         <w:rPr>
           <w:lang w:val="pt_PT" w:bidi="pt_PT"/>
         </w:rPr>
-        <w:t xml:space="preserve"> Os israelitas que estavam em Jerusalém celebraram com grande alegria a festa dos pães sem fermento durante sete dias. Todos os dias, os levitas e os sacerdotes cantavam louvores ao SENHOR, acompanhados por instrumentos de som forte.</w:t>
+        <w:t xml:space="preserve"> Os israelitas que estavam em Jerusalém celebraram com grande alegria a Festa dos Pães sem Fermento durante sete dias. Todos os dias, os levitas e os sacerdotes cantavam louvores ao SENHOR, acompanhados por instrumentos de som forte.</w:t>
       </w:r>
     </w:p>
     <w:p>
@@ -14454,7 +14454,7 @@
         <w:rPr>
           <w:lang w:val="pt_PT" w:bidi="pt_PT"/>
         </w:rPr>
-        <w:t xml:space="preserve"> Ezequias, rei de Judá, ofereceu à assembleia mil novilhos e sete mil ovelhas e bodes; e os líderes também contribuíram com mil novilhos e dez mil ovelhas e bodes. Muitos sacerdotes se consagraram.</w:t>
+        <w:t xml:space="preserve"> Ezequias, rei de Judá, ofereceu à assembleia mil novilhos e sete mil animais do rebanho; e os líderes também contribuíram com mil novilhos e dez mil animais do rebanho. Muitos sacerdotes se consagraram.</w:t>
       </w:r>
     </w:p>
     <w:p>
@@ -14575,7 +14575,7 @@
         <w:rPr>
           <w:lang w:val="pt_PT" w:bidi="pt_PT"/>
         </w:rPr>
-        <w:t xml:space="preserve"> Ezequias organizou os sacerdotes e os levitas em escalas, conforme suas funções, para apresentarem ofertas queimadas e ofertas de comunhão, servir no ministério, render graças e cantar louvores junto às portas da casa do SENHOR.</w:t>
+        <w:t xml:space="preserve"> Ezequias organizou os sacerdotes e os levitas em escalas, conforme suas funções, para apresentar ofertas queimadas e ofertas de paz, servir no ministério, render graças e cantar louvores nos portões dos acampamentos do SENHOR.</w:t>
       </w:r>
     </w:p>
     <w:p>
@@ -14743,7 +14743,7 @@
         <w:rPr>
           <w:lang w:val="pt_PT" w:bidi="pt_PT"/>
         </w:rPr>
-        <w:t xml:space="preserve"> O sumo sacerdote Azarias, da família de Zadoque, respondeu: "Desde que o povo passou a trazer suas contribuições ao templo do SENHOR, temos tido o suficiente para comer e ainda sobra muito, porque o SENHOR tem abençoado o seu povo; esta é a grande quantidade que ficou”.</w:t>
+        <w:t xml:space="preserve"> O sumo sacerdote Azarias, da família de Zadoque, respondeu: “Desde que o povo passou a trazer suas contribuições ao templo do SENHOR, temos tido o suficiente para comer e ainda sobra muito, porque o SENHOR tem abençoado o seu povo; esta é a grande quantidade que ficou”.</w:t>
       </w:r>
     </w:p>
     <w:p>
@@ -14827,7 +14827,7 @@
         <w:rPr>
           <w:lang w:val="pt_PT" w:bidi="pt_PT"/>
         </w:rPr>
-        <w:t xml:space="preserve"> Coré, filho do levita Imna, guarda da porta leste, recebeu a tarefa de cuidar das ofertas voluntárias a Deus, distribuindo as contribuições dedicadas ao SENHOR e os dons consagrados.</w:t>
+        <w:t xml:space="preserve"> Coré, filho do levita Imna, guarda da porta leste, recebeu a tarefa de cuidar das ofertas voluntárias a Deus, distribuindo as contribuições dedicadas ao SENHOR e as coisas santíssimas.</w:t>
       </w:r>
     </w:p>
     <w:p>
@@ -15074,7 +15074,7 @@
         <w:rPr>
           <w:lang w:val="pt_PT" w:bidi="pt_PT"/>
         </w:rPr>
-        <w:t xml:space="preserve"> Muitos homens se reuniram e vedaram todas as nascentes e o ribeiro que cortava a região. Diziam entre si: "Por que permitir que os reis da Assíria cheguem e encontrem toda essa água?".</w:t>
+        <w:t xml:space="preserve"> Muitos homens se reuniram e vedaram todas as nascentes e o ribeiro que cortava a região. Diziam entre si: “Por que permitir que os reis da Assíria cheguem e encontrem toda essa água?”.</w:t>
       </w:r>
     </w:p>
     <w:p>
@@ -15179,7 +15179,7 @@
         <w:rPr>
           <w:lang w:val="pt_PT" w:bidi="pt_PT"/>
         </w:rPr>
-        <w:t xml:space="preserve"> Mais tarde, enquanto Senaqueribe e todo o seu exército sitiavam Láquis, enviou mensageiros a Jerusalém com esta mensagem a Ezequias e a todo o povo de Judá que vivia ali:</w:t>
+        <w:t xml:space="preserve"> Mais tarde, enquanto Senaqueribe e todo o seu exército sitiavam Laquis, enviou mensageiros a Jerusalém com esta mensagem a Ezequias e a todo o povo de Judá que vivia ali:</w:t>
       </w:r>
     </w:p>
     <w:p>
@@ -15200,7 +15200,7 @@
         <w:rPr>
           <w:lang w:val="pt_PT" w:bidi="pt_PT"/>
         </w:rPr>
-        <w:t xml:space="preserve"> "Assim fala Senaqueribe, rei da Assíria: em que vocês confiam, ao permanecerem cercados em Jerusalém?</w:t>
+        <w:t xml:space="preserve"> "Assim fala Senaqueribe, rei da Assíria: Em que vocês confiam, ao permanecerem cercados em Jerusalém?</w:t>
       </w:r>
     </w:p>
     <w:p>
@@ -15221,7 +15221,7 @@
         <w:rPr>
           <w:lang w:val="pt_PT" w:bidi="pt_PT"/>
         </w:rPr>
-        <w:t xml:space="preserve"> Quando Ezequias afirma: 'O SENHOR, nosso Deus, nos livrará das mãos do rei da Assíria', ele está iludindo vocês, para que morram de fome e de sede.</w:t>
+        <w:t xml:space="preserve"> Quando Ezequias afirma: ‘O SENHOR, nosso Deus, nos livrará das mãos do rei da Assíria’, ele está iludindo vocês, para que morram de fome e de sede.</w:t>
       </w:r>
     </w:p>
     <w:p>
@@ -15242,7 +15242,7 @@
         <w:rPr>
           <w:lang w:val="pt_PT" w:bidi="pt_PT"/>
         </w:rPr>
-        <w:t xml:space="preserve"> Não foi Ezequias quem removeu os altares desse deus e ordenou a Judá e a Jerusalém: 'Adorem diante de um único altar e ofereçam ali o incenso'?</w:t>
+        <w:t xml:space="preserve"> Não foi Ezequias quem removeu os altares desse deus e ordenou a Judá e a Jerusalém: ‘Adorem diante de um único altar e ofereçam ali o incenso’?</w:t>
       </w:r>
     </w:p>
     <w:p>
@@ -15305,7 +15305,7 @@
         <w:rPr>
           <w:lang w:val="pt_PT" w:bidi="pt_PT"/>
         </w:rPr>
-        <w:t xml:space="preserve"> Por isso, não deixem que Ezequias os engane dessa forma. Não acreditem nele, porque nenhum deus de qualquer nação ou reino jamais salvou o seu povo das minhas mãos ou das mãos dos reis que me precederam. Muito menos o deus de vocês os salvará das minhas mãos!".</w:t>
+        <w:t xml:space="preserve"> Por isso, não deixem que Ezequias os engane dessa forma. Não acreditem nele, porque nenhum deus de qualquer nação ou reino jamais salvou o seu povo das minhas mãos ou das mãos dos reis que me precederam. Muito menos o deus de vocês os salvará das minhas mãos!”.</w:t>
       </w:r>
     </w:p>
     <w:p>
@@ -15347,7 +15347,7 @@
         <w:rPr>
           <w:lang w:val="pt_PT" w:bidi="pt_PT"/>
         </w:rPr>
-        <w:t xml:space="preserve"> Senaqueribe também enviou cartas insultando o SENHOR, o Deus de Israel, e afirmando: "Assim como os deuses das outras nações não protegeram seus povos do meu poder, tampouco o deus de Ezequias livrará o seu povo das minhas mãos”.</w:t>
+        <w:t xml:space="preserve"> Senaqueribe também enviou cartas insultando o SENHOR, o Deus de Israel, e afirmando: “Assim como os deuses das outras nações não protegeram seus povos do meu poder, tampouco o deus de Ezequias livrará o seu povo das minhas mãos”.</w:t>
       </w:r>
     </w:p>
     <w:p>
@@ -15431,7 +15431,7 @@
         <w:rPr>
           <w:lang w:val="pt_PT" w:bidi="pt_PT"/>
         </w:rPr>
-        <w:t xml:space="preserve"> O SENHOR enviou um anjo que feriu todos os homens de combate e também os líderes e oficiais no acampamento do rei assírio; ele se retirou envergonhado para sua terra. Num dia, ao entrar no templo do seu deus, alguns de seus filhos o mataram à espada.</w:t>
+        <w:t xml:space="preserve"> O SENHOR enviou um anjo que destruiu os guerreiros valentes, além dos líderes e oficiais no acampamento do rei assírio; ele se retirou envergonhado para sua terra. Quando estava adorando no templo do seu deus, alguns de seus filhos o mataram à espada.</w:t>
       </w:r>
     </w:p>
     <w:p>
@@ -15494,7 +15494,7 @@
         <w:rPr>
           <w:lang w:val="pt_PT" w:bidi="pt_PT"/>
         </w:rPr>
-        <w:t xml:space="preserve"> Naquele tempo Ezequias adoeceu gravemente e quase morreu. Ele orou ao SENHOR, que lhe respondeu e lhe deu um sinal extraordinário.</w:t>
+        <w:t xml:space="preserve"> Naquele tempo Ezequias adoeceu gravemente e quase morreu. Ele orou ao SENHOR, que lhe respondeu e lhe deu um sinal.</w:t>
       </w:r>
     </w:p>
     <w:p>
@@ -15515,7 +15515,7 @@
         <w:rPr>
           <w:lang w:val="pt_PT" w:bidi="pt_PT"/>
         </w:rPr>
-        <w:t xml:space="preserve"> Porém Ezequias deixou‑se levar pelo orgulho e não retribuiu a bondade que recebera; por isso a ira do SENHOR veio sobre ele, sobre Judá e sobre Jerusalém.</w:t>
+        <w:t xml:space="preserve"> Porém Ezequias deixou‑se levar pelo orgulho e não retribuiu a bondade que tinha recebido; por isso a ira do SENHOR veio sobre ele, sobre Judá e sobre Jerusalém.</w:t>
       </w:r>
     </w:p>
     <w:p>
@@ -15599,7 +15599,7 @@
         <w:rPr>
           <w:lang w:val="pt_PT" w:bidi="pt_PT"/>
         </w:rPr>
-        <w:t xml:space="preserve"> Fundou cidades e reuniu muitos rebanhos, pois o SENHOR lhe dera abundância de bens.</w:t>
+        <w:t xml:space="preserve"> Fundou cidades e reuniu muitos rebanhos, pois o SENHOR lhe tinha dado abundância de bens.</w:t>
       </w:r>
     </w:p>
     <w:p>
@@ -15641,7 +15641,7 @@
         <w:rPr>
           <w:lang w:val="pt_PT" w:bidi="pt_PT"/>
         </w:rPr>
-        <w:t xml:space="preserve"> Quando os governantes da Babilônia enviaram uma delegação para perguntar sobre o sinal miraculoso que havia ocorrido no país, o SENHOR permitiu isso, para prová‑lo e para conhecer plenamente o que havia em seu coração.</w:t>
+        <w:t xml:space="preserve"> Quando os governantes da Babilônia enviaram uma delegação para perguntar sobre o sinal miraculoso que havia ocorrido no país, o SENHOR o deixou por conta própria, para prová‑lo e para conhecer plenamente o que havia em seu coração.</w:t>
       </w:r>
     </w:p>
     <w:p>
@@ -15720,7 +15720,7 @@
         <w:rPr>
           <w:lang w:val="pt_PT" w:bidi="pt_PT"/>
         </w:rPr>
-        <w:t xml:space="preserve"> Manassés assumiu o trono aos doze anos e governou cinquenta e cinco anos em Jerusalém.</w:t>
+        <w:t xml:space="preserve"> Manassés assumiu o trono aos 12 anos e governou 55 anos em Jerusalém.</w:t>
       </w:r>
     </w:p>
     <w:p>
@@ -15762,7 +15762,7 @@
         <w:rPr>
           <w:lang w:val="pt_PT" w:bidi="pt_PT"/>
         </w:rPr>
-        <w:t xml:space="preserve"> Reergueu os altares de idolatria que Ezequias, seu pai, havia derrubado; levantou também altares aos baalins e instalou postes sagrados. Ele inclinava-se e prestava culto ao sol, à lua e às estrelas.</w:t>
+        <w:t xml:space="preserve"> Reergueu os altares de idolatria que Ezequias, seu pai, havia derrubado; levantou também altares aos baalins e instalou postes de Aserá. Ele se inclinava e prestava culto ao sol, à lua e às estrelas.</w:t>
       </w:r>
     </w:p>
     <w:p>
@@ -15783,7 +15783,7 @@
         <w:rPr>
           <w:lang w:val="pt_PT" w:bidi="pt_PT"/>
         </w:rPr>
-        <w:t xml:space="preserve"> Mandou erguer altares dentro do santuário do SENHOR, e sobre esse lugar o SENHOR havia declarado: "Aqui guardarei o meu nome para sempre, em Jerusalém".</w:t>
+        <w:t xml:space="preserve"> Mandou erguer altares dentro do santuário do SENHOR, e sobre esse lugar o SENHOR havia declarado: “Aqui guardarei o meu nome para sempre, em Jerusalém”.</w:t>
       </w:r>
     </w:p>
     <w:p>
@@ -15846,7 +15846,7 @@
         <w:rPr>
           <w:lang w:val="pt_PT" w:bidi="pt_PT"/>
         </w:rPr>
-        <w:t xml:space="preserve"> Pegou a imagem esculpida que havia feito e a colocou no templo, sobre o qual Deus havia dito a Davi e a Salomão: "No templo e na cidade que escolhi entre as tribos de Israel, manterei o meu nome para sempre.</w:t>
+        <w:t xml:space="preserve"> Pegou a imagem esculpida que havia feito e a colocou no templo, sobre o qual Deus havia dito a Davi e a Salomão: “No templo e na cidade que escolhi entre as tribos de Israel, manterei o meu nome para sempre.</w:t>
       </w:r>
     </w:p>
     <w:p>
@@ -15867,7 +15867,7 @@
         <w:rPr>
           <w:lang w:val="pt_PT" w:bidi="pt_PT"/>
         </w:rPr>
-        <w:t xml:space="preserve"> Não expulsarei de novo os israelitas da terra que dei a seus antepassados, se eles cuidarem de obedecer a todas as leis, estatutos e ordens que lhes dei por meio de Moisés".</w:t>
+        <w:t xml:space="preserve"> Não expulsarei de novo os israelitas da terra que dei a seus antepassados, se eles cuidarem de obedecer a todas as leis, estatutos e ordens que lhes dei por meio de Moisés”.</w:t>
       </w:r>
     </w:p>
     <w:p>
@@ -15930,7 +15930,7 @@
         <w:rPr>
           <w:lang w:val="pt_PT" w:bidi="pt_PT"/>
         </w:rPr>
-        <w:t xml:space="preserve"> Por isso o SENHOR permitiu que os chefes do exército do rei da Assíria viessem contra eles; prenderam Manassés, lhe passaram um gancho no nariz e o algemaram com braceletes de bronze, e o levaram para a Babilônia.</w:t>
+        <w:t xml:space="preserve"> Por isso o SENHOR permitiu que os chefes do exército do rei da Assíria viessem contra eles; prenderam Manassés, lhe passaram ganchos no nariz, algemaram-no com braceletes de bronze e o levaram para a Babilônia.</w:t>
       </w:r>
     </w:p>
     <w:p>
@@ -16077,7 +16077,7 @@
         <w:rPr>
           <w:lang w:val="pt_PT" w:bidi="pt_PT"/>
         </w:rPr>
-        <w:t xml:space="preserve"> Os demais acontecimentos do reinado de Manassés, inclusive sua oração a Deus e as palavras que os profetas lhe disseram em nome do SENHOR, estão registrados na História dos Reis de Israel.</w:t>
+        <w:t xml:space="preserve"> Os demais acontecimentos do reinado de Manassés, inclusive sua oração a Deus e as palavras que os profetas lhe disseram em nome do SENHOR, estão registrados no Livro dos Reis de Israel.</w:t>
       </w:r>
     </w:p>
     <w:p>
@@ -16140,7 +16140,7 @@
         <w:rPr>
           <w:lang w:val="pt_PT" w:bidi="pt_PT"/>
         </w:rPr>
-        <w:t xml:space="preserve"> Amom tinha vinte e dois anos quando subiu ao trono e reinou dois anos em Jerusalém.</w:t>
+        <w:t xml:space="preserve"> Amom tinha 22 anos quando subiu ao trono e reinou 2 anos em Jerusalém.</w:t>
       </w:r>
     </w:p>
     <w:p>
@@ -16303,7 +16303,7 @@
         <w:rPr>
           <w:lang w:val="pt_PT" w:bidi="pt_PT"/>
         </w:rPr>
-        <w:t xml:space="preserve"> No 8º ano do seu reinado, ainda jovem, passou a buscar o SENHOR, o Deus de Davi. No 12º ano, começou a limpar Judá e Jerusalém, removendo os altares de ídolos, os postes sagrados, as imagens talhadas e os ídolos de metal.</w:t>
+        <w:t xml:space="preserve"> No oitavo ano do seu reinado, ainda jovem, passou a buscar o SENHOR, o Deus de Davi. No décimo segundo ano, começou a limpar Judá e Jerusalém, removendo os altares de ídolos, os postes sagrados, as imagens talhadas e os ídolos de metal.</w:t>
       </w:r>
     </w:p>
     <w:p>
@@ -16408,7 +16408,7 @@
         <w:rPr>
           <w:lang w:val="pt_PT" w:bidi="pt_PT"/>
         </w:rPr>
-        <w:t xml:space="preserve"> No 18º ano do seu governo, para purificar o país e o templo, enviou Safã, filho de Azalias, e Maaséias, governador da cidade, junto com Joá, filho do arquivista real Joacaz, para reformarem o templo do SENHOR, seu Deus.</w:t>
+        <w:t xml:space="preserve"> No décimo oitavo ano do seu governo, depois de purificar o país e o templo, enviou Safã, filho de Azalias, e Maaseias, governador da cidade, junto com Joá, filho do arquivista real Joacaz, para reformarem o templo do SENHOR, seu Deus.</w:t>
       </w:r>
     </w:p>
     <w:p>
@@ -16534,7 +16534,7 @@
         <w:rPr>
           <w:lang w:val="pt_PT" w:bidi="pt_PT"/>
         </w:rPr>
-        <w:t xml:space="preserve"> Enquanto reuniam a prata trazida ao templo do SENHOR, o sacerdote Hilquias achou o livro da Lei que o SENHOR havia dado por meio de Moisés.</w:t>
+        <w:t xml:space="preserve"> Enquanto reuniam a prata trazida ao templo do SENHOR, o sacerdote Hilquias achou o livro da Lei que o SENHOR tinha dado por meio de Moisés.</w:t>
       </w:r>
     </w:p>
     <w:p>
@@ -16555,7 +16555,7 @@
         <w:rPr>
           <w:lang w:val="pt_PT" w:bidi="pt_PT"/>
         </w:rPr>
-        <w:t xml:space="preserve"> Hilquias disse ao escrivão Safã: "Achei o livro da Lei no santuário do SENHOR", e entregou-o a Safã.</w:t>
+        <w:t xml:space="preserve"> Hilquias disse ao escrivão Safã: “Achei o livro da Lei no santuário do SENHOR”, e entregou-o a Safã.</w:t>
       </w:r>
     </w:p>
     <w:p>
@@ -16576,7 +16576,7 @@
         <w:rPr>
           <w:lang w:val="pt_PT" w:bidi="pt_PT"/>
         </w:rPr>
-        <w:t xml:space="preserve"> Safã levou o livro ao rei e informou: "Os teus servos estão cumprindo tudo o que lhes foi mandado".</w:t>
+        <w:t xml:space="preserve"> Safã levou o livro ao rei e informou: “Os seus servos estão cumprindo tudo o que lhes foi mandado”.</w:t>
       </w:r>
     </w:p>
     <w:p>
@@ -16597,7 +16597,7 @@
         <w:rPr>
           <w:lang w:val="pt_PT" w:bidi="pt_PT"/>
         </w:rPr>
-        <w:t xml:space="preserve"> Acrescentou: "Derreteram a prata que estava no templo do SENHOR e a entregaram aos supervisores e aos trabalhadores".</w:t>
+        <w:t xml:space="preserve"> Acrescentou: “Separaram a prata que estava no templo do SENHOR e a entregaram aos supervisores e aos trabalhadores”.</w:t>
       </w:r>
     </w:p>
     <w:p>
@@ -16618,7 +16618,7 @@
         <w:rPr>
           <w:lang w:val="pt_PT" w:bidi="pt_PT"/>
         </w:rPr>
-        <w:t xml:space="preserve"> E disse ainda: "O sacerdote Hilquias me deu um livro". Safã leu partes do livro ao rei.</w:t>
+        <w:t xml:space="preserve"> E disse ainda: “O sacerdote Hilquias me deu um livro”. Safã leu partes do livro ao rei.</w:t>
       </w:r>
     </w:p>
     <w:p>
@@ -16681,7 +16681,7 @@
         <w:rPr>
           <w:lang w:val="pt_PT" w:bidi="pt_PT"/>
         </w:rPr>
-        <w:t xml:space="preserve"> "Vão ao SENHOR e perguntem por mim e pelo remanescente de Israel e de Judá sobre o que está escrito neste livro que foi encontrado. A ira do SENHOR contra nós deve ser grande, porque nossos antepassados não obedeceram à palavra do SENHOR nem fizeram tudo o que nela está escrito”.</w:t>
+        <w:t xml:space="preserve"> "Vão ao SENHOR e perguntem por mim e pelo remanescente de Israel e de Judá sobre o que está escrito neste livro que foi encontrado. A ira do SENHOR contra nós deve ser grande, porque nossos antepassados não obedeceram à palavra do SENHOR nem fizeram tudo o que nele está escrito”.</w:t>
       </w:r>
     </w:p>
     <w:p>
@@ -16702,7 +16702,7 @@
         <w:rPr>
           <w:lang w:val="pt_PT" w:bidi="pt_PT"/>
         </w:rPr>
-        <w:t xml:space="preserve"> Hilquias e os homens que o rei enviara foram falar com a profetisa Hulda, esposa de Salum, responsável pelo guarda-roupa do templo, filha de Tocate e neta de Harás; ela morava no bairro novo de Jerusalém.</w:t>
+        <w:t xml:space="preserve"> Hilquias e os homens que o rei tinha enviado foram falar com a profetisa Hulda, esposa de Salum, responsável pelo guarda-roupa, filha de Tocate e neta de Harás; ela morava no bairro novo de Jerusalém.</w:t>
       </w:r>
     </w:p>
     <w:p>
@@ -16723,7 +16723,7 @@
         <w:rPr>
           <w:lang w:val="pt_PT" w:bidi="pt_PT"/>
         </w:rPr>
-        <w:t xml:space="preserve"> Ela lhes disse: "Assim diz o SENHOR, o Deus de Israel: "Digam ao homem que os enviou a mim:</w:t>
+        <w:t xml:space="preserve"> Ela lhes disse: “Assim diz o SENHOR, o Deus de Israel: ‘Digam ao homem que os enviou a mim:</w:t>
       </w:r>
     </w:p>
     <w:p>
@@ -16744,7 +16744,7 @@
         <w:rPr>
           <w:lang w:val="pt_PT" w:bidi="pt_PT"/>
         </w:rPr>
-        <w:t xml:space="preserve"> Assim diz o SENHOR: trarei calamidade sobre este lugar e sobre os seus habitantes; sobre eles cairão todas as maldições escritas no livro que foi lido diante do rei de Judá.</w:t>
+        <w:t xml:space="preserve"> Assim diz o SENHOR: Trarei calamidade sobre este lugar e sobre os seus habitantes; sobre eles cairão todas as maldições escritas no livro que foi lido diante do rei de Judá.</w:t>
       </w:r>
     </w:p>
     <w:p>
@@ -16765,7 +16765,7 @@
         <w:rPr>
           <w:lang w:val="pt_PT" w:bidi="pt_PT"/>
         </w:rPr>
-        <w:t xml:space="preserve"> Porque me abandonaram e queimaram incenso a outros deuses, irritando-me por causa dos ídolos feitos por suas mãos; a minha ira se voltará contra este lugar e não se apagará'.</w:t>
+        <w:t xml:space="preserve"> Porque me abandonaram e queimaram incenso a outros deuses, irritando-me por causa dos ídolos feitos por suas mãos; a minha ira se voltará contra este lugar e não se apagará’.</w:t>
       </w:r>
     </w:p>
     <w:p>
@@ -16786,7 +16786,7 @@
         <w:rPr>
           <w:lang w:val="pt_PT" w:bidi="pt_PT"/>
         </w:rPr>
-        <w:t xml:space="preserve"> Levem ao rei de Judá, que os mandou consultar o SENHOR, esta mensagem: 'Assim diz o SENHOR, o Deus de Israel, sobre as palavras que você ouviu:</w:t>
+        <w:t xml:space="preserve"> Levem ao rei de Judá, que os mandou consultar o SENHOR, esta mensagem: ‘Assim diz o SENHOR, o Deus de Israel, sobre as palavras que você ouviu:</w:t>
       </w:r>
     </w:p>
     <w:p>
@@ -16807,7 +16807,7 @@
         <w:rPr>
           <w:lang w:val="pt_PT" w:bidi="pt_PT"/>
         </w:rPr>
-        <w:t xml:space="preserve"> Visto que o seu coração se abriu e você se humilhou diante de Deus ao ouvir o que ele falou contra este lugar e seus moradores, e porque você se humilhou diante de mim, rasgando as suas roupas e chorando na minha presença, eu o ouvi, declara o SENHOR.</w:t>
+        <w:t xml:space="preserve"> Visto que o seu coração se tornou sensível e você se humilhou diante de Deus ao ouvir o que ele falou contra este lugar e seus moradores, e porque você se humilhou diante de mim, rasgando as suas roupas e chorando na minha presença, eu o ouvi, declara o SENHOR.</w:t>
       </w:r>
     </w:p>
     <w:p>
@@ -16828,7 +16828,7 @@
         <w:rPr>
           <w:lang w:val="pt_PT" w:bidi="pt_PT"/>
         </w:rPr>
-        <w:t xml:space="preserve"> Por isso, eu o reunirei aos seus antepassados; você será enterrado em paz e não verá a desgraça que trarei sobre este lugar e sobre os seus habitantes'”. Eles levaram essa resposta ao rei.</w:t>
+        <w:t xml:space="preserve"> Por isso, eu o reunirei aos seus antepassados; você será enterrado em paz e não verá a desgraça que trarei sobre este lugar e sobre os seus habitantes’”. Eles levaram essa resposta ao rei.</w:t>
       </w:r>
     </w:p>
     <w:p>
@@ -17012,7 +17012,7 @@
         <w:rPr>
           <w:lang w:val="pt_PT" w:bidi="pt_PT"/>
         </w:rPr>
-        <w:t xml:space="preserve"> Falou aos levitas que ensinavam todo o Israel e que haviam sido consagrados ao SENHOR: "Entrem com a arca santa no templo que Salomão, filho de Davi, mandou construir; não a carreguem mais de um lugar para outro sobre os ombros. A partir de agora, dediquem‑se ao serviço do SENHOR, ao Deus de vocês, e ao povo de Israel”.</w:t>
+        <w:t xml:space="preserve"> Falou aos levitas que ensinavam todo o Israel e que haviam sido consagrados ao SENHOR: “Coloquem a arca santa na casa que Salomão, filho de Davi, construiu; não a carreguem mais sobre os ombros. A partir de agora, dediquem‑se ao serviço do SENHOR, ao Deus de vocês, e ao povo de Israel.</w:t>
       </w:r>
     </w:p>
     <w:p>
@@ -17033,7 +17033,7 @@
         <w:rPr>
           <w:lang w:val="pt_PT" w:bidi="pt_PT"/>
         </w:rPr>
-        <w:t xml:space="preserve"> Arranjem‑se por famílias e por suas divisões, conforme a instrução escrita por Davi, rei de Israel, e por seu filho Salomão.</w:t>
+        <w:t xml:space="preserve"> Arranjem‑se por famílias e por suas divisões, conforme a instrução escrita por Davi, rei de Israel, e por seu filho Salomão”.</w:t>
       </w:r>
     </w:p>
     <w:p>
@@ -17054,7 +17054,7 @@
         <w:rPr>
           <w:lang w:val="pt_PT" w:bidi="pt_PT"/>
         </w:rPr>
-        <w:t xml:space="preserve"> Ele ordenou: "Permaneçam no lugar santo, com um grupo de levitas para cada divisão das famílias do povo”.</w:t>
+        <w:t xml:space="preserve"> Ele ordenou: “Permaneçam no lugar santo, com um grupo de levitas para cada divisão das famílias do povo”.</w:t>
       </w:r>
     </w:p>
     <w:p>
@@ -17075,7 +17075,7 @@
         <w:rPr>
           <w:lang w:val="pt_PT" w:bidi="pt_PT"/>
         </w:rPr>
-        <w:t xml:space="preserve"> Acrescentou: "Façam o abate dos cordeiros pascais, santifiquem‑se e preparem a carne para os seus irmãos de Israel, observando o que o SENHOR mandou por meio de Moisés”.</w:t>
+        <w:t xml:space="preserve"> Acrescentou: “Façam o abate dos cordeiros pascais, santifiquem‑se e preparem a carne para os seus irmãos de Israel, observando o que o SENHOR mandou por meio de Moisés”.</w:t>
       </w:r>
     </w:p>
     <w:p>
@@ -17117,7 +17117,7 @@
         <w:rPr>
           <w:lang w:val="pt_PT" w:bidi="pt_PT"/>
         </w:rPr>
-        <w:t xml:space="preserve"> Seus oficiais também contribuíram de livre vontade para o povo, para os sacerdotes e para os levitas. Hilquias, Zacarias e Jeiel, que cuidavam do serviço do templo de Deus, entregaram aos sacerdotes duas mil e seiscentas ovelhas e cabras e trezentos bois.</w:t>
+        <w:t xml:space="preserve"> Seus oficiais também contribuíram de livre vontade para o povo, para os sacerdotes e para os levitas. Hilquias, Zacarias e Jeiel, que cuidavam do serviço do templo de Deus, entregaram aos sacerdotes 2.600 ovelhas e cabras e 300 bois.</w:t>
       </w:r>
     </w:p>
     <w:p>
@@ -17201,7 +17201,7 @@
         <w:rPr>
           <w:lang w:val="pt_PT" w:bidi="pt_PT"/>
         </w:rPr>
-        <w:t xml:space="preserve"> Separaram também as ofertas queimadas para entregá‑los às divisões familiares do povo, para que cada grupo os oferecesse ao SENHOR, conforme está escrito no livro de Moisés; agiram do mesmo modo com os bois.</w:t>
+        <w:t xml:space="preserve"> Separaram também os holocaustos para entregá‑los às divisões familiares do povo, para que cada grupo os oferecesse ao SENHOR, conforme está escrito no livro de Moisés; fizeram o mesmo com os bois.</w:t>
       </w:r>
     </w:p>
     <w:p>
@@ -17327,7 +17327,7 @@
         <w:rPr>
           <w:lang w:val="pt_PT" w:bidi="pt_PT"/>
         </w:rPr>
-        <w:t xml:space="preserve"> Desde os tempos do profeta Samuel não se vira em Israel uma Páscoa assim; nenhum rei de Israel havia promovido uma celebração como a de Josias, junto com sacerdotes, levitas e todo Judá e Israel que estavam ali com o povo de Jerusalém.</w:t>
+        <w:t xml:space="preserve"> Desde os tempos do profeta Samuel não se via em Israel uma Páscoa assim; nenhum rei de Israel havia promovido uma celebração como a de Josias, junto com sacerdotes, levitas e todo Judá e Israel que estavam ali com o povo de Jerusalém.</w:t>
       </w:r>
     </w:p>
     <w:p>
@@ -17390,7 +17390,7 @@
         <w:rPr>
           <w:lang w:val="pt_PT" w:bidi="pt_PT"/>
         </w:rPr>
-        <w:t xml:space="preserve"> Neco, porém, enviou mensageiros a dizer‑lhe: "Não te metas nisso, ó rei de Judá. Hoje não vou guerrear contra ti, mas contra outro reino com o qual estou em conflito. O SENHOR me disse para me apressar; por isso não te oponhas ao SENHOR, que está comigo; se o fizeres, ele te destruirá”.</w:t>
+        <w:t xml:space="preserve"> Neco, porém, enviou mensageiros com esta mensagem: “Não se meta nisso, ó rei de Judá. Hoje não vou guerrear contra você, mas contra outro reino com o qual estou em conflito. O SENHOR me disse para me apressar; por isso não se oponha ao SENHOR, que está comigo; se o fizer, ele destruirá você”.</w:t>
       </w:r>
     </w:p>
     <w:p>
@@ -17432,7 +17432,7 @@
         <w:rPr>
           <w:lang w:val="pt_PT" w:bidi="pt_PT"/>
         </w:rPr>
-        <w:t xml:space="preserve"> Na luta, arqueiros feriram o rei Josias; então ele disse aos seus oficiais: "Tirem‑me daqui; estou gravemente ferido”.</w:t>
+        <w:t xml:space="preserve"> Na luta, arqueiros feriram o rei Josias; então ele disse aos seus oficiais: “Tirem‑me daqui; estou gravemente ferido”.</w:t>
       </w:r>
     </w:p>
     <w:p>
@@ -17474,7 +17474,7 @@
         <w:rPr>
           <w:lang w:val="pt_PT" w:bidi="pt_PT"/>
         </w:rPr>
-        <w:t xml:space="preserve"> Jeremias compôs um cântico de lamento por Josias, e até hoje os cantores e as cantoras entoam esses lamentos em sua memória; esses cânticos foram registrados no Livro das Lamentações.</w:t>
+        <w:t xml:space="preserve"> Jeremias compôs um cântico de lamento por Josias, e até hoje os cantores e as cantoras entoam esses lamentos em sua memória; esses cânticos foram registrados entre os lamentos tradicionais.</w:t>
       </w:r>
     </w:p>
     <w:p>
@@ -17516,7 +17516,7 @@
         <w:rPr>
           <w:lang w:val="pt_PT" w:bidi="pt_PT"/>
         </w:rPr>
-        <w:t xml:space="preserve"> todos os acontecimentos, do começo ao fim, estão anotados nos registros dos reis de Israel e de Judá.</w:t>
+        <w:t xml:space="preserve"> todos os acontecimentos, do começo ao fim, estão anotados no Livro dos Reis de Israel e de Judá.</w:t>
       </w:r>
     </w:p>
     <w:p>
@@ -17574,7 +17574,7 @@
         <w:rPr>
           <w:lang w:val="pt_PT" w:bidi="pt_PT"/>
         </w:rPr>
-        <w:t xml:space="preserve"> Jeoacaz tinha vinte e três anos quando começou a governar; reinou por três meses em Jerusalém.</w:t>
+        <w:t xml:space="preserve"> Jeoacaz tinha 23 anos quando começou a governar; reinou por 3 meses em Jerusalém.</w:t>
       </w:r>
     </w:p>
     <w:p>
@@ -17595,7 +17595,7 @@
         <w:rPr>
           <w:lang w:val="pt_PT" w:bidi="pt_PT"/>
         </w:rPr>
-        <w:t xml:space="preserve"> O rei do Egito o depôs em Jerusalém e exigiu de Judá um tributo de três mil e quinhentos quilos de prata e cerca de 35 quilos de ouro.</w:t>
+        <w:t xml:space="preserve"> O rei do Egito o depôs em Jerusalém e exigiu de Judá um tributo de 3.500 quilos de prata e cerca de 35 quilos de ouro.</w:t>
       </w:r>
     </w:p>
     <w:p>
@@ -17637,7 +17637,7 @@
         <w:rPr>
           <w:lang w:val="pt_PT" w:bidi="pt_PT"/>
         </w:rPr>
-        <w:t xml:space="preserve"> Jeoaquim tinha vinte e cinco anos ao subir ao trono e governou onze anos em Jerusalém.</w:t>
+        <w:t xml:space="preserve"> Jeoaquim tinha 25 anos ao subir ao trono e governou 11 anos em Jerusalém.</w:t>
       </w:r>
     </w:p>
     <w:p>
@@ -17679,7 +17679,7 @@
         <w:rPr>
           <w:lang w:val="pt_PT" w:bidi="pt_PT"/>
         </w:rPr>
-        <w:t xml:space="preserve"> Também levou para a Babilônia os objetos do serviço do templo do SENHOR e os guardou no templo do rei babilônico.</w:t>
+        <w:t xml:space="preserve"> Também levou para a Babilônia os objetos do serviço do templo do SENHOR e os guardou no templo do rei babilônio.</w:t>
       </w:r>
     </w:p>
     <w:p>
@@ -17700,7 +17700,7 @@
         <w:rPr>
           <w:lang w:val="pt_PT" w:bidi="pt_PT"/>
         </w:rPr>
-        <w:t xml:space="preserve"> Os outros fatos do reinado de Jeoaquim, as abominações que cometeu e tudo o que se achou contra ele, estão escritos nos registros dos reis de Israel e de Judá. Seu filho Joaquim o sucedeu.</w:t>
+        <w:t xml:space="preserve"> Os outros fatos do reinado de Jeoaquim, as abominações que cometeu e tudo o que se achou contra ele, estão escritos no Livro dos Reis de Israel e de Judá. Seu filho Joaquim o sucedeu.</w:t>
       </w:r>
     </w:p>
     <w:p>
@@ -17763,7 +17763,7 @@
         <w:rPr>
           <w:lang w:val="pt_PT" w:bidi="pt_PT"/>
         </w:rPr>
-        <w:t xml:space="preserve"> Zedequias tinha vinte e um anos quando assumiu o reinado; reinou onze anos em Jerusalém.</w:t>
+        <w:t xml:space="preserve"> Zedequias tinha 21 anos quando assumiu o reinado; reinou 11 anos em Jerusalém.</w:t>
       </w:r>
     </w:p>
     <w:p>
@@ -18015,7 +18015,7 @@
         <w:rPr>
           <w:lang w:val="pt_PT" w:bidi="pt_PT"/>
         </w:rPr>
-        <w:t xml:space="preserve"> e Ciro fez uma proclamação por todo o seu reino e a registrou por escrito, dizendo: "Eu, Ciro, rei da Pérsia, declaro que o SENHOR, o Deus dos céus, me entregou todos os reinos da terra e me escolheu para levantar um templo em Jerusalém, na terra de Judá. Quem entre vocês for do seu povo, que suba a Jerusalém; que o SENHOR, o seu Deus, o acompanhe”.</w:t>
+        <w:t xml:space="preserve"> e Ciro fez uma proclamação por todo o seu reino e a registrou por escrito, dizendo: “Eu, Ciro, rei da Pérsia, declaro que o SENHOR, o Deus dos céus, me entregou todos os reinos da terra e me escolheu para levantar um templo em Jerusalém, na terra de Judá. Quem entre vocês for do seu povo, que suba a Jerusalém; que o SENHOR, o seu Deus, o acompanhe”.</w:t>
       </w:r>
     </w:p>
     <w:sectPr>
